--- a/docs/ho-so/EIDE-POL-17_Quy_tac_chinh_sach.docx
+++ b/docs/ho-so/EIDE-POL-17_Quy_tac_chinh_sach.docx
@@ -277,7 +277,7 @@
                 <w:sz w:val="21"/>
                 <w:szCs w:val="21"/>
               </w:rPr>
-              <w:t xml:space="preserve">1.0 — phát hành cùng bộ hồ sơ v1.2 (bổ sung theo Rà soát đủ điều kiện phát triển)</w:t>
+              <w:t xml:space="preserve">1.1 — DEV-011: G-SRC-06 (tài liệu có thể không đúng linh kiện) đổi priority 25 → 5. Ở 25 nó nằm sau G-SRC-01 (10), nên tài liệu từ tên miền tin cậy được tự duyệt mà match_score không bao giờ được xét. Tình huống S06 nay ra đúng "ASK G-SRC-06".</w:t>
             </w:r>
           </w:p>
         </w:tc>
@@ -1217,6 +1217,148 @@
                 <w:szCs w:val="21"/>
               </w:rPr>
               <w:t xml:space="preserve">Phát hành lần đầu — bổ sung lĩnh vực L08</w:t>
+            </w:r>
+          </w:p>
+        </w:tc>
+      </w:tr>
+      <w:tr>
+        <w:tc>
+          <w:tcPr>
+            <w:tcW w:type="dxa" w:w="1500"/>
+            <w:tcBorders>
+              <w:top w:val="single" w:color="7F7F7F" w:sz="4"/>
+              <w:left w:val="single" w:color="7F7F7F" w:sz="4"/>
+              <w:bottom w:val="single" w:color="7F7F7F" w:sz="4"/>
+              <w:right w:val="single" w:color="7F7F7F" w:sz="4"/>
+            </w:tcBorders>
+            <w:shd w:fill="F2F6FB" w:color="auto" w:val="clear"/>
+            <w:tcMar>
+              <w:top w:type="dxa" w:w="50"/>
+              <w:left w:type="dxa" w:w="80"/>
+              <w:bottom w:type="dxa" w:w="50"/>
+              <w:right w:type="dxa" w:w="80"/>
+            </w:tcMar>
+            <w:vAlign w:val="top"/>
+          </w:tcPr>
+          <w:p>
+            <w:pPr>
+              <w:spacing w:after="30" w:line="264"/>
+              <w:jc w:val="left"/>
+            </w:pPr>
+            <w:r>
+              <w:rPr>
+                <w:rFonts w:ascii="Times New Roman" w:cs="Times New Roman" w:eastAsia="Times New Roman" w:hAnsi="Times New Roman"/>
+                <w:b/>
+                <w:bCs/>
+                <w:sz w:val="21"/>
+                <w:szCs w:val="21"/>
+              </w:rPr>
+              <w:t xml:space="preserve">1.1</w:t>
+            </w:r>
+          </w:p>
+        </w:tc>
+        <w:tc>
+          <w:tcPr>
+            <w:tcW w:type="dxa" w:w="1700"/>
+            <w:tcBorders>
+              <w:top w:val="single" w:color="7F7F7F" w:sz="4"/>
+              <w:left w:val="single" w:color="7F7F7F" w:sz="4"/>
+              <w:bottom w:val="single" w:color="7F7F7F" w:sz="4"/>
+              <w:right w:val="single" w:color="7F7F7F" w:sz="4"/>
+            </w:tcBorders>
+            <w:shd w:fill="F2F6FB" w:color="auto" w:val="clear"/>
+            <w:tcMar>
+              <w:top w:type="dxa" w:w="50"/>
+              <w:left w:type="dxa" w:w="80"/>
+              <w:bottom w:type="dxa" w:w="50"/>
+              <w:right w:type="dxa" w:w="80"/>
+            </w:tcMar>
+            <w:vAlign w:val="top"/>
+          </w:tcPr>
+          <w:p>
+            <w:pPr>
+              <w:spacing w:after="30" w:line="264"/>
+              <w:jc w:val="left"/>
+            </w:pPr>
+            <w:r>
+              <w:rPr>
+                <w:rFonts w:ascii="Times New Roman" w:cs="Times New Roman" w:eastAsia="Times New Roman" w:hAnsi="Times New Roman"/>
+                <w:b w:val="false"/>
+                <w:bCs w:val="false"/>
+                <w:sz w:val="21"/>
+                <w:szCs w:val="21"/>
+              </w:rPr>
+              <w:t xml:space="preserve">06/09/2026</w:t>
+            </w:r>
+          </w:p>
+        </w:tc>
+        <w:tc>
+          <w:tcPr>
+            <w:tcW w:type="dxa" w:w="2100"/>
+            <w:tcBorders>
+              <w:top w:val="single" w:color="7F7F7F" w:sz="4"/>
+              <w:left w:val="single" w:color="7F7F7F" w:sz="4"/>
+              <w:bottom w:val="single" w:color="7F7F7F" w:sz="4"/>
+              <w:right w:val="single" w:color="7F7F7F" w:sz="4"/>
+            </w:tcBorders>
+            <w:shd w:fill="F2F6FB" w:color="auto" w:val="clear"/>
+            <w:tcMar>
+              <w:top w:type="dxa" w:w="50"/>
+              <w:left w:type="dxa" w:w="80"/>
+              <w:bottom w:type="dxa" w:w="50"/>
+              <w:right w:type="dxa" w:w="80"/>
+            </w:tcMar>
+            <w:vAlign w:val="top"/>
+          </w:tcPr>
+          <w:p>
+            <w:pPr>
+              <w:spacing w:after="30" w:line="264"/>
+              <w:jc w:val="left"/>
+            </w:pPr>
+            <w:r>
+              <w:rPr>
+                <w:rFonts w:ascii="Times New Roman" w:cs="Times New Roman" w:eastAsia="Times New Roman" w:hAnsi="Times New Roman"/>
+                <w:b w:val="false"/>
+                <w:bCs w:val="false"/>
+                <w:sz w:val="21"/>
+                <w:szCs w:val="21"/>
+              </w:rPr>
+              <w:t xml:space="preserve">Vũ Trí Công</w:t>
+            </w:r>
+          </w:p>
+        </w:tc>
+        <w:tc>
+          <w:tcPr>
+            <w:tcW w:type="dxa" w:w="4000"/>
+            <w:tcBorders>
+              <w:top w:val="single" w:color="7F7F7F" w:sz="4"/>
+              <w:left w:val="single" w:color="7F7F7F" w:sz="4"/>
+              <w:bottom w:val="single" w:color="7F7F7F" w:sz="4"/>
+              <w:right w:val="single" w:color="7F7F7F" w:sz="4"/>
+            </w:tcBorders>
+            <w:shd w:fill="F2F6FB" w:color="auto" w:val="clear"/>
+            <w:tcMar>
+              <w:top w:type="dxa" w:w="50"/>
+              <w:left w:type="dxa" w:w="80"/>
+              <w:bottom w:type="dxa" w:w="50"/>
+              <w:right w:type="dxa" w:w="80"/>
+            </w:tcMar>
+            <w:vAlign w:val="top"/>
+          </w:tcPr>
+          <w:p>
+            <w:pPr>
+              <w:spacing w:after="30" w:line="264"/>
+              <w:jc w:val="left"/>
+            </w:pPr>
+            <w:r>
+              <w:rPr>
+                <w:rFonts w:ascii="Times New Roman" w:cs="Times New Roman" w:eastAsia="Times New Roman" w:hAnsi="Times New Roman"/>
+                <w:b w:val="false"/>
+                <w:bCs w:val="false"/>
+                <w:sz w:val="21"/>
+                <w:szCs w:val="21"/>
+              </w:rPr>
+              <w:t xml:space="preserve">DEV-011: G-SRC-06 (tài liệu có thể không đúng linh kiện) đổi priority 25 → 5. Ở 25 nó nằm sau G-SRC-01 (10), nên tài liệu từ tên miền tin cậy được tự duyệt mà match_score không bao giờ được xét. Tình huống S06 nay ra đúng "ASK G-SRC-06".</w:t>
             </w:r>
           </w:p>
         </w:tc>
@@ -3460,7 +3602,7 @@
                 <w:sz w:val="18"/>
                 <w:szCs w:val="18"/>
               </w:rPr>
-              <w:t xml:space="preserve">25</w:t>
+              <w:t xml:space="preserve">5</w:t>
             </w:r>
           </w:p>
         </w:tc>
@@ -21045,6 +21187,21 @@
         <w:t xml:space="preserve">[67] V. T. Công, "EIDE-Rà soát đủ điều kiện phát triển (EIDE_Ra_soat_Du_dieu_kien_Phat_trien.xlsx)," 05/09/2026.</w:t>
       </w:r>
     </w:p>
+    <w:p>
+      <w:pPr>
+        <w:spacing w:after="100" w:line="276"/>
+        <w:ind w:left="567" w:hanging="567"/>
+        <w:jc w:val="left"/>
+      </w:pPr>
+      <w:r>
+        <w:rPr>
+          <w:rFonts w:ascii="Times New Roman" w:cs="Times New Roman" w:eastAsia="Times New Roman" w:hAnsi="Times New Roman"/>
+          <w:sz w:val="24"/>
+          <w:szCs w:val="24"/>
+        </w:rPr>
+        <w:t xml:space="preserve">[68] Anthropic, "Claude Code documentation — memory (CLAUDE.md), slash commands, hooks, settings," Claude Docs, 2026. [Online]. Available: https://docs.claude.com/en/docs/claude-code</w:t>
+      </w:r>
+    </w:p>
     <w:sectPr>
       <w:headerReference w:type="default" r:id="rId7"/>
       <w:footerReference w:type="default" r:id="rId8"/>
@@ -21181,7 +21338,7 @@
         <w:sz w:val="20"/>
         <w:szCs w:val="20"/>
       </w:rPr>
-      <w:t xml:space="preserve">EIDE-POL-17 · Quy tắc chính sách tự chủ · v1.0</w:t>
+      <w:t xml:space="preserve">EIDE-POL-17 · Quy tắc chính sách tự chủ · v1.1</w:t>
     </w:r>
   </w:p>
 </w:hdr>

--- a/docs/ho-so/EIDE-POL-17_Quy_tac_chinh_sach.docx
+++ b/docs/ho-so/EIDE-POL-17_Quy_tac_chinh_sach.docx
@@ -48,7 +48,7 @@
           <w:sz w:val="22"/>
           <w:szCs w:val="22"/>
         </w:rPr>
-        <w:t xml:space="preserve">Chuyển EIDE-APD-08 thành đặc tả lập trình được: mô hình quyết định, bảng quy tắc theo cổng, danh sách trắng, schema autonomy.yaml, hoàn tác theo loại, máy trạng thái leo thang và dừng khẩn, học ngưỡng, 40 tình huống kiểm thử</w:t>
+        <w:t xml:space="preserve">Chuyển EIDE-APD-08 thành đặc tả lập trình được: mô hình quyết định, bảng quy tắc theo cổng, danh sách trắng, schema autonomy.yaml, hoàn tác theo loại, máy trạng thái leo thang và dừng khẩn, học ngưỡng, 48 tình huống kiểm thử</w:t>
       </w:r>
     </w:p>
     <w:tbl>
@@ -277,7 +277,7 @@
                 <w:sz w:val="21"/>
                 <w:szCs w:val="21"/>
               </w:rPr>
-              <w:t xml:space="preserve">1.1 — DEV-011: G-SRC-06 (tài liệu có thể không đúng linh kiện) đổi priority 25 → 5. Ở 25 nó nằm sau G-SRC-01 (10), nên tài liệu từ tên miền tin cậy được tự duyệt mà match_score không bao giờ được xét. Tình huống S06 nay ra đúng "ASK G-SRC-06".</w:t>
+              <w:t xml:space="preserve">1.2 — Đồng bộ nhóm POL sau Sprint 1. §1: nói rõ tầng T2 mượn mã quy tắc và lý do từ dải chặn (ưu tiên ≤ 5) thay vì trả về một mã chung, để G-OPS-02 và G5-02 không còn là quy tắc chết (DEV-012); và đặc trưng chưa được cung cấp luôn coi là SAI, kể cả khi viết dạng tên trần (DEV-033). §2: G-OPS-06 thêm điều kiện op nên không còn khớp lệnh cài gói (DEV-032); thêm cổng G-WL với ba quy tắc cho việc đổi danh sách trắng (DEV-031). §3: danh sách thứ tư đổi tên lab_boards → boards cho khớp schema §4, vốn khai additionalProperties: false nên từ chối chính cái tên §3 bảo dùng (DEV-030); bổ sung ba điểm về giới hạn của niêm. §5: phạm vi cửa sổ hoàn tác trên hai nhật ký và yêu cầu ReviewQueue gộp cả hai (DEV-014); giá trị mặc định của defaults.yaml (DEV-001). §8: thêm S46–S48 phủ cổng G-WL.</w:t>
             </w:r>
           </w:p>
         </w:tc>
@@ -1359,6 +1359,144 @@
                 <w:szCs w:val="21"/>
               </w:rPr>
               <w:t xml:space="preserve">DEV-011: G-SRC-06 (tài liệu có thể không đúng linh kiện) đổi priority 25 → 5. Ở 25 nó nằm sau G-SRC-01 (10), nên tài liệu từ tên miền tin cậy được tự duyệt mà match_score không bao giờ được xét. Tình huống S06 nay ra đúng "ASK G-SRC-06".</w:t>
+            </w:r>
+          </w:p>
+        </w:tc>
+      </w:tr>
+      <w:tr>
+        <w:tc>
+          <w:tcPr>
+            <w:tcW w:type="dxa" w:w="1500"/>
+            <w:tcBorders>
+              <w:top w:val="single" w:color="7F7F7F" w:sz="4"/>
+              <w:left w:val="single" w:color="7F7F7F" w:sz="4"/>
+              <w:bottom w:val="single" w:color="7F7F7F" w:sz="4"/>
+              <w:right w:val="single" w:color="7F7F7F" w:sz="4"/>
+            </w:tcBorders>
+            <w:tcMar>
+              <w:top w:type="dxa" w:w="50"/>
+              <w:left w:type="dxa" w:w="80"/>
+              <w:bottom w:type="dxa" w:w="50"/>
+              <w:right w:type="dxa" w:w="80"/>
+            </w:tcMar>
+            <w:vAlign w:val="top"/>
+          </w:tcPr>
+          <w:p>
+            <w:pPr>
+              <w:spacing w:after="30" w:line="264"/>
+              <w:jc w:val="left"/>
+            </w:pPr>
+            <w:r>
+              <w:rPr>
+                <w:rFonts w:ascii="Times New Roman" w:cs="Times New Roman" w:eastAsia="Times New Roman" w:hAnsi="Times New Roman"/>
+                <w:b/>
+                <w:bCs/>
+                <w:sz w:val="21"/>
+                <w:szCs w:val="21"/>
+              </w:rPr>
+              <w:t xml:space="preserve">1.2</w:t>
+            </w:r>
+          </w:p>
+        </w:tc>
+        <w:tc>
+          <w:tcPr>
+            <w:tcW w:type="dxa" w:w="1700"/>
+            <w:tcBorders>
+              <w:top w:val="single" w:color="7F7F7F" w:sz="4"/>
+              <w:left w:val="single" w:color="7F7F7F" w:sz="4"/>
+              <w:bottom w:val="single" w:color="7F7F7F" w:sz="4"/>
+              <w:right w:val="single" w:color="7F7F7F" w:sz="4"/>
+            </w:tcBorders>
+            <w:tcMar>
+              <w:top w:type="dxa" w:w="50"/>
+              <w:left w:type="dxa" w:w="80"/>
+              <w:bottom w:type="dxa" w:w="50"/>
+              <w:right w:type="dxa" w:w="80"/>
+            </w:tcMar>
+            <w:vAlign w:val="top"/>
+          </w:tcPr>
+          <w:p>
+            <w:pPr>
+              <w:spacing w:after="30" w:line="264"/>
+              <w:jc w:val="left"/>
+            </w:pPr>
+            <w:r>
+              <w:rPr>
+                <w:rFonts w:ascii="Times New Roman" w:cs="Times New Roman" w:eastAsia="Times New Roman" w:hAnsi="Times New Roman"/>
+                <w:b w:val="false"/>
+                <w:bCs w:val="false"/>
+                <w:sz w:val="21"/>
+                <w:szCs w:val="21"/>
+              </w:rPr>
+              <w:t xml:space="preserve">06/09/2026</w:t>
+            </w:r>
+          </w:p>
+        </w:tc>
+        <w:tc>
+          <w:tcPr>
+            <w:tcW w:type="dxa" w:w="2100"/>
+            <w:tcBorders>
+              <w:top w:val="single" w:color="7F7F7F" w:sz="4"/>
+              <w:left w:val="single" w:color="7F7F7F" w:sz="4"/>
+              <w:bottom w:val="single" w:color="7F7F7F" w:sz="4"/>
+              <w:right w:val="single" w:color="7F7F7F" w:sz="4"/>
+            </w:tcBorders>
+            <w:tcMar>
+              <w:top w:type="dxa" w:w="50"/>
+              <w:left w:type="dxa" w:w="80"/>
+              <w:bottom w:type="dxa" w:w="50"/>
+              <w:right w:type="dxa" w:w="80"/>
+            </w:tcMar>
+            <w:vAlign w:val="top"/>
+          </w:tcPr>
+          <w:p>
+            <w:pPr>
+              <w:spacing w:after="30" w:line="264"/>
+              <w:jc w:val="left"/>
+            </w:pPr>
+            <w:r>
+              <w:rPr>
+                <w:rFonts w:ascii="Times New Roman" w:cs="Times New Roman" w:eastAsia="Times New Roman" w:hAnsi="Times New Roman"/>
+                <w:b w:val="false"/>
+                <w:bCs w:val="false"/>
+                <w:sz w:val="21"/>
+                <w:szCs w:val="21"/>
+              </w:rPr>
+              <w:t xml:space="preserve">Vũ Trí Công</w:t>
+            </w:r>
+          </w:p>
+        </w:tc>
+        <w:tc>
+          <w:tcPr>
+            <w:tcW w:type="dxa" w:w="4000"/>
+            <w:tcBorders>
+              <w:top w:val="single" w:color="7F7F7F" w:sz="4"/>
+              <w:left w:val="single" w:color="7F7F7F" w:sz="4"/>
+              <w:bottom w:val="single" w:color="7F7F7F" w:sz="4"/>
+              <w:right w:val="single" w:color="7F7F7F" w:sz="4"/>
+            </w:tcBorders>
+            <w:tcMar>
+              <w:top w:type="dxa" w:w="50"/>
+              <w:left w:type="dxa" w:w="80"/>
+              <w:bottom w:type="dxa" w:w="50"/>
+              <w:right w:type="dxa" w:w="80"/>
+            </w:tcMar>
+            <w:vAlign w:val="top"/>
+          </w:tcPr>
+          <w:p>
+            <w:pPr>
+              <w:spacing w:after="30" w:line="264"/>
+              <w:jc w:val="left"/>
+            </w:pPr>
+            <w:r>
+              <w:rPr>
+                <w:rFonts w:ascii="Times New Roman" w:cs="Times New Roman" w:eastAsia="Times New Roman" w:hAnsi="Times New Roman"/>
+                <w:b w:val="false"/>
+                <w:bCs w:val="false"/>
+                <w:sz w:val="21"/>
+                <w:szCs w:val="21"/>
+              </w:rPr>
+              <w:t xml:space="preserve">Đồng bộ nhóm POL sau Sprint 1. §1: nói rõ tầng T2 mượn mã quy tắc và lý do từ dải chặn (ưu tiên ≤ 5) thay vì trả về một mã chung, để G-OPS-02 và G5-02 không còn là quy tắc chết (DEV-012); và đặc trưng chưa được cung cấp luôn coi là SAI, kể cả khi viết dạng tên trần (DEV-033). §2: G-OPS-06 thêm điều kiện op nên không còn khớp lệnh cài gói (DEV-032); thêm cổng G-WL với ba quy tắc cho việc đổi danh sách trắng (DEV-031). §3: danh sách thứ tư đổi tên lab_boards → boards cho khớp schema §4, vốn khai additionalProperties: false nên từ chối chính cái tên §3 bảo dùng (DEV-030); bổ sung ba điểm về giới hạn của niêm. §5: phạm vi cửa sổ hoàn tác trên hai nhật ký và yêu cầu ReviewQueue gộp cả hai (DEV-014); giá trị mặc định của defaults.yaml (DEV-001). §8: thêm S46–S48 phủ cổng G-WL.</w:t>
             </w:r>
           </w:p>
         </w:tc>
@@ -1998,6 +2136,136 @@
         </w:tc>
       </w:tr>
     </w:tbl>
+    <w:p>
+      <w:pPr>
+        <w:spacing w:after="60"/>
+      </w:pPr>
+      <w:r>
+        <w:rPr>
+          <w:rFonts w:ascii="Times New Roman" w:cs="Times New Roman" w:eastAsia="Times New Roman" w:hAnsi="Times New Roman"/>
+          <w:sz w:val="26"/>
+          <w:szCs w:val="26"/>
+        </w:rPr>
+        <w:t xml:space="preserve"/>
+      </w:r>
+    </w:p>
+    <w:p>
+      <w:pPr>
+        <w:spacing w:after="120" w:line="360"/>
+        <w:ind w:firstLine="0"/>
+        <w:jc w:val="both"/>
+      </w:pPr>
+      <w:r>
+        <w:rPr>
+          <w:rFonts w:ascii="Times New Roman" w:cs="Times New Roman" w:eastAsia="Times New Roman" w:hAnsi="Times New Roman"/>
+          <w:b/>
+          <w:bCs/>
+          <w:sz w:val="26"/>
+          <w:szCs w:val="26"/>
+        </w:rPr>
+        <w:t xml:space="preserve">Tầng T2 tra bảng quy tắc trước khi trả lời.</w:t>
+      </w:r>
+      <w:r>
+        <w:rPr>
+          <w:rFonts w:ascii="Times New Roman" w:cs="Times New Roman" w:eastAsia="Times New Roman" w:hAnsi="Times New Roman"/>
+          <w:sz w:val="26"/>
+          <w:szCs w:val="26"/>
+        </w:rPr>
+        <w:t xml:space="preserve"> Ngưỡng cứng của T2 ép ASK, nhưng nếu nó trả về ngay một mã chung như `HARD-R4` thì hai quy tắc `G-OPS-02` ("Không hoàn tác") và `G5-02` ("Công khai") không bao giờ thắng — chúng nói về chính những hành động R4 mà T2 vừa chặn, nên chúng thành quy tắc chết và `decision_log` chỉ còn ghi lớp rủi ro chứ không ghi </w:t>
+      </w:r>
+      <w:r>
+        <w:rPr>
+          <w:rFonts w:ascii="Times New Roman" w:cs="Times New Roman" w:eastAsia="Times New Roman" w:hAnsi="Times New Roman"/>
+          <w:b/>
+          <w:bCs/>
+          <w:sz w:val="26"/>
+          <w:szCs w:val="26"/>
+        </w:rPr>
+        <w:t xml:space="preserve">điều gì sắp xảy ra</w:t>
+      </w:r>
+      <w:r>
+        <w:rPr>
+          <w:rFonts w:ascii="Times New Roman" w:cs="Times New Roman" w:eastAsia="Times New Roman" w:hAnsi="Times New Roman"/>
+          <w:sz w:val="26"/>
+          <w:szCs w:val="26"/>
+        </w:rPr>
+        <w:t xml:space="preserve">. Người duyệt đọc nhật ký để quyết định, nên đó là mất mát thật. Vì vậy T2 tra bảng §2 để </w:t>
+      </w:r>
+      <w:r>
+        <w:rPr>
+          <w:rFonts w:ascii="Times New Roman" w:cs="Times New Roman" w:eastAsia="Times New Roman" w:hAnsi="Times New Roman"/>
+          <w:b/>
+          <w:bCs/>
+          <w:sz w:val="26"/>
+          <w:szCs w:val="26"/>
+        </w:rPr>
+        <w:t xml:space="preserve">mượn</w:t>
+      </w:r>
+      <w:r>
+        <w:rPr>
+          <w:rFonts w:ascii="Times New Roman" w:cs="Times New Roman" w:eastAsia="Times New Roman" w:hAnsi="Times New Roman"/>
+          <w:sz w:val="26"/>
+          <w:szCs w:val="26"/>
+        </w:rPr>
+        <w:t xml:space="preserve"> mã quy tắc và lý do, nhưng chỉ mượn từ dải chặn — quy tắc có ưu tiên ≤ 5. Quy tắc ưu tiên lớn hơn là lời khuyên chung; dùng nó làm lý do cho một hành động R4 là nói nhỏ đi mức nghiêm trọng (ví dụ giải thích một lệnh xóa flash bằng "Board chưa đánh dấu lab"). Và T2 chỉ </w:t>
+      </w:r>
+      <w:r>
+        <w:rPr>
+          <w:rFonts w:ascii="Times New Roman" w:cs="Times New Roman" w:eastAsia="Times New Roman" w:hAnsi="Times New Roman"/>
+          <w:b/>
+          <w:bCs/>
+          <w:sz w:val="26"/>
+          <w:szCs w:val="26"/>
+        </w:rPr>
+        <w:t xml:space="preserve">siết</w:t>
+      </w:r>
+      <w:r>
+        <w:rPr>
+          <w:rFonts w:ascii="Times New Roman" w:cs="Times New Roman" w:eastAsia="Times New Roman" w:hAnsi="Times New Roman"/>
+          <w:sz w:val="26"/>
+          <w:szCs w:val="26"/>
+        </w:rPr>
+        <w:t xml:space="preserve">, không nới: một quy tắc APPROVE gặp ngưỡng cứng vẫn ra ASK. Xem DEVIATIONS DEV-012.</w:t>
+      </w:r>
+    </w:p>
+    <w:p>
+      <w:pPr>
+        <w:spacing w:after="60"/>
+      </w:pPr>
+      <w:r>
+        <w:rPr>
+          <w:rFonts w:ascii="Times New Roman" w:cs="Times New Roman" w:eastAsia="Times New Roman" w:hAnsi="Times New Roman"/>
+          <w:sz w:val="26"/>
+          <w:szCs w:val="26"/>
+        </w:rPr>
+        <w:t xml:space="preserve"/>
+      </w:r>
+    </w:p>
+    <w:p>
+      <w:pPr>
+        <w:spacing w:after="120" w:line="360"/>
+        <w:ind w:firstLine="0"/>
+        <w:jc w:val="both"/>
+      </w:pPr>
+      <w:r>
+        <w:rPr>
+          <w:rFonts w:ascii="Times New Roman" w:cs="Times New Roman" w:eastAsia="Times New Roman" w:hAnsi="Times New Roman"/>
+          <w:b/>
+          <w:bCs/>
+          <w:sz w:val="26"/>
+          <w:szCs w:val="26"/>
+        </w:rPr>
+        <w:t xml:space="preserve">Đặc trưng chưa được cung cấp luôn được coi là SAI</w:t>
+      </w:r>
+      <w:r>
+        <w:rPr>
+          <w:rFonts w:ascii="Times New Roman" w:cs="Times New Roman" w:eastAsia="Times New Roman" w:hAnsi="Times New Roman"/>
+          <w:sz w:val="26"/>
+          <w:szCs w:val="26"/>
+        </w:rPr>
+        <w:t xml:space="preserve">, dù nó viết dưới dạng thuộc tính (`board.has_actuator`) hay tên trần (`needs_sudo`). Một hiện thực để tên trần vắng mặt mang tính đúng sẽ làm mọi quy tắc chứa `or &lt;tên đó&gt;` khớp vô điều kiện: đo được trên `G-OPS-05` (ưu tiên 5, ASK), nó che hẳn `G-OPS-04` (ưu tiên 10, APPROVE) và không gói nào trong `trusted_packages` được duyệt tự động — cả danh sách gói tin cậy trở nên vô nghĩa mà bốn mươi lăm tình huống §8 vẫn xanh, vì không tình huống nào bỏ trống đặc trưng ấy. Xem DEVIATIONS DEV-033.</w:t>
+      </w:r>
+    </w:p>
     <w:p>
       <w:pPr>
         <w:spacing w:after="60"/>
@@ -8304,7 +8572,7 @@
                 <w:sz w:val="18"/>
                 <w:szCs w:val="18"/>
               </w:rPr>
-              <w:t xml:space="preserve">not board.lab</w:t>
+              <w:t xml:space="preserve">not board.lab and op in ["flash","reset","rtt","read_mem","write_ram","experiment","experiment_no_actuator"]</w:t>
             </w:r>
           </w:p>
         </w:tc>
@@ -11369,7 +11637,7 @@
                 <w:sz w:val="18"/>
                 <w:szCs w:val="18"/>
               </w:rPr>
-              <w:t xml:space="preserve">GEN-01</w:t>
+              <w:t xml:space="preserve">G-WL-01</w:t>
             </w:r>
           </w:p>
         </w:tc>
@@ -11404,7 +11672,7 @@
                 <w:sz w:val="18"/>
                 <w:szCs w:val="18"/>
               </w:rPr>
-              <w:t xml:space="preserve">*</w:t>
+              <w:t xml:space="preserve">G-WL</w:t>
             </w:r>
           </w:p>
         </w:tc>
@@ -11439,7 +11707,7 @@
                 <w:sz w:val="18"/>
                 <w:szCs w:val="18"/>
               </w:rPr>
-              <w:t xml:space="preserve">cap.ask_when_matched</w:t>
+              <w:t xml:space="preserve">actor == "human" and wl.verified</w:t>
             </w:r>
           </w:p>
         </w:tc>
@@ -11474,7 +11742,7 @@
                 <w:sz w:val="18"/>
                 <w:szCs w:val="18"/>
               </w:rPr>
-              <w:t xml:space="preserve">ASK</w:t>
+              <w:t xml:space="preserve">APPROVE</w:t>
             </w:r>
           </w:p>
         </w:tc>
@@ -11509,7 +11777,7 @@
                 <w:sz w:val="18"/>
                 <w:szCs w:val="18"/>
               </w:rPr>
-              <w:t xml:space="preserve">Điều kiện "Hỏi kỹ sư khi" của năng lực khớp</w:t>
+              <w:t xml:space="preserve">Người ký danh sách trắng, niêm khớp</w:t>
             </w:r>
           </w:p>
         </w:tc>
@@ -11544,7 +11812,7 @@
                 <w:sz w:val="18"/>
                 <w:szCs w:val="18"/>
               </w:rPr>
-              <w:t xml:space="preserve">30</w:t>
+              <w:t xml:space="preserve">5</w:t>
             </w:r>
           </w:p>
         </w:tc>
@@ -11580,7 +11848,7 @@
                 <w:sz w:val="18"/>
                 <w:szCs w:val="18"/>
               </w:rPr>
-              <w:t xml:space="preserve">GEN-02</w:t>
+              <w:t xml:space="preserve">G-WL-02</w:t>
             </w:r>
           </w:p>
         </w:tc>
@@ -11614,7 +11882,7 @@
                 <w:sz w:val="18"/>
                 <w:szCs w:val="18"/>
               </w:rPr>
-              <w:t xml:space="preserve">*</w:t>
+              <w:t xml:space="preserve">G-WL</w:t>
             </w:r>
           </w:p>
         </w:tc>
@@ -11648,7 +11916,7 @@
                 <w:sz w:val="18"/>
                 <w:szCs w:val="18"/>
               </w:rPr>
-              <w:t xml:space="preserve">action.fail_count &gt;= thresholds.fail_retries</w:t>
+              <w:t xml:space="preserve">actor != "human"</w:t>
             </w:r>
           </w:p>
         </w:tc>
@@ -11682,7 +11950,7 @@
                 <w:sz w:val="18"/>
                 <w:szCs w:val="18"/>
               </w:rPr>
-              <w:t xml:space="preserve">ASK</w:t>
+              <w:t xml:space="preserve">REJECT</w:t>
             </w:r>
           </w:p>
         </w:tc>
@@ -11716,7 +11984,7 @@
                 <w:sz w:val="18"/>
                 <w:szCs w:val="18"/>
               </w:rPr>
-              <w:t xml:space="preserve">Thất bại lặp → leo thang</w:t>
+              <w:t xml:space="preserve">Chỉ người mới được đổi danh sách trắng (R4)</w:t>
             </w:r>
           </w:p>
         </w:tc>
@@ -11750,7 +12018,7 @@
                 <w:sz w:val="18"/>
                 <w:szCs w:val="18"/>
               </w:rPr>
-              <w:t xml:space="preserve">3</w:t>
+              <w:t xml:space="preserve">1</w:t>
             </w:r>
           </w:p>
         </w:tc>
@@ -11787,6 +12055,635 @@
                 <w:sz w:val="18"/>
                 <w:szCs w:val="18"/>
               </w:rPr>
+              <w:t xml:space="preserve">G-WL-99</w:t>
+            </w:r>
+          </w:p>
+        </w:tc>
+        <w:tc>
+          <w:tcPr>
+            <w:tcW w:type="dxa" w:w="800"/>
+            <w:tcBorders>
+              <w:top w:val="single" w:color="7F7F7F" w:sz="4"/>
+              <w:left w:val="single" w:color="7F7F7F" w:sz="4"/>
+              <w:bottom w:val="single" w:color="7F7F7F" w:sz="4"/>
+              <w:right w:val="single" w:color="7F7F7F" w:sz="4"/>
+            </w:tcBorders>
+            <w:shd w:fill="F2F6FB" w:color="auto" w:val="clear"/>
+            <w:tcMar>
+              <w:top w:type="dxa" w:w="50"/>
+              <w:left w:type="dxa" w:w="80"/>
+              <w:bottom w:type="dxa" w:w="50"/>
+              <w:right w:type="dxa" w:w="80"/>
+            </w:tcMar>
+            <w:vAlign w:val="top"/>
+          </w:tcPr>
+          <w:p>
+            <w:pPr>
+              <w:spacing w:after="30" w:line="264"/>
+              <w:jc w:val="left"/>
+            </w:pPr>
+            <w:r>
+              <w:rPr>
+                <w:rFonts w:ascii="Times New Roman" w:cs="Times New Roman" w:eastAsia="Times New Roman" w:hAnsi="Times New Roman"/>
+                <w:b w:val="false"/>
+                <w:bCs w:val="false"/>
+                <w:sz w:val="18"/>
+                <w:szCs w:val="18"/>
+              </w:rPr>
+              <w:t xml:space="preserve">G-WL</w:t>
+            </w:r>
+          </w:p>
+        </w:tc>
+        <w:tc>
+          <w:tcPr>
+            <w:tcW w:type="dxa" w:w="3300"/>
+            <w:tcBorders>
+              <w:top w:val="single" w:color="7F7F7F" w:sz="4"/>
+              <w:left w:val="single" w:color="7F7F7F" w:sz="4"/>
+              <w:bottom w:val="single" w:color="7F7F7F" w:sz="4"/>
+              <w:right w:val="single" w:color="7F7F7F" w:sz="4"/>
+            </w:tcBorders>
+            <w:shd w:fill="F2F6FB" w:color="auto" w:val="clear"/>
+            <w:tcMar>
+              <w:top w:type="dxa" w:w="50"/>
+              <w:left w:type="dxa" w:w="80"/>
+              <w:bottom w:type="dxa" w:w="50"/>
+              <w:right w:type="dxa" w:w="80"/>
+            </w:tcMar>
+            <w:vAlign w:val="top"/>
+          </w:tcPr>
+          <w:p>
+            <w:pPr>
+              <w:spacing w:after="30" w:line="264"/>
+              <w:jc w:val="left"/>
+            </w:pPr>
+            <w:r>
+              <w:rPr>
+                <w:rFonts w:ascii="Times New Roman" w:cs="Times New Roman" w:eastAsia="Times New Roman" w:hAnsi="Times New Roman"/>
+                <w:b w:val="false"/>
+                <w:bCs w:val="false"/>
+                <w:sz w:val="18"/>
+                <w:szCs w:val="18"/>
+              </w:rPr>
+              <w:t xml:space="preserve">True</w:t>
+            </w:r>
+          </w:p>
+        </w:tc>
+        <w:tc>
+          <w:tcPr>
+            <w:tcW w:type="dxa" w:w="900"/>
+            <w:tcBorders>
+              <w:top w:val="single" w:color="7F7F7F" w:sz="4"/>
+              <w:left w:val="single" w:color="7F7F7F" w:sz="4"/>
+              <w:bottom w:val="single" w:color="7F7F7F" w:sz="4"/>
+              <w:right w:val="single" w:color="7F7F7F" w:sz="4"/>
+            </w:tcBorders>
+            <w:shd w:fill="F2F6FB" w:color="auto" w:val="clear"/>
+            <w:tcMar>
+              <w:top w:type="dxa" w:w="50"/>
+              <w:left w:type="dxa" w:w="80"/>
+              <w:bottom w:type="dxa" w:w="50"/>
+              <w:right w:type="dxa" w:w="80"/>
+            </w:tcMar>
+            <w:vAlign w:val="top"/>
+          </w:tcPr>
+          <w:p>
+            <w:pPr>
+              <w:spacing w:after="30" w:line="264"/>
+              <w:jc w:val="left"/>
+            </w:pPr>
+            <w:r>
+              <w:rPr>
+                <w:rFonts w:ascii="Times New Roman" w:cs="Times New Roman" w:eastAsia="Times New Roman" w:hAnsi="Times New Roman"/>
+                <w:b w:val="false"/>
+                <w:bCs w:val="false"/>
+                <w:sz w:val="18"/>
+                <w:szCs w:val="18"/>
+              </w:rPr>
+              <w:t xml:space="preserve">ASK</w:t>
+            </w:r>
+          </w:p>
+        </w:tc>
+        <w:tc>
+          <w:tcPr>
+            <w:tcW w:type="dxa" w:w="2100"/>
+            <w:tcBorders>
+              <w:top w:val="single" w:color="7F7F7F" w:sz="4"/>
+              <w:left w:val="single" w:color="7F7F7F" w:sz="4"/>
+              <w:bottom w:val="single" w:color="7F7F7F" w:sz="4"/>
+              <w:right w:val="single" w:color="7F7F7F" w:sz="4"/>
+            </w:tcBorders>
+            <w:shd w:fill="F2F6FB" w:color="auto" w:val="clear"/>
+            <w:tcMar>
+              <w:top w:type="dxa" w:w="50"/>
+              <w:left w:type="dxa" w:w="80"/>
+              <w:bottom w:type="dxa" w:w="50"/>
+              <w:right w:type="dxa" w:w="80"/>
+            </w:tcMar>
+            <w:vAlign w:val="top"/>
+          </w:tcPr>
+          <w:p>
+            <w:pPr>
+              <w:spacing w:after="30" w:line="264"/>
+              <w:jc w:val="left"/>
+            </w:pPr>
+            <w:r>
+              <w:rPr>
+                <w:rFonts w:ascii="Times New Roman" w:cs="Times New Roman" w:eastAsia="Times New Roman" w:hAnsi="Times New Roman"/>
+                <w:b w:val="false"/>
+                <w:bCs w:val="false"/>
+                <w:sz w:val="18"/>
+                <w:szCs w:val="18"/>
+              </w:rPr>
+              <w:t xml:space="preserve">Mặc định: thay đổi danh sách trắng cần người xác nhận</w:t>
+            </w:r>
+          </w:p>
+        </w:tc>
+        <w:tc>
+          <w:tcPr>
+            <w:tcW w:type="dxa" w:w="1200"/>
+            <w:tcBorders>
+              <w:top w:val="single" w:color="7F7F7F" w:sz="4"/>
+              <w:left w:val="single" w:color="7F7F7F" w:sz="4"/>
+              <w:bottom w:val="single" w:color="7F7F7F" w:sz="4"/>
+              <w:right w:val="single" w:color="7F7F7F" w:sz="4"/>
+            </w:tcBorders>
+            <w:shd w:fill="F2F6FB" w:color="auto" w:val="clear"/>
+            <w:tcMar>
+              <w:top w:type="dxa" w:w="50"/>
+              <w:left w:type="dxa" w:w="80"/>
+              <w:bottom w:type="dxa" w:w="50"/>
+              <w:right w:type="dxa" w:w="80"/>
+            </w:tcMar>
+            <w:vAlign w:val="top"/>
+          </w:tcPr>
+          <w:p>
+            <w:pPr>
+              <w:spacing w:after="30" w:line="264"/>
+              <w:jc w:val="left"/>
+            </w:pPr>
+            <w:r>
+              <w:rPr>
+                <w:rFonts w:ascii="Times New Roman" w:cs="Times New Roman" w:eastAsia="Times New Roman" w:hAnsi="Times New Roman"/>
+                <w:b w:val="false"/>
+                <w:bCs w:val="false"/>
+                <w:sz w:val="18"/>
+                <w:szCs w:val="18"/>
+              </w:rPr>
+              <w:t xml:space="preserve">99</w:t>
+            </w:r>
+          </w:p>
+        </w:tc>
+      </w:tr>
+      <w:tr>
+        <w:tc>
+          <w:tcPr>
+            <w:tcW w:type="dxa" w:w="1000"/>
+            <w:tcBorders>
+              <w:top w:val="single" w:color="7F7F7F" w:sz="4"/>
+              <w:left w:val="single" w:color="7F7F7F" w:sz="4"/>
+              <w:bottom w:val="single" w:color="7F7F7F" w:sz="4"/>
+              <w:right w:val="single" w:color="7F7F7F" w:sz="4"/>
+            </w:tcBorders>
+            <w:tcMar>
+              <w:top w:type="dxa" w:w="50"/>
+              <w:left w:type="dxa" w:w="80"/>
+              <w:bottom w:type="dxa" w:w="50"/>
+              <w:right w:type="dxa" w:w="80"/>
+            </w:tcMar>
+            <w:vAlign w:val="top"/>
+          </w:tcPr>
+          <w:p>
+            <w:pPr>
+              <w:spacing w:after="30" w:line="264"/>
+              <w:jc w:val="left"/>
+            </w:pPr>
+            <w:r>
+              <w:rPr>
+                <w:rFonts w:ascii="Times New Roman" w:cs="Times New Roman" w:eastAsia="Times New Roman" w:hAnsi="Times New Roman"/>
+                <w:b/>
+                <w:bCs/>
+                <w:sz w:val="18"/>
+                <w:szCs w:val="18"/>
+              </w:rPr>
+              <w:t xml:space="preserve">GEN-01</w:t>
+            </w:r>
+          </w:p>
+        </w:tc>
+        <w:tc>
+          <w:tcPr>
+            <w:tcW w:type="dxa" w:w="800"/>
+            <w:tcBorders>
+              <w:top w:val="single" w:color="7F7F7F" w:sz="4"/>
+              <w:left w:val="single" w:color="7F7F7F" w:sz="4"/>
+              <w:bottom w:val="single" w:color="7F7F7F" w:sz="4"/>
+              <w:right w:val="single" w:color="7F7F7F" w:sz="4"/>
+            </w:tcBorders>
+            <w:tcMar>
+              <w:top w:type="dxa" w:w="50"/>
+              <w:left w:type="dxa" w:w="80"/>
+              <w:bottom w:type="dxa" w:w="50"/>
+              <w:right w:type="dxa" w:w="80"/>
+            </w:tcMar>
+            <w:vAlign w:val="top"/>
+          </w:tcPr>
+          <w:p>
+            <w:pPr>
+              <w:spacing w:after="30" w:line="264"/>
+              <w:jc w:val="left"/>
+            </w:pPr>
+            <w:r>
+              <w:rPr>
+                <w:rFonts w:ascii="Times New Roman" w:cs="Times New Roman" w:eastAsia="Times New Roman" w:hAnsi="Times New Roman"/>
+                <w:b w:val="false"/>
+                <w:bCs w:val="false"/>
+                <w:sz w:val="18"/>
+                <w:szCs w:val="18"/>
+              </w:rPr>
+              <w:t xml:space="preserve">*</w:t>
+            </w:r>
+          </w:p>
+        </w:tc>
+        <w:tc>
+          <w:tcPr>
+            <w:tcW w:type="dxa" w:w="3300"/>
+            <w:tcBorders>
+              <w:top w:val="single" w:color="7F7F7F" w:sz="4"/>
+              <w:left w:val="single" w:color="7F7F7F" w:sz="4"/>
+              <w:bottom w:val="single" w:color="7F7F7F" w:sz="4"/>
+              <w:right w:val="single" w:color="7F7F7F" w:sz="4"/>
+            </w:tcBorders>
+            <w:tcMar>
+              <w:top w:type="dxa" w:w="50"/>
+              <w:left w:type="dxa" w:w="80"/>
+              <w:bottom w:type="dxa" w:w="50"/>
+              <w:right w:type="dxa" w:w="80"/>
+            </w:tcMar>
+            <w:vAlign w:val="top"/>
+          </w:tcPr>
+          <w:p>
+            <w:pPr>
+              <w:spacing w:after="30" w:line="264"/>
+              <w:jc w:val="left"/>
+            </w:pPr>
+            <w:r>
+              <w:rPr>
+                <w:rFonts w:ascii="Times New Roman" w:cs="Times New Roman" w:eastAsia="Times New Roman" w:hAnsi="Times New Roman"/>
+                <w:b w:val="false"/>
+                <w:bCs w:val="false"/>
+                <w:sz w:val="18"/>
+                <w:szCs w:val="18"/>
+              </w:rPr>
+              <w:t xml:space="preserve">cap.ask_when_matched</w:t>
+            </w:r>
+          </w:p>
+        </w:tc>
+        <w:tc>
+          <w:tcPr>
+            <w:tcW w:type="dxa" w:w="900"/>
+            <w:tcBorders>
+              <w:top w:val="single" w:color="7F7F7F" w:sz="4"/>
+              <w:left w:val="single" w:color="7F7F7F" w:sz="4"/>
+              <w:bottom w:val="single" w:color="7F7F7F" w:sz="4"/>
+              <w:right w:val="single" w:color="7F7F7F" w:sz="4"/>
+            </w:tcBorders>
+            <w:tcMar>
+              <w:top w:type="dxa" w:w="50"/>
+              <w:left w:type="dxa" w:w="80"/>
+              <w:bottom w:type="dxa" w:w="50"/>
+              <w:right w:type="dxa" w:w="80"/>
+            </w:tcMar>
+            <w:vAlign w:val="top"/>
+          </w:tcPr>
+          <w:p>
+            <w:pPr>
+              <w:spacing w:after="30" w:line="264"/>
+              <w:jc w:val="left"/>
+            </w:pPr>
+            <w:r>
+              <w:rPr>
+                <w:rFonts w:ascii="Times New Roman" w:cs="Times New Roman" w:eastAsia="Times New Roman" w:hAnsi="Times New Roman"/>
+                <w:b w:val="false"/>
+                <w:bCs w:val="false"/>
+                <w:sz w:val="18"/>
+                <w:szCs w:val="18"/>
+              </w:rPr>
+              <w:t xml:space="preserve">ASK</w:t>
+            </w:r>
+          </w:p>
+        </w:tc>
+        <w:tc>
+          <w:tcPr>
+            <w:tcW w:type="dxa" w:w="2100"/>
+            <w:tcBorders>
+              <w:top w:val="single" w:color="7F7F7F" w:sz="4"/>
+              <w:left w:val="single" w:color="7F7F7F" w:sz="4"/>
+              <w:bottom w:val="single" w:color="7F7F7F" w:sz="4"/>
+              <w:right w:val="single" w:color="7F7F7F" w:sz="4"/>
+            </w:tcBorders>
+            <w:tcMar>
+              <w:top w:type="dxa" w:w="50"/>
+              <w:left w:type="dxa" w:w="80"/>
+              <w:bottom w:type="dxa" w:w="50"/>
+              <w:right w:type="dxa" w:w="80"/>
+            </w:tcMar>
+            <w:vAlign w:val="top"/>
+          </w:tcPr>
+          <w:p>
+            <w:pPr>
+              <w:spacing w:after="30" w:line="264"/>
+              <w:jc w:val="left"/>
+            </w:pPr>
+            <w:r>
+              <w:rPr>
+                <w:rFonts w:ascii="Times New Roman" w:cs="Times New Roman" w:eastAsia="Times New Roman" w:hAnsi="Times New Roman"/>
+                <w:b w:val="false"/>
+                <w:bCs w:val="false"/>
+                <w:sz w:val="18"/>
+                <w:szCs w:val="18"/>
+              </w:rPr>
+              <w:t xml:space="preserve">Điều kiện "Hỏi kỹ sư khi" của năng lực khớp</w:t>
+            </w:r>
+          </w:p>
+        </w:tc>
+        <w:tc>
+          <w:tcPr>
+            <w:tcW w:type="dxa" w:w="1200"/>
+            <w:tcBorders>
+              <w:top w:val="single" w:color="7F7F7F" w:sz="4"/>
+              <w:left w:val="single" w:color="7F7F7F" w:sz="4"/>
+              <w:bottom w:val="single" w:color="7F7F7F" w:sz="4"/>
+              <w:right w:val="single" w:color="7F7F7F" w:sz="4"/>
+            </w:tcBorders>
+            <w:tcMar>
+              <w:top w:type="dxa" w:w="50"/>
+              <w:left w:type="dxa" w:w="80"/>
+              <w:bottom w:type="dxa" w:w="50"/>
+              <w:right w:type="dxa" w:w="80"/>
+            </w:tcMar>
+            <w:vAlign w:val="top"/>
+          </w:tcPr>
+          <w:p>
+            <w:pPr>
+              <w:spacing w:after="30" w:line="264"/>
+              <w:jc w:val="left"/>
+            </w:pPr>
+            <w:r>
+              <w:rPr>
+                <w:rFonts w:ascii="Times New Roman" w:cs="Times New Roman" w:eastAsia="Times New Roman" w:hAnsi="Times New Roman"/>
+                <w:b w:val="false"/>
+                <w:bCs w:val="false"/>
+                <w:sz w:val="18"/>
+                <w:szCs w:val="18"/>
+              </w:rPr>
+              <w:t xml:space="preserve">30</w:t>
+            </w:r>
+          </w:p>
+        </w:tc>
+      </w:tr>
+      <w:tr>
+        <w:tc>
+          <w:tcPr>
+            <w:tcW w:type="dxa" w:w="1000"/>
+            <w:tcBorders>
+              <w:top w:val="single" w:color="7F7F7F" w:sz="4"/>
+              <w:left w:val="single" w:color="7F7F7F" w:sz="4"/>
+              <w:bottom w:val="single" w:color="7F7F7F" w:sz="4"/>
+              <w:right w:val="single" w:color="7F7F7F" w:sz="4"/>
+            </w:tcBorders>
+            <w:shd w:fill="F2F6FB" w:color="auto" w:val="clear"/>
+            <w:tcMar>
+              <w:top w:type="dxa" w:w="50"/>
+              <w:left w:type="dxa" w:w="80"/>
+              <w:bottom w:type="dxa" w:w="50"/>
+              <w:right w:type="dxa" w:w="80"/>
+            </w:tcMar>
+            <w:vAlign w:val="top"/>
+          </w:tcPr>
+          <w:p>
+            <w:pPr>
+              <w:spacing w:after="30" w:line="264"/>
+              <w:jc w:val="left"/>
+            </w:pPr>
+            <w:r>
+              <w:rPr>
+                <w:rFonts w:ascii="Times New Roman" w:cs="Times New Roman" w:eastAsia="Times New Roman" w:hAnsi="Times New Roman"/>
+                <w:b/>
+                <w:bCs/>
+                <w:sz w:val="18"/>
+                <w:szCs w:val="18"/>
+              </w:rPr>
+              <w:t xml:space="preserve">GEN-02</w:t>
+            </w:r>
+          </w:p>
+        </w:tc>
+        <w:tc>
+          <w:tcPr>
+            <w:tcW w:type="dxa" w:w="800"/>
+            <w:tcBorders>
+              <w:top w:val="single" w:color="7F7F7F" w:sz="4"/>
+              <w:left w:val="single" w:color="7F7F7F" w:sz="4"/>
+              <w:bottom w:val="single" w:color="7F7F7F" w:sz="4"/>
+              <w:right w:val="single" w:color="7F7F7F" w:sz="4"/>
+            </w:tcBorders>
+            <w:shd w:fill="F2F6FB" w:color="auto" w:val="clear"/>
+            <w:tcMar>
+              <w:top w:type="dxa" w:w="50"/>
+              <w:left w:type="dxa" w:w="80"/>
+              <w:bottom w:type="dxa" w:w="50"/>
+              <w:right w:type="dxa" w:w="80"/>
+            </w:tcMar>
+            <w:vAlign w:val="top"/>
+          </w:tcPr>
+          <w:p>
+            <w:pPr>
+              <w:spacing w:after="30" w:line="264"/>
+              <w:jc w:val="left"/>
+            </w:pPr>
+            <w:r>
+              <w:rPr>
+                <w:rFonts w:ascii="Times New Roman" w:cs="Times New Roman" w:eastAsia="Times New Roman" w:hAnsi="Times New Roman"/>
+                <w:b w:val="false"/>
+                <w:bCs w:val="false"/>
+                <w:sz w:val="18"/>
+                <w:szCs w:val="18"/>
+              </w:rPr>
+              <w:t xml:space="preserve">*</w:t>
+            </w:r>
+          </w:p>
+        </w:tc>
+        <w:tc>
+          <w:tcPr>
+            <w:tcW w:type="dxa" w:w="3300"/>
+            <w:tcBorders>
+              <w:top w:val="single" w:color="7F7F7F" w:sz="4"/>
+              <w:left w:val="single" w:color="7F7F7F" w:sz="4"/>
+              <w:bottom w:val="single" w:color="7F7F7F" w:sz="4"/>
+              <w:right w:val="single" w:color="7F7F7F" w:sz="4"/>
+            </w:tcBorders>
+            <w:shd w:fill="F2F6FB" w:color="auto" w:val="clear"/>
+            <w:tcMar>
+              <w:top w:type="dxa" w:w="50"/>
+              <w:left w:type="dxa" w:w="80"/>
+              <w:bottom w:type="dxa" w:w="50"/>
+              <w:right w:type="dxa" w:w="80"/>
+            </w:tcMar>
+            <w:vAlign w:val="top"/>
+          </w:tcPr>
+          <w:p>
+            <w:pPr>
+              <w:spacing w:after="30" w:line="264"/>
+              <w:jc w:val="left"/>
+            </w:pPr>
+            <w:r>
+              <w:rPr>
+                <w:rFonts w:ascii="Times New Roman" w:cs="Times New Roman" w:eastAsia="Times New Roman" w:hAnsi="Times New Roman"/>
+                <w:b w:val="false"/>
+                <w:bCs w:val="false"/>
+                <w:sz w:val="18"/>
+                <w:szCs w:val="18"/>
+              </w:rPr>
+              <w:t xml:space="preserve">action.fail_count &gt;= thresholds.fail_retries</w:t>
+            </w:r>
+          </w:p>
+        </w:tc>
+        <w:tc>
+          <w:tcPr>
+            <w:tcW w:type="dxa" w:w="900"/>
+            <w:tcBorders>
+              <w:top w:val="single" w:color="7F7F7F" w:sz="4"/>
+              <w:left w:val="single" w:color="7F7F7F" w:sz="4"/>
+              <w:bottom w:val="single" w:color="7F7F7F" w:sz="4"/>
+              <w:right w:val="single" w:color="7F7F7F" w:sz="4"/>
+            </w:tcBorders>
+            <w:shd w:fill="F2F6FB" w:color="auto" w:val="clear"/>
+            <w:tcMar>
+              <w:top w:type="dxa" w:w="50"/>
+              <w:left w:type="dxa" w:w="80"/>
+              <w:bottom w:type="dxa" w:w="50"/>
+              <w:right w:type="dxa" w:w="80"/>
+            </w:tcMar>
+            <w:vAlign w:val="top"/>
+          </w:tcPr>
+          <w:p>
+            <w:pPr>
+              <w:spacing w:after="30" w:line="264"/>
+              <w:jc w:val="left"/>
+            </w:pPr>
+            <w:r>
+              <w:rPr>
+                <w:rFonts w:ascii="Times New Roman" w:cs="Times New Roman" w:eastAsia="Times New Roman" w:hAnsi="Times New Roman"/>
+                <w:b w:val="false"/>
+                <w:bCs w:val="false"/>
+                <w:sz w:val="18"/>
+                <w:szCs w:val="18"/>
+              </w:rPr>
+              <w:t xml:space="preserve">ASK</w:t>
+            </w:r>
+          </w:p>
+        </w:tc>
+        <w:tc>
+          <w:tcPr>
+            <w:tcW w:type="dxa" w:w="2100"/>
+            <w:tcBorders>
+              <w:top w:val="single" w:color="7F7F7F" w:sz="4"/>
+              <w:left w:val="single" w:color="7F7F7F" w:sz="4"/>
+              <w:bottom w:val="single" w:color="7F7F7F" w:sz="4"/>
+              <w:right w:val="single" w:color="7F7F7F" w:sz="4"/>
+            </w:tcBorders>
+            <w:shd w:fill="F2F6FB" w:color="auto" w:val="clear"/>
+            <w:tcMar>
+              <w:top w:type="dxa" w:w="50"/>
+              <w:left w:type="dxa" w:w="80"/>
+              <w:bottom w:type="dxa" w:w="50"/>
+              <w:right w:type="dxa" w:w="80"/>
+            </w:tcMar>
+            <w:vAlign w:val="top"/>
+          </w:tcPr>
+          <w:p>
+            <w:pPr>
+              <w:spacing w:after="30" w:line="264"/>
+              <w:jc w:val="left"/>
+            </w:pPr>
+            <w:r>
+              <w:rPr>
+                <w:rFonts w:ascii="Times New Roman" w:cs="Times New Roman" w:eastAsia="Times New Roman" w:hAnsi="Times New Roman"/>
+                <w:b w:val="false"/>
+                <w:bCs w:val="false"/>
+                <w:sz w:val="18"/>
+                <w:szCs w:val="18"/>
+              </w:rPr>
+              <w:t xml:space="preserve">Thất bại lặp → leo thang</w:t>
+            </w:r>
+          </w:p>
+        </w:tc>
+        <w:tc>
+          <w:tcPr>
+            <w:tcW w:type="dxa" w:w="1200"/>
+            <w:tcBorders>
+              <w:top w:val="single" w:color="7F7F7F" w:sz="4"/>
+              <w:left w:val="single" w:color="7F7F7F" w:sz="4"/>
+              <w:bottom w:val="single" w:color="7F7F7F" w:sz="4"/>
+              <w:right w:val="single" w:color="7F7F7F" w:sz="4"/>
+            </w:tcBorders>
+            <w:shd w:fill="F2F6FB" w:color="auto" w:val="clear"/>
+            <w:tcMar>
+              <w:top w:type="dxa" w:w="50"/>
+              <w:left w:type="dxa" w:w="80"/>
+              <w:bottom w:type="dxa" w:w="50"/>
+              <w:right w:type="dxa" w:w="80"/>
+            </w:tcMar>
+            <w:vAlign w:val="top"/>
+          </w:tcPr>
+          <w:p>
+            <w:pPr>
+              <w:spacing w:after="30" w:line="264"/>
+              <w:jc w:val="left"/>
+            </w:pPr>
+            <w:r>
+              <w:rPr>
+                <w:rFonts w:ascii="Times New Roman" w:cs="Times New Roman" w:eastAsia="Times New Roman" w:hAnsi="Times New Roman"/>
+                <w:b w:val="false"/>
+                <w:bCs w:val="false"/>
+                <w:sz w:val="18"/>
+                <w:szCs w:val="18"/>
+              </w:rPr>
+              <w:t xml:space="preserve">3</w:t>
+            </w:r>
+          </w:p>
+        </w:tc>
+      </w:tr>
+      <w:tr>
+        <w:tc>
+          <w:tcPr>
+            <w:tcW w:type="dxa" w:w="1000"/>
+            <w:tcBorders>
+              <w:top w:val="single" w:color="7F7F7F" w:sz="4"/>
+              <w:left w:val="single" w:color="7F7F7F" w:sz="4"/>
+              <w:bottom w:val="single" w:color="7F7F7F" w:sz="4"/>
+              <w:right w:val="single" w:color="7F7F7F" w:sz="4"/>
+            </w:tcBorders>
+            <w:tcMar>
+              <w:top w:type="dxa" w:w="50"/>
+              <w:left w:type="dxa" w:w="80"/>
+              <w:bottom w:type="dxa" w:w="50"/>
+              <w:right w:type="dxa" w:w="80"/>
+            </w:tcMar>
+            <w:vAlign w:val="top"/>
+          </w:tcPr>
+          <w:p>
+            <w:pPr>
+              <w:spacing w:after="30" w:line="264"/>
+              <w:jc w:val="left"/>
+            </w:pPr>
+            <w:r>
+              <w:rPr>
+                <w:rFonts w:ascii="Times New Roman" w:cs="Times New Roman" w:eastAsia="Times New Roman" w:hAnsi="Times New Roman"/>
+                <w:b/>
+                <w:bCs/>
+                <w:sz w:val="18"/>
+                <w:szCs w:val="18"/>
+              </w:rPr>
               <w:t xml:space="preserve">GEN-03</w:t>
             </w:r>
           </w:p>
@@ -11800,7 +12697,6 @@
               <w:bottom w:val="single" w:color="7F7F7F" w:sz="4"/>
               <w:right w:val="single" w:color="7F7F7F" w:sz="4"/>
             </w:tcBorders>
-            <w:shd w:fill="F2F6FB" w:color="auto" w:val="clear"/>
             <w:tcMar>
               <w:top w:type="dxa" w:w="50"/>
               <w:left w:type="dxa" w:w="80"/>
@@ -11835,7 +12731,6 @@
               <w:bottom w:val="single" w:color="7F7F7F" w:sz="4"/>
               <w:right w:val="single" w:color="7F7F7F" w:sz="4"/>
             </w:tcBorders>
-            <w:shd w:fill="F2F6FB" w:color="auto" w:val="clear"/>
             <w:tcMar>
               <w:top w:type="dxa" w:w="50"/>
               <w:left w:type="dxa" w:w="80"/>
@@ -11870,7 +12765,6 @@
               <w:bottom w:val="single" w:color="7F7F7F" w:sz="4"/>
               <w:right w:val="single" w:color="7F7F7F" w:sz="4"/>
             </w:tcBorders>
-            <w:shd w:fill="F2F6FB" w:color="auto" w:val="clear"/>
             <w:tcMar>
               <w:top w:type="dxa" w:w="50"/>
               <w:left w:type="dxa" w:w="80"/>
@@ -11905,7 +12799,6 @@
               <w:bottom w:val="single" w:color="7F7F7F" w:sz="4"/>
               <w:right w:val="single" w:color="7F7F7F" w:sz="4"/>
             </w:tcBorders>
-            <w:shd w:fill="F2F6FB" w:color="auto" w:val="clear"/>
             <w:tcMar>
               <w:top w:type="dxa" w:w="50"/>
               <w:left w:type="dxa" w:w="80"/>
@@ -11940,7 +12833,6 @@
               <w:bottom w:val="single" w:color="7F7F7F" w:sz="4"/>
               <w:right w:val="single" w:color="7F7F7F" w:sz="4"/>
             </w:tcBorders>
-            <w:shd w:fill="F2F6FB" w:color="auto" w:val="clear"/>
             <w:tcMar>
               <w:top w:type="dxa" w:w="50"/>
               <w:left w:type="dxa" w:w="80"/>
@@ -12043,7 +12935,181 @@
           <w:sz w:val="26"/>
           <w:szCs w:val="26"/>
         </w:rPr>
-        <w:t xml:space="preserve">Ba danh sách trong autonomy.yaml: `trusted_sources` (tên miền), `trusted_packages` (gói công cụ), `lab_boards` (board id). Mỗi thay đổi danh sách là hành động R4 theo cổng riêng: người ký bằng lệnh `eide policy sign` (ghi băm nội dung + user + thời điểm vào decision_log và tệp `.eide/policy.sig`); PolicyGate từ chối nạp danh sách có băm không khớp chữ ký. Đánh dấu board lab (board.mark_lab) yêu cầu người xác nhận hai điều: không có cơ cấu chấp hành nguy hiểm và nguồn có giới hạn dòng.</w:t>
+        <w:t xml:space="preserve">Bốn danh sách trong autonomy.yaml, tên và hình dạng theo schema §4: `trusted_sources` (tên miền), `trusted_packages` (gói công cụ), `allowed_licenses` (license được nhận), `boards` (bảng board id → {lab, has_actuator, autonomy, reason}). Mỗi thay đổi danh sách là hành động R4 qua cổng `G-WL` (§2): người ký bằng lệnh `eide policy sign` — ghi băm nội dung + user + thời điểm vào decision_log (sự kiện `policy.sign`, API-15 §5) và tệp `.eide/policy.sig`. PolicyGate từ chối nạp danh sách có băm không khớp chữ ký; khi ấy nó </w:t>
+      </w:r>
+      <w:r>
+        <w:rPr>
+          <w:rFonts w:ascii="Times New Roman" w:cs="Times New Roman" w:eastAsia="Times New Roman" w:hAnsi="Times New Roman"/>
+          <w:b/>
+          <w:bCs/>
+          <w:sz w:val="26"/>
+          <w:szCs w:val="26"/>
+        </w:rPr>
+        <w:t xml:space="preserve">bỏ hẳn</w:t>
+      </w:r>
+      <w:r>
+        <w:rPr>
+          <w:rFonts w:ascii="Times New Roman" w:cs="Times New Roman" w:eastAsia="Times New Roman" w:hAnsi="Times New Roman"/>
+          <w:sz w:val="26"/>
+          <w:szCs w:val="26"/>
+        </w:rPr>
+        <w:t xml:space="preserve"> ba danh sách khỏi biểu thức điều kiện thay vì nạp danh sách rỗng, và ghi lý do "danh sách trắng chưa ký" vào quyết định. Đánh dấu board lab (board.mark_lab) yêu cầu người xác nhận hai điều: không có cơ cấu chấp hành nguy hiểm và nguồn có giới hạn dòng.</w:t>
+      </w:r>
+    </w:p>
+    <w:p>
+      <w:pPr>
+        <w:spacing w:after="60"/>
+      </w:pPr>
+      <w:r>
+        <w:rPr>
+          <w:rFonts w:ascii="Times New Roman" w:cs="Times New Roman" w:eastAsia="Times New Roman" w:hAnsi="Times New Roman"/>
+          <w:sz w:val="26"/>
+          <w:szCs w:val="26"/>
+        </w:rPr>
+        <w:t xml:space="preserve"/>
+      </w:r>
+    </w:p>
+    <w:p>
+      <w:pPr>
+        <w:spacing w:after="120" w:line="360"/>
+        <w:ind w:firstLine="0"/>
+        <w:jc w:val="both"/>
+      </w:pPr>
+      <w:r>
+        <w:rPr>
+          <w:rFonts w:ascii="Times New Roman" w:cs="Times New Roman" w:eastAsia="Times New Roman" w:hAnsi="Times New Roman"/>
+          <w:b/>
+          <w:bCs/>
+          <w:sz w:val="26"/>
+          <w:szCs w:val="26"/>
+        </w:rPr>
+        <w:t xml:space="preserve">Ba điểm cần nói rõ về cơ chế này.</w:t>
+      </w:r>
+      <w:r>
+        <w:rPr>
+          <w:rFonts w:ascii="Times New Roman" w:cs="Times New Roman" w:eastAsia="Times New Roman" w:hAnsi="Times New Roman"/>
+          <w:sz w:val="26"/>
+          <w:szCs w:val="26"/>
+        </w:rPr>
+        <w:t xml:space="preserve"> (a) Chữ ký ở đây là </w:t>
+      </w:r>
+      <w:r>
+        <w:rPr>
+          <w:rFonts w:ascii="Times New Roman" w:cs="Times New Roman" w:eastAsia="Times New Roman" w:hAnsi="Times New Roman"/>
+          <w:i/>
+          <w:iCs/>
+          <w:sz w:val="26"/>
+          <w:szCs w:val="26"/>
+        </w:rPr>
+        <w:t xml:space="preserve">niêm</w:t>
+      </w:r>
+      <w:r>
+        <w:rPr>
+          <w:rFonts w:ascii="Times New Roman" w:cs="Times New Roman" w:eastAsia="Times New Roman" w:hAnsi="Times New Roman"/>
+          <w:sz w:val="26"/>
+          <w:szCs w:val="26"/>
+        </w:rPr>
+        <w:t xml:space="preserve">, không phải mật mã: nội dung của nó là băm + người + thời điểm, không có khóa và không có bên thứ ba. Nó phát hiện được sửa đổi vô tình hoặc cẩu thả, chứ không chống được người đã ghi được vào `.eide/` — người ấy sửa danh sách rồi sửa luôn `policy.sig`. Điều làm nó không rỗng nghĩa là yêu cầu ghi vào </w:t>
+      </w:r>
+      <w:r>
+        <w:rPr>
+          <w:rFonts w:ascii="Times New Roman" w:cs="Times New Roman" w:eastAsia="Times New Roman" w:hAnsi="Times New Roman"/>
+          <w:b/>
+          <w:bCs/>
+          <w:sz w:val="26"/>
+          <w:szCs w:val="26"/>
+        </w:rPr>
+        <w:t xml:space="preserve">hai</w:t>
+      </w:r>
+      <w:r>
+        <w:rPr>
+          <w:rFonts w:ascii="Times New Roman" w:cs="Times New Roman" w:eastAsia="Times New Roman" w:hAnsi="Times New Roman"/>
+          <w:sz w:val="26"/>
+          <w:szCs w:val="26"/>
+        </w:rPr>
+        <w:t xml:space="preserve"> nơi: nhật ký là chuỗi băm nối tiếp, nên phép đối chiếu `.sig` với bản ghi `policy.sign` mới nhất bắt được đúng trường hợp sửa hai tệp cạnh nhau. (b) Niêm phủ cấu hình </w:t>
+      </w:r>
+      <w:r>
+        <w:rPr>
+          <w:rFonts w:ascii="Times New Roman" w:cs="Times New Roman" w:eastAsia="Times New Roman" w:hAnsi="Times New Roman"/>
+          <w:b/>
+          <w:bCs/>
+          <w:sz w:val="26"/>
+          <w:szCs w:val="26"/>
+        </w:rPr>
+        <w:t xml:space="preserve">sau khi hợp nhất</w:t>
+      </w:r>
+      <w:r>
+        <w:rPr>
+          <w:rFonts w:ascii="Times New Roman" w:cs="Times New Roman" w:eastAsia="Times New Roman" w:hAnsi="Times New Roman"/>
+          <w:sz w:val="26"/>
+          <w:szCs w:val="26"/>
+        </w:rPr>
+        <w:t xml:space="preserve"> `defaults.yaml` với `autonomy.yaml` của dự án, không phủ nội dung tệp: một dự án bỏ trống `allowed_licenses` vẫn chạy bằng danh sách của tệp mặc định, nên niêm chỉ phủ tệp dự án sẽ để người ký đặt tên mình lên một phần chính sách trong khi phần còn lại đến từ một tệp không ai niêm. (c) Niêm </w:t>
+      </w:r>
+      <w:r>
+        <w:rPr>
+          <w:rFonts w:ascii="Times New Roman" w:cs="Times New Roman" w:eastAsia="Times New Roman" w:hAnsi="Times New Roman"/>
+          <w:b/>
+          <w:bCs/>
+          <w:sz w:val="26"/>
+          <w:szCs w:val="26"/>
+        </w:rPr>
+        <w:t xml:space="preserve">không</w:t>
+      </w:r>
+      <w:r>
+        <w:rPr>
+          <w:rFonts w:ascii="Times New Roman" w:cs="Times New Roman" w:eastAsia="Times New Roman" w:hAnsi="Times New Roman"/>
+          <w:sz w:val="26"/>
+          <w:szCs w:val="26"/>
+        </w:rPr>
+        <w:t xml:space="preserve"> phủ `thresholds` và `autonomy`: hai thứ ấy đổi thường xuyên qua `policy.learn_thresholds` (§7) và có đường kiểm soát riêng — gộp chúng vào sẽ bắt ký lại danh sách trắng mỗi tuần, và một cơ chế bắt ký quá thường xuyên là một cơ chế người ta bấm qua cho xong.</w:t>
+      </w:r>
+    </w:p>
+    <w:p>
+      <w:pPr>
+        <w:spacing w:after="60"/>
+      </w:pPr>
+      <w:r>
+        <w:rPr>
+          <w:rFonts w:ascii="Times New Roman" w:cs="Times New Roman" w:eastAsia="Times New Roman" w:hAnsi="Times New Roman"/>
+          <w:sz w:val="26"/>
+          <w:szCs w:val="26"/>
+        </w:rPr>
+        <w:t xml:space="preserve"/>
+      </w:r>
+    </w:p>
+    <w:p>
+      <w:pPr>
+        <w:spacing w:after="120" w:line="360"/>
+        <w:ind w:firstLine="0"/>
+        <w:jc w:val="both"/>
+      </w:pPr>
+      <w:r>
+        <w:rPr>
+          <w:rFonts w:ascii="Times New Roman" w:cs="Times New Roman" w:eastAsia="Times New Roman" w:hAnsi="Times New Roman"/>
+          <w:sz w:val="26"/>
+          <w:szCs w:val="26"/>
+        </w:rPr>
+        <w:t xml:space="preserve">Việc ký là </w:t>
+      </w:r>
+      <w:r>
+        <w:rPr>
+          <w:rFonts w:ascii="Times New Roman" w:cs="Times New Roman" w:eastAsia="Times New Roman" w:hAnsi="Times New Roman"/>
+          <w:b/>
+          <w:bCs/>
+          <w:sz w:val="26"/>
+          <w:szCs w:val="26"/>
+        </w:rPr>
+        <w:t xml:space="preserve">lệnh CLI</w:t>
+      </w:r>
+      <w:r>
+        <w:rPr>
+          <w:rFonts w:ascii="Times New Roman" w:cs="Times New Roman" w:eastAsia="Times New Roman" w:hAnsi="Times New Roman"/>
+          <w:sz w:val="26"/>
+          <w:szCs w:val="26"/>
+        </w:rPr>
+        <w:t xml:space="preserve">, không phải năng lực: trong danh mục 238 năng lực không có mã nào cho `policy.sign`. Một năng lực thì Router gọi được, tức tác tử gọi được, tức tác tử tự cấp quyền cho chính nó — hỏng đúng thứ danh sách trắng dựng lên để giữ. Vì lẽ đó quy tắc `G-WL-02` trả REJECT chứ không phải ASK khi bên gọi không phải người.</w:t>
       </w:r>
     </w:p>
     <w:p>
@@ -13354,6 +14420,154 @@
     </w:p>
     <w:p>
       <w:pPr>
+        <w:spacing w:after="120" w:line="360"/>
+        <w:ind w:firstLine="0"/>
+        <w:jc w:val="both"/>
+      </w:pPr>
+      <w:r>
+        <w:rPr>
+          <w:rFonts w:ascii="Times New Roman" w:cs="Times New Roman" w:eastAsia="Times New Roman" w:hAnsi="Times New Roman"/>
+          <w:b/>
+          <w:bCs/>
+          <w:sz w:val="26"/>
+          <w:szCs w:val="26"/>
+        </w:rPr>
+        <w:t xml:space="preserve">Phạm vi của cửa sổ hoàn tác.</w:t>
+      </w:r>
+      <w:r>
+        <w:rPr>
+          <w:rFonts w:ascii="Times New Roman" w:cs="Times New Roman" w:eastAsia="Times New Roman" w:hAnsi="Times New Roman"/>
+          <w:sz w:val="26"/>
+          <w:szCs w:val="26"/>
+        </w:rPr>
+        <w:t xml:space="preserve"> DEP-26 §3 đặt một daemon cho mỗi người dùng phục vụ nhiều dự án, nên có </w:t>
+      </w:r>
+      <w:r>
+        <w:rPr>
+          <w:rFonts w:ascii="Times New Roman" w:cs="Times New Roman" w:eastAsia="Times New Roman" w:hAnsi="Times New Roman"/>
+          <w:b/>
+          <w:bCs/>
+          <w:sz w:val="26"/>
+          <w:szCs w:val="26"/>
+        </w:rPr>
+        <w:t xml:space="preserve">hai</w:t>
+      </w:r>
+      <w:r>
+        <w:rPr>
+          <w:rFonts w:ascii="Times New Roman" w:cs="Times New Roman" w:eastAsia="Times New Roman" w:hAnsi="Times New Roman"/>
+          <w:sz w:val="26"/>
+          <w:szCs w:val="26"/>
+        </w:rPr>
+        <w:t xml:space="preserve"> nhật ký: nhật ký dự án (`&lt;dự án&gt;/.eide/store/ledger.jsonl`) và nhật ký người dùng. Sự kiện thuộc về một dự án ghi vào nhật ký dự án; sự kiện liên-dự-án ghi vào nhật ký người dùng. `project.create` thuộc loại thứ hai — lúc nó chạy thì dự án chưa tồn tại, nên chưa có nhật ký nào để ghi vào. Hệ quả cần biết khi hiện thực: `policy.undo_window` gọi bên trong một dự án sẽ </w:t>
+      </w:r>
+      <w:r>
+        <w:rPr>
+          <w:rFonts w:ascii="Times New Roman" w:cs="Times New Roman" w:eastAsia="Times New Roman" w:hAnsi="Times New Roman"/>
+          <w:b/>
+          <w:bCs/>
+          <w:sz w:val="26"/>
+          <w:szCs w:val="26"/>
+        </w:rPr>
+        <w:t xml:space="preserve">không</w:t>
+      </w:r>
+      <w:r>
+        <w:rPr>
+          <w:rFonts w:ascii="Times New Roman" w:cs="Times New Roman" w:eastAsia="Times New Roman" w:hAnsi="Times New Roman"/>
+          <w:sz w:val="26"/>
+          <w:szCs w:val="26"/>
+        </w:rPr>
+        <w:t xml:space="preserve"> thấy mục hoàn tác của việc tạo chính dự án ấy, và </w:t>
+      </w:r>
+      <w:r>
+        <w:rPr>
+          <w:rFonts w:ascii="Times New Roman" w:cs="Times New Roman" w:eastAsia="Times New Roman" w:hAnsi="Times New Roman"/>
+          <w:b/>
+          <w:bCs/>
+          <w:sz w:val="26"/>
+          <w:szCs w:val="26"/>
+        </w:rPr>
+        <w:t xml:space="preserve">màn hình ReviewQueue (UXD-13) phải gộp cả hai nguồn</w:t>
+      </w:r>
+      <w:r>
+        <w:rPr>
+          <w:rFonts w:ascii="Times New Roman" w:cs="Times New Roman" w:eastAsia="Times New Roman" w:hAnsi="Times New Roman"/>
+          <w:sz w:val="26"/>
+          <w:szCs w:val="26"/>
+        </w:rPr>
+        <w:t xml:space="preserve"> — đọc mỗi nhật ký dự án thì người dùng không bao giờ thấy nút hoàn tác cho việc tạo dự án. Xem DEVIATIONS DEV-014.</w:t>
+      </w:r>
+    </w:p>
+    <w:p>
+      <w:pPr>
+        <w:spacing w:after="60"/>
+      </w:pPr>
+      <w:r>
+        <w:rPr>
+          <w:rFonts w:ascii="Times New Roman" w:cs="Times New Roman" w:eastAsia="Times New Roman" w:hAnsi="Times New Roman"/>
+          <w:sz w:val="26"/>
+          <w:szCs w:val="26"/>
+        </w:rPr>
+        <w:t xml:space="preserve"/>
+      </w:r>
+    </w:p>
+    <w:p>
+      <w:pPr>
+        <w:spacing w:after="120" w:line="360"/>
+        <w:ind w:firstLine="0"/>
+        <w:jc w:val="both"/>
+      </w:pPr>
+      <w:r>
+        <w:rPr>
+          <w:rFonts w:ascii="Times New Roman" w:cs="Times New Roman" w:eastAsia="Times New Roman" w:hAnsi="Times New Roman"/>
+          <w:b/>
+          <w:bCs/>
+          <w:sz w:val="26"/>
+          <w:szCs w:val="26"/>
+        </w:rPr>
+        <w:t xml:space="preserve">Giá trị mặc định.</w:t>
+      </w:r>
+      <w:r>
+        <w:rPr>
+          <w:rFonts w:ascii="Times New Roman" w:cs="Times New Roman" w:eastAsia="Times New Roman" w:hAnsi="Times New Roman"/>
+          <w:sz w:val="26"/>
+          <w:szCs w:val="26"/>
+        </w:rPr>
+        <w:t xml:space="preserve"> Khi một dự án chưa có `.eide/autonomy.yaml`, PolicyGate chạy bằng `policy/defaults.yaml` đi kèm bản cài: các ngưỡng lấy đúng trường `default` của schema §4; `allowed_licenses` = MIT, BSD-2-Clause, BSD-3-Clause, Apache-2.0, CC-BY-4.0, vendor-doc; `boards` để rỗng, vì đánh dấu board lab đòi người xác nhận hai điều chỉ người cầm board mới biết (§3). Bốn danh sách trong tệp ấy được niêm sẵn (`policy/defaults.sig`) và dự án mới kế thừa niêm khi băm trùng — bắt người ký lại một danh sách họ vừa ký là cách chắc chắn khiến lần ký sau không ai đọc. Cấu hình dự án hợp nhất </w:t>
+      </w:r>
+      <w:r>
+        <w:rPr>
+          <w:rFonts w:ascii="Times New Roman" w:cs="Times New Roman" w:eastAsia="Times New Roman" w:hAnsi="Times New Roman"/>
+          <w:b/>
+          <w:bCs/>
+          <w:sz w:val="26"/>
+          <w:szCs w:val="26"/>
+        </w:rPr>
+        <w:t xml:space="preserve">lên trên</w:t>
+      </w:r>
+      <w:r>
+        <w:rPr>
+          <w:rFonts w:ascii="Times New Roman" w:cs="Times New Roman" w:eastAsia="Times New Roman" w:hAnsi="Times New Roman"/>
+          <w:sz w:val="26"/>
+          <w:szCs w:val="26"/>
+        </w:rPr>
+        <w:t xml:space="preserve"> tệp mặc định, không thay thế nó. Xem DEVIATIONS DEV-001.</w:t>
+      </w:r>
+    </w:p>
+    <w:p>
+      <w:pPr>
+        <w:spacing w:after="60"/>
+      </w:pPr>
+      <w:r>
+        <w:rPr>
+          <w:rFonts w:ascii="Times New Roman" w:cs="Times New Roman" w:eastAsia="Times New Roman" w:hAnsi="Times New Roman"/>
+          <w:sz w:val="26"/>
+          <w:szCs w:val="26"/>
+        </w:rPr>
+        <w:t xml:space="preserve"/>
+      </w:r>
+    </w:p>
+    <w:p>
+      <w:pPr>
         <w:pStyle w:val="Heading1"/>
         <w:spacing w:after="160" w:before="360" w:line="360"/>
       </w:pPr>
@@ -13498,7 +14712,7 @@
           <w:sz w:val="28"/>
           <w:szCs w:val="28"/>
         </w:rPr>
-        <w:t xml:space="preserve">8. Bốn mươi tình huống kiểm thử (TC-51)</w:t>
+        <w:t xml:space="preserve">8. Bốn mươi tám tình huống kiểm thử (TC-51)</w:t>
       </w:r>
     </w:p>
     <w:tbl>
@@ -19962,6 +21176,428 @@
                 <w:szCs w:val="19"/>
               </w:rPr>
               <w:t xml:space="preserve">ASK TOOL-05</w:t>
+            </w:r>
+          </w:p>
+        </w:tc>
+      </w:tr>
+      <w:tr>
+        <w:tc>
+          <w:tcPr>
+            <w:tcW w:type="dxa" w:w="700"/>
+            <w:tcBorders>
+              <w:top w:val="single" w:color="7F7F7F" w:sz="4"/>
+              <w:left w:val="single" w:color="7F7F7F" w:sz="4"/>
+              <w:bottom w:val="single" w:color="7F7F7F" w:sz="4"/>
+              <w:right w:val="single" w:color="7F7F7F" w:sz="4"/>
+            </w:tcBorders>
+            <w:shd w:fill="F2F6FB" w:color="auto" w:val="clear"/>
+            <w:tcMar>
+              <w:top w:type="dxa" w:w="50"/>
+              <w:left w:type="dxa" w:w="80"/>
+              <w:bottom w:type="dxa" w:w="50"/>
+              <w:right w:type="dxa" w:w="80"/>
+            </w:tcMar>
+            <w:vAlign w:val="top"/>
+          </w:tcPr>
+          <w:p>
+            <w:pPr>
+              <w:spacing w:after="30" w:line="264"/>
+              <w:jc w:val="left"/>
+            </w:pPr>
+            <w:r>
+              <w:rPr>
+                <w:rFonts w:ascii="Times New Roman" w:cs="Times New Roman" w:eastAsia="Times New Roman" w:hAnsi="Times New Roman"/>
+                <w:b/>
+                <w:bCs/>
+                <w:sz w:val="19"/>
+                <w:szCs w:val="19"/>
+              </w:rPr>
+              <w:t xml:space="preserve">S46</w:t>
+            </w:r>
+          </w:p>
+        </w:tc>
+        <w:tc>
+          <w:tcPr>
+            <w:tcW w:type="dxa" w:w="900"/>
+            <w:tcBorders>
+              <w:top w:val="single" w:color="7F7F7F" w:sz="4"/>
+              <w:left w:val="single" w:color="7F7F7F" w:sz="4"/>
+              <w:bottom w:val="single" w:color="7F7F7F" w:sz="4"/>
+              <w:right w:val="single" w:color="7F7F7F" w:sz="4"/>
+            </w:tcBorders>
+            <w:shd w:fill="F2F6FB" w:color="auto" w:val="clear"/>
+            <w:tcMar>
+              <w:top w:type="dxa" w:w="50"/>
+              <w:left w:type="dxa" w:w="80"/>
+              <w:bottom w:type="dxa" w:w="50"/>
+              <w:right w:type="dxa" w:w="80"/>
+            </w:tcMar>
+            <w:vAlign w:val="top"/>
+          </w:tcPr>
+          <w:p>
+            <w:pPr>
+              <w:spacing w:after="30" w:line="264"/>
+              <w:jc w:val="left"/>
+            </w:pPr>
+            <w:r>
+              <w:rPr>
+                <w:rFonts w:ascii="Times New Roman" w:cs="Times New Roman" w:eastAsia="Times New Roman" w:hAnsi="Times New Roman"/>
+                <w:b w:val="false"/>
+                <w:bCs w:val="false"/>
+                <w:sz w:val="19"/>
+                <w:szCs w:val="19"/>
+              </w:rPr>
+              <w:t xml:space="preserve">G-WL</w:t>
+            </w:r>
+          </w:p>
+        </w:tc>
+        <w:tc>
+          <w:tcPr>
+            <w:tcW w:type="dxa" w:w="5000"/>
+            <w:tcBorders>
+              <w:top w:val="single" w:color="7F7F7F" w:sz="4"/>
+              <w:left w:val="single" w:color="7F7F7F" w:sz="4"/>
+              <w:bottom w:val="single" w:color="7F7F7F" w:sz="4"/>
+              <w:right w:val="single" w:color="7F7F7F" w:sz="4"/>
+            </w:tcBorders>
+            <w:shd w:fill="F2F6FB" w:color="auto" w:val="clear"/>
+            <w:tcMar>
+              <w:top w:type="dxa" w:w="50"/>
+              <w:left w:type="dxa" w:w="80"/>
+              <w:bottom w:type="dxa" w:w="50"/>
+              <w:right w:type="dxa" w:w="80"/>
+            </w:tcMar>
+            <w:vAlign w:val="top"/>
+          </w:tcPr>
+          <w:p>
+            <w:pPr>
+              <w:spacing w:after="30" w:line="264"/>
+              <w:jc w:val="left"/>
+            </w:pPr>
+            <w:r>
+              <w:rPr>
+                <w:rFonts w:ascii="Times New Roman" w:cs="Times New Roman" w:eastAsia="Times New Roman" w:hAnsi="Times New Roman"/>
+                <w:b w:val="false"/>
+                <w:bCs w:val="false"/>
+                <w:sz w:val="19"/>
+                <w:szCs w:val="19"/>
+              </w:rPr>
+              <w:t xml:space="preserve">Người chạy `eide policy sign`; niêm khớp cấu hình sau hợp nhất</w:t>
+            </w:r>
+          </w:p>
+        </w:tc>
+        <w:tc>
+          <w:tcPr>
+            <w:tcW w:type="dxa" w:w="2700"/>
+            <w:tcBorders>
+              <w:top w:val="single" w:color="7F7F7F" w:sz="4"/>
+              <w:left w:val="single" w:color="7F7F7F" w:sz="4"/>
+              <w:bottom w:val="single" w:color="7F7F7F" w:sz="4"/>
+              <w:right w:val="single" w:color="7F7F7F" w:sz="4"/>
+            </w:tcBorders>
+            <w:shd w:fill="F2F6FB" w:color="auto" w:val="clear"/>
+            <w:tcMar>
+              <w:top w:type="dxa" w:w="50"/>
+              <w:left w:type="dxa" w:w="80"/>
+              <w:bottom w:type="dxa" w:w="50"/>
+              <w:right w:type="dxa" w:w="80"/>
+            </w:tcMar>
+            <w:vAlign w:val="top"/>
+          </w:tcPr>
+          <w:p>
+            <w:pPr>
+              <w:spacing w:after="30" w:line="264"/>
+              <w:jc w:val="left"/>
+            </w:pPr>
+            <w:r>
+              <w:rPr>
+                <w:rFonts w:ascii="Times New Roman" w:cs="Times New Roman" w:eastAsia="Times New Roman" w:hAnsi="Times New Roman"/>
+                <w:b w:val="false"/>
+                <w:bCs w:val="false"/>
+                <w:sz w:val="19"/>
+                <w:szCs w:val="19"/>
+              </w:rPr>
+              <w:t xml:space="preserve">APPROVE G-WL-01</w:t>
+            </w:r>
+          </w:p>
+        </w:tc>
+      </w:tr>
+      <w:tr>
+        <w:tc>
+          <w:tcPr>
+            <w:tcW w:type="dxa" w:w="700"/>
+            <w:tcBorders>
+              <w:top w:val="single" w:color="7F7F7F" w:sz="4"/>
+              <w:left w:val="single" w:color="7F7F7F" w:sz="4"/>
+              <w:bottom w:val="single" w:color="7F7F7F" w:sz="4"/>
+              <w:right w:val="single" w:color="7F7F7F" w:sz="4"/>
+            </w:tcBorders>
+            <w:tcMar>
+              <w:top w:type="dxa" w:w="50"/>
+              <w:left w:type="dxa" w:w="80"/>
+              <w:bottom w:type="dxa" w:w="50"/>
+              <w:right w:type="dxa" w:w="80"/>
+            </w:tcMar>
+            <w:vAlign w:val="top"/>
+          </w:tcPr>
+          <w:p>
+            <w:pPr>
+              <w:spacing w:after="30" w:line="264"/>
+              <w:jc w:val="left"/>
+            </w:pPr>
+            <w:r>
+              <w:rPr>
+                <w:rFonts w:ascii="Times New Roman" w:cs="Times New Roman" w:eastAsia="Times New Roman" w:hAnsi="Times New Roman"/>
+                <w:b/>
+                <w:bCs/>
+                <w:sz w:val="19"/>
+                <w:szCs w:val="19"/>
+              </w:rPr>
+              <w:t xml:space="preserve">S47</w:t>
+            </w:r>
+          </w:p>
+        </w:tc>
+        <w:tc>
+          <w:tcPr>
+            <w:tcW w:type="dxa" w:w="900"/>
+            <w:tcBorders>
+              <w:top w:val="single" w:color="7F7F7F" w:sz="4"/>
+              <w:left w:val="single" w:color="7F7F7F" w:sz="4"/>
+              <w:bottom w:val="single" w:color="7F7F7F" w:sz="4"/>
+              <w:right w:val="single" w:color="7F7F7F" w:sz="4"/>
+            </w:tcBorders>
+            <w:tcMar>
+              <w:top w:type="dxa" w:w="50"/>
+              <w:left w:type="dxa" w:w="80"/>
+              <w:bottom w:type="dxa" w:w="50"/>
+              <w:right w:type="dxa" w:w="80"/>
+            </w:tcMar>
+            <w:vAlign w:val="top"/>
+          </w:tcPr>
+          <w:p>
+            <w:pPr>
+              <w:spacing w:after="30" w:line="264"/>
+              <w:jc w:val="left"/>
+            </w:pPr>
+            <w:r>
+              <w:rPr>
+                <w:rFonts w:ascii="Times New Roman" w:cs="Times New Roman" w:eastAsia="Times New Roman" w:hAnsi="Times New Roman"/>
+                <w:b w:val="false"/>
+                <w:bCs w:val="false"/>
+                <w:sz w:val="19"/>
+                <w:szCs w:val="19"/>
+              </w:rPr>
+              <w:t xml:space="preserve">G-WL</w:t>
+            </w:r>
+          </w:p>
+        </w:tc>
+        <w:tc>
+          <w:tcPr>
+            <w:tcW w:type="dxa" w:w="5000"/>
+            <w:tcBorders>
+              <w:top w:val="single" w:color="7F7F7F" w:sz="4"/>
+              <w:left w:val="single" w:color="7F7F7F" w:sz="4"/>
+              <w:bottom w:val="single" w:color="7F7F7F" w:sz="4"/>
+              <w:right w:val="single" w:color="7F7F7F" w:sz="4"/>
+            </w:tcBorders>
+            <w:tcMar>
+              <w:top w:type="dxa" w:w="50"/>
+              <w:left w:type="dxa" w:w="80"/>
+              <w:bottom w:type="dxa" w:w="50"/>
+              <w:right w:type="dxa" w:w="80"/>
+            </w:tcMar>
+            <w:vAlign w:val="top"/>
+          </w:tcPr>
+          <w:p>
+            <w:pPr>
+              <w:spacing w:after="30" w:line="264"/>
+              <w:jc w:val="left"/>
+            </w:pPr>
+            <w:r>
+              <w:rPr>
+                <w:rFonts w:ascii="Times New Roman" w:cs="Times New Roman" w:eastAsia="Times New Roman" w:hAnsi="Times New Roman"/>
+                <w:b w:val="false"/>
+                <w:bCs w:val="false"/>
+                <w:sz w:val="19"/>
+                <w:szCs w:val="19"/>
+              </w:rPr>
+              <w:t xml:space="preserve">Tác tử tự gọi để thêm một tên miền vào trusted_sources</w:t>
+            </w:r>
+          </w:p>
+        </w:tc>
+        <w:tc>
+          <w:tcPr>
+            <w:tcW w:type="dxa" w:w="2700"/>
+            <w:tcBorders>
+              <w:top w:val="single" w:color="7F7F7F" w:sz="4"/>
+              <w:left w:val="single" w:color="7F7F7F" w:sz="4"/>
+              <w:bottom w:val="single" w:color="7F7F7F" w:sz="4"/>
+              <w:right w:val="single" w:color="7F7F7F" w:sz="4"/>
+            </w:tcBorders>
+            <w:tcMar>
+              <w:top w:type="dxa" w:w="50"/>
+              <w:left w:type="dxa" w:w="80"/>
+              <w:bottom w:type="dxa" w:w="50"/>
+              <w:right w:type="dxa" w:w="80"/>
+            </w:tcMar>
+            <w:vAlign w:val="top"/>
+          </w:tcPr>
+          <w:p>
+            <w:pPr>
+              <w:spacing w:after="30" w:line="264"/>
+              <w:jc w:val="left"/>
+            </w:pPr>
+            <w:r>
+              <w:rPr>
+                <w:rFonts w:ascii="Times New Roman" w:cs="Times New Roman" w:eastAsia="Times New Roman" w:hAnsi="Times New Roman"/>
+                <w:b w:val="false"/>
+                <w:bCs w:val="false"/>
+                <w:sz w:val="19"/>
+                <w:szCs w:val="19"/>
+              </w:rPr>
+              <w:t xml:space="preserve">REJECT G-WL-02</w:t>
+            </w:r>
+          </w:p>
+        </w:tc>
+      </w:tr>
+      <w:tr>
+        <w:tc>
+          <w:tcPr>
+            <w:tcW w:type="dxa" w:w="700"/>
+            <w:tcBorders>
+              <w:top w:val="single" w:color="7F7F7F" w:sz="4"/>
+              <w:left w:val="single" w:color="7F7F7F" w:sz="4"/>
+              <w:bottom w:val="single" w:color="7F7F7F" w:sz="4"/>
+              <w:right w:val="single" w:color="7F7F7F" w:sz="4"/>
+            </w:tcBorders>
+            <w:shd w:fill="F2F6FB" w:color="auto" w:val="clear"/>
+            <w:tcMar>
+              <w:top w:type="dxa" w:w="50"/>
+              <w:left w:type="dxa" w:w="80"/>
+              <w:bottom w:type="dxa" w:w="50"/>
+              <w:right w:type="dxa" w:w="80"/>
+            </w:tcMar>
+            <w:vAlign w:val="top"/>
+          </w:tcPr>
+          <w:p>
+            <w:pPr>
+              <w:spacing w:after="30" w:line="264"/>
+              <w:jc w:val="left"/>
+            </w:pPr>
+            <w:r>
+              <w:rPr>
+                <w:rFonts w:ascii="Times New Roman" w:cs="Times New Roman" w:eastAsia="Times New Roman" w:hAnsi="Times New Roman"/>
+                <w:b/>
+                <w:bCs/>
+                <w:sz w:val="19"/>
+                <w:szCs w:val="19"/>
+              </w:rPr>
+              <w:t xml:space="preserve">S48</w:t>
+            </w:r>
+          </w:p>
+        </w:tc>
+        <w:tc>
+          <w:tcPr>
+            <w:tcW w:type="dxa" w:w="900"/>
+            <w:tcBorders>
+              <w:top w:val="single" w:color="7F7F7F" w:sz="4"/>
+              <w:left w:val="single" w:color="7F7F7F" w:sz="4"/>
+              <w:bottom w:val="single" w:color="7F7F7F" w:sz="4"/>
+              <w:right w:val="single" w:color="7F7F7F" w:sz="4"/>
+            </w:tcBorders>
+            <w:shd w:fill="F2F6FB" w:color="auto" w:val="clear"/>
+            <w:tcMar>
+              <w:top w:type="dxa" w:w="50"/>
+              <w:left w:type="dxa" w:w="80"/>
+              <w:bottom w:type="dxa" w:w="50"/>
+              <w:right w:type="dxa" w:w="80"/>
+            </w:tcMar>
+            <w:vAlign w:val="top"/>
+          </w:tcPr>
+          <w:p>
+            <w:pPr>
+              <w:spacing w:after="30" w:line="264"/>
+              <w:jc w:val="left"/>
+            </w:pPr>
+            <w:r>
+              <w:rPr>
+                <w:rFonts w:ascii="Times New Roman" w:cs="Times New Roman" w:eastAsia="Times New Roman" w:hAnsi="Times New Roman"/>
+                <w:b w:val="false"/>
+                <w:bCs w:val="false"/>
+                <w:sz w:val="19"/>
+                <w:szCs w:val="19"/>
+              </w:rPr>
+              <w:t xml:space="preserve">G-WL</w:t>
+            </w:r>
+          </w:p>
+        </w:tc>
+        <w:tc>
+          <w:tcPr>
+            <w:tcW w:type="dxa" w:w="5000"/>
+            <w:tcBorders>
+              <w:top w:val="single" w:color="7F7F7F" w:sz="4"/>
+              <w:left w:val="single" w:color="7F7F7F" w:sz="4"/>
+              <w:bottom w:val="single" w:color="7F7F7F" w:sz="4"/>
+              <w:right w:val="single" w:color="7F7F7F" w:sz="4"/>
+            </w:tcBorders>
+            <w:shd w:fill="F2F6FB" w:color="auto" w:val="clear"/>
+            <w:tcMar>
+              <w:top w:type="dxa" w:w="50"/>
+              <w:left w:type="dxa" w:w="80"/>
+              <w:bottom w:type="dxa" w:w="50"/>
+              <w:right w:type="dxa" w:w="80"/>
+            </w:tcMar>
+            <w:vAlign w:val="top"/>
+          </w:tcPr>
+          <w:p>
+            <w:pPr>
+              <w:spacing w:after="30" w:line="264"/>
+              <w:jc w:val="left"/>
+            </w:pPr>
+            <w:r>
+              <w:rPr>
+                <w:rFonts w:ascii="Times New Roman" w:cs="Times New Roman" w:eastAsia="Times New Roman" w:hAnsi="Times New Roman"/>
+                <w:b w:val="false"/>
+                <w:bCs w:val="false"/>
+                <w:sz w:val="19"/>
+                <w:szCs w:val="19"/>
+              </w:rPr>
+              <w:t xml:space="preserve">Người ký nhưng băm không khớp niêm (danh sách đã đổi sau khi ký)</w:t>
+            </w:r>
+          </w:p>
+        </w:tc>
+        <w:tc>
+          <w:tcPr>
+            <w:tcW w:type="dxa" w:w="2700"/>
+            <w:tcBorders>
+              <w:top w:val="single" w:color="7F7F7F" w:sz="4"/>
+              <w:left w:val="single" w:color="7F7F7F" w:sz="4"/>
+              <w:bottom w:val="single" w:color="7F7F7F" w:sz="4"/>
+              <w:right w:val="single" w:color="7F7F7F" w:sz="4"/>
+            </w:tcBorders>
+            <w:shd w:fill="F2F6FB" w:color="auto" w:val="clear"/>
+            <w:tcMar>
+              <w:top w:type="dxa" w:w="50"/>
+              <w:left w:type="dxa" w:w="80"/>
+              <w:bottom w:type="dxa" w:w="50"/>
+              <w:right w:type="dxa" w:w="80"/>
+            </w:tcMar>
+            <w:vAlign w:val="top"/>
+          </w:tcPr>
+          <w:p>
+            <w:pPr>
+              <w:spacing w:after="30" w:line="264"/>
+              <w:jc w:val="left"/>
+            </w:pPr>
+            <w:r>
+              <w:rPr>
+                <w:rFonts w:ascii="Times New Roman" w:cs="Times New Roman" w:eastAsia="Times New Roman" w:hAnsi="Times New Roman"/>
+                <w:b w:val="false"/>
+                <w:bCs w:val="false"/>
+                <w:sz w:val="19"/>
+                <w:szCs w:val="19"/>
+              </w:rPr>
+              <w:t xml:space="preserve">ASK G-WL-99</w:t>
             </w:r>
           </w:p>
         </w:tc>
@@ -19992,7 +21628,7 @@
           <w:sz w:val="26"/>
           <w:szCs w:val="26"/>
         </w:rPr>
-        <w:t xml:space="preserve">Tệp `tests/policy/situations.jsonl` chứa 45 tình huống; TC-51 nạp rules.yaml và autonomy.yaml mặc định, dựng Action/Context tương ứng, so quyết định và mã quy tắc. TC-55 đổi `fact_silver_auto` 0,85 → 0,8 và kiểm S11 chuyển thành APPROVE.</w:t>
+        <w:t xml:space="preserve">Tệp `tests/policy/situations.jsonl` chứa 48 tình huống; TC-51 nạp rules.yaml và autonomy.yaml mặc định, dựng Action/Context tương ứng, so quyết định và mã quy tắc. TC-55 đổi `fact_silver_auto` 0,85 → 0,8 và kiểm S11 chuyển thành APPROVE.</w:t>
       </w:r>
     </w:p>
     <w:p>
@@ -21338,7 +22974,7 @@
         <w:sz w:val="20"/>
         <w:szCs w:val="20"/>
       </w:rPr>
-      <w:t xml:space="preserve">EIDE-POL-17 · Quy tắc chính sách tự chủ · v1.1</w:t>
+      <w:t xml:space="preserve">EIDE-POL-17 · Quy tắc chính sách tự chủ · v1.2</w:t>
     </w:r>
   </w:p>
 </w:hdr>

--- a/docs/ho-so/EIDE-POL-17_Quy_tac_chinh_sach.docx
+++ b/docs/ho-so/EIDE-POL-17_Quy_tac_chinh_sach.docx
@@ -277,7 +277,7 @@
                 <w:sz w:val="21"/>
                 <w:szCs w:val="21"/>
               </w:rPr>
-              <w:t xml:space="preserve">1.2 — Đồng bộ nhóm POL sau Sprint 1. §1: nói rõ tầng T2 mượn mã quy tắc và lý do từ dải chặn (ưu tiên ≤ 5) thay vì trả về một mã chung, để G-OPS-02 và G5-02 không còn là quy tắc chết (DEV-012); và đặc trưng chưa được cung cấp luôn coi là SAI, kể cả khi viết dạng tên trần (DEV-033). §2: G-OPS-06 thêm điều kiện op nên không còn khớp lệnh cài gói (DEV-032); thêm cổng G-WL với ba quy tắc cho việc đổi danh sách trắng (DEV-031). §3: danh sách thứ tư đổi tên lab_boards → boards cho khớp schema §4, vốn khai additionalProperties: false nên từ chối chính cái tên §3 bảo dùng (DEV-030); bổ sung ba điểm về giới hạn của niêm. §5: phạm vi cửa sổ hoàn tác trên hai nhật ký và yêu cầu ReviewQueue gộp cả hai (DEV-014); giá trị mặc định của defaults.yaml (DEV-001). §8: thêm S46–S48 phủ cổng G-WL.</w:t>
+              <w:t xml:space="preserve">1.3 — §1: ghi rõ HAI ngoại lệ của nhánh R0 ở tầng T2 — quy tắc trong dải chặn (ưu tiên ≤ 5) vẫn thắng kể cả khi chỉ ASK, và quy tắc APPROVE khớp thì mượn mã cùng lý do. Không ghi ra thì lần hiện thực sau đọc "bỏ qua tầng sau" theo nghĩa đen và mở lại đúng hai lỗ hổng ấy (DEV-040).</w:t>
             </w:r>
           </w:p>
         </w:tc>
@@ -1497,6 +1497,148 @@
                 <w:szCs w:val="21"/>
               </w:rPr>
               <w:t xml:space="preserve">Đồng bộ nhóm POL sau Sprint 1. §1: nói rõ tầng T2 mượn mã quy tắc và lý do từ dải chặn (ưu tiên ≤ 5) thay vì trả về một mã chung, để G-OPS-02 và G5-02 không còn là quy tắc chết (DEV-012); và đặc trưng chưa được cung cấp luôn coi là SAI, kể cả khi viết dạng tên trần (DEV-033). §2: G-OPS-06 thêm điều kiện op nên không còn khớp lệnh cài gói (DEV-032); thêm cổng G-WL với ba quy tắc cho việc đổi danh sách trắng (DEV-031). §3: danh sách thứ tư đổi tên lab_boards → boards cho khớp schema §4, vốn khai additionalProperties: false nên từ chối chính cái tên §3 bảo dùng (DEV-030); bổ sung ba điểm về giới hạn của niêm. §5: phạm vi cửa sổ hoàn tác trên hai nhật ký và yêu cầu ReviewQueue gộp cả hai (DEV-014); giá trị mặc định của defaults.yaml (DEV-001). §8: thêm S46–S48 phủ cổng G-WL.</w:t>
+            </w:r>
+          </w:p>
+        </w:tc>
+      </w:tr>
+      <w:tr>
+        <w:tc>
+          <w:tcPr>
+            <w:tcW w:type="dxa" w:w="1500"/>
+            <w:tcBorders>
+              <w:top w:val="single" w:color="7F7F7F" w:sz="4"/>
+              <w:left w:val="single" w:color="7F7F7F" w:sz="4"/>
+              <w:bottom w:val="single" w:color="7F7F7F" w:sz="4"/>
+              <w:right w:val="single" w:color="7F7F7F" w:sz="4"/>
+            </w:tcBorders>
+            <w:shd w:fill="F2F6FB" w:color="auto" w:val="clear"/>
+            <w:tcMar>
+              <w:top w:type="dxa" w:w="50"/>
+              <w:left w:type="dxa" w:w="80"/>
+              <w:bottom w:type="dxa" w:w="50"/>
+              <w:right w:type="dxa" w:w="80"/>
+            </w:tcMar>
+            <w:vAlign w:val="top"/>
+          </w:tcPr>
+          <w:p>
+            <w:pPr>
+              <w:spacing w:after="30" w:line="264"/>
+              <w:jc w:val="left"/>
+            </w:pPr>
+            <w:r>
+              <w:rPr>
+                <w:rFonts w:ascii="Times New Roman" w:cs="Times New Roman" w:eastAsia="Times New Roman" w:hAnsi="Times New Roman"/>
+                <w:b/>
+                <w:bCs/>
+                <w:sz w:val="21"/>
+                <w:szCs w:val="21"/>
+              </w:rPr>
+              <w:t xml:space="preserve">1.3</w:t>
+            </w:r>
+          </w:p>
+        </w:tc>
+        <w:tc>
+          <w:tcPr>
+            <w:tcW w:type="dxa" w:w="1700"/>
+            <w:tcBorders>
+              <w:top w:val="single" w:color="7F7F7F" w:sz="4"/>
+              <w:left w:val="single" w:color="7F7F7F" w:sz="4"/>
+              <w:bottom w:val="single" w:color="7F7F7F" w:sz="4"/>
+              <w:right w:val="single" w:color="7F7F7F" w:sz="4"/>
+            </w:tcBorders>
+            <w:shd w:fill="F2F6FB" w:color="auto" w:val="clear"/>
+            <w:tcMar>
+              <w:top w:type="dxa" w:w="50"/>
+              <w:left w:type="dxa" w:w="80"/>
+              <w:bottom w:type="dxa" w:w="50"/>
+              <w:right w:type="dxa" w:w="80"/>
+            </w:tcMar>
+            <w:vAlign w:val="top"/>
+          </w:tcPr>
+          <w:p>
+            <w:pPr>
+              <w:spacing w:after="30" w:line="264"/>
+              <w:jc w:val="left"/>
+            </w:pPr>
+            <w:r>
+              <w:rPr>
+                <w:rFonts w:ascii="Times New Roman" w:cs="Times New Roman" w:eastAsia="Times New Roman" w:hAnsi="Times New Roman"/>
+                <w:b w:val="false"/>
+                <w:bCs w:val="false"/>
+                <w:sz w:val="21"/>
+                <w:szCs w:val="21"/>
+              </w:rPr>
+              <w:t xml:space="preserve">07/09/2026</w:t>
+            </w:r>
+          </w:p>
+        </w:tc>
+        <w:tc>
+          <w:tcPr>
+            <w:tcW w:type="dxa" w:w="2100"/>
+            <w:tcBorders>
+              <w:top w:val="single" w:color="7F7F7F" w:sz="4"/>
+              <w:left w:val="single" w:color="7F7F7F" w:sz="4"/>
+              <w:bottom w:val="single" w:color="7F7F7F" w:sz="4"/>
+              <w:right w:val="single" w:color="7F7F7F" w:sz="4"/>
+            </w:tcBorders>
+            <w:shd w:fill="F2F6FB" w:color="auto" w:val="clear"/>
+            <w:tcMar>
+              <w:top w:type="dxa" w:w="50"/>
+              <w:left w:type="dxa" w:w="80"/>
+              <w:bottom w:type="dxa" w:w="50"/>
+              <w:right w:type="dxa" w:w="80"/>
+            </w:tcMar>
+            <w:vAlign w:val="top"/>
+          </w:tcPr>
+          <w:p>
+            <w:pPr>
+              <w:spacing w:after="30" w:line="264"/>
+              <w:jc w:val="left"/>
+            </w:pPr>
+            <w:r>
+              <w:rPr>
+                <w:rFonts w:ascii="Times New Roman" w:cs="Times New Roman" w:eastAsia="Times New Roman" w:hAnsi="Times New Roman"/>
+                <w:b w:val="false"/>
+                <w:bCs w:val="false"/>
+                <w:sz w:val="21"/>
+                <w:szCs w:val="21"/>
+              </w:rPr>
+              <w:t xml:space="preserve">Vũ Trí Công</w:t>
+            </w:r>
+          </w:p>
+        </w:tc>
+        <w:tc>
+          <w:tcPr>
+            <w:tcW w:type="dxa" w:w="4000"/>
+            <w:tcBorders>
+              <w:top w:val="single" w:color="7F7F7F" w:sz="4"/>
+              <w:left w:val="single" w:color="7F7F7F" w:sz="4"/>
+              <w:bottom w:val="single" w:color="7F7F7F" w:sz="4"/>
+              <w:right w:val="single" w:color="7F7F7F" w:sz="4"/>
+            </w:tcBorders>
+            <w:shd w:fill="F2F6FB" w:color="auto" w:val="clear"/>
+            <w:tcMar>
+              <w:top w:type="dxa" w:w="50"/>
+              <w:left w:type="dxa" w:w="80"/>
+              <w:bottom w:type="dxa" w:w="50"/>
+              <w:right w:type="dxa" w:w="80"/>
+            </w:tcMar>
+            <w:vAlign w:val="top"/>
+          </w:tcPr>
+          <w:p>
+            <w:pPr>
+              <w:spacing w:after="30" w:line="264"/>
+              <w:jc w:val="left"/>
+            </w:pPr>
+            <w:r>
+              <w:rPr>
+                <w:rFonts w:ascii="Times New Roman" w:cs="Times New Roman" w:eastAsia="Times New Roman" w:hAnsi="Times New Roman"/>
+                <w:b w:val="false"/>
+                <w:bCs w:val="false"/>
+                <w:sz w:val="21"/>
+                <w:szCs w:val="21"/>
+              </w:rPr>
+              <w:t xml:space="preserve">§1: ghi rõ HAI ngoại lệ của nhánh R0 ở tầng T2 — quy tắc trong dải chặn (ưu tiên ≤ 5) vẫn thắng kể cả khi chỉ ASK, và quy tắc APPROVE khớp thì mượn mã cùng lý do. Không ghi ra thì lần hiện thực sau đọc "bỏ qua tầng sau" theo nghĩa đen và mở lại đúng hai lỗ hổng ấy (DEV-040).</w:t>
             </w:r>
           </w:p>
         </w:tc>
@@ -1919,7 +2061,7 @@
                 <w:sz w:val="21"/>
                 <w:szCs w:val="21"/>
               </w:rPr>
-              <w:t xml:space="preserve">R4 và không trong whitelist đã ký → ASK(R4); R3 và board không lab → ASK(R3-NOLAB); R0 → APPROVE(R0) (bỏ qua tầng sau)</w:t>
+              <w:t xml:space="preserve">R4 và không trong whitelist đã ký → ASK(R4); R3 và board không lab → ASK(R3-NOLAB); R0 → APPROVE(R0), bỏ qua tầng sau TRỪ hai ngoại lệ ở đoạn dưới</w:t>
             </w:r>
           </w:p>
         </w:tc>
@@ -2226,6 +2368,80 @@
           <w:szCs w:val="26"/>
         </w:rPr>
         <w:t xml:space="preserve">, không nới: một quy tắc APPROVE gặp ngưỡng cứng vẫn ra ASK. Xem DEVIATIONS DEV-012.</w:t>
+      </w:r>
+    </w:p>
+    <w:p>
+      <w:pPr>
+        <w:spacing w:after="60"/>
+      </w:pPr>
+      <w:r>
+        <w:rPr>
+          <w:rFonts w:ascii="Times New Roman" w:cs="Times New Roman" w:eastAsia="Times New Roman" w:hAnsi="Times New Roman"/>
+          <w:sz w:val="26"/>
+          <w:szCs w:val="26"/>
+        </w:rPr>
+        <w:t xml:space="preserve"/>
+      </w:r>
+    </w:p>
+    <w:p>
+      <w:pPr>
+        <w:spacing w:after="120" w:line="360"/>
+        <w:ind w:firstLine="0"/>
+        <w:jc w:val="both"/>
+      </w:pPr>
+      <w:r>
+        <w:rPr>
+          <w:rFonts w:ascii="Times New Roman" w:cs="Times New Roman" w:eastAsia="Times New Roman" w:hAnsi="Times New Roman"/>
+          <w:b/>
+          <w:bCs/>
+          <w:sz w:val="26"/>
+          <w:szCs w:val="26"/>
+        </w:rPr>
+        <w:t xml:space="preserve">Hai ngoại lệ của nhánh R0 ở tầng T2.</w:t>
+      </w:r>
+      <w:r>
+        <w:rPr>
+          <w:rFonts w:ascii="Times New Roman" w:cs="Times New Roman" w:eastAsia="Times New Roman" w:hAnsi="Times New Roman"/>
+          <w:sz w:val="26"/>
+          <w:szCs w:val="26"/>
+        </w:rPr>
+        <w:t xml:space="preserve"> "Bỏ qua tầng sau" đúng với đa số, nhưng không đúng tuyệt đối, và cả hai chỗ trừ ra đều có lý do cụ thể. (a) Quy tắc trong </w:t>
+      </w:r>
+      <w:r>
+        <w:rPr>
+          <w:rFonts w:ascii="Times New Roman" w:cs="Times New Roman" w:eastAsia="Times New Roman" w:hAnsi="Times New Roman"/>
+          <w:b/>
+          <w:bCs/>
+          <w:sz w:val="26"/>
+          <w:szCs w:val="26"/>
+        </w:rPr>
+        <w:t xml:space="preserve">dải chặn</w:t>
+      </w:r>
+      <w:r>
+        <w:rPr>
+          <w:rFonts w:ascii="Times New Roman" w:cs="Times New Roman" w:eastAsia="Times New Roman" w:hAnsi="Times New Roman"/>
+          <w:sz w:val="26"/>
+          <w:szCs w:val="26"/>
+        </w:rPr>
+        <w:t xml:space="preserve"> (ưu tiên ≤ 5) vẫn thắng, kể cả khi nó chỉ ASK: `TOOL-03` chặn công cụ tác tử tự viết chưa qua kiểm thử — mà lớp rủi ro của công cụ ấy được SUY TỪ HIỆU ỨNG NÓ TỰ KHAI, và `effects_ok` tồn tại đúng vì lời khai có thể sai, nên cho R0 vượt qua là tin lời khai của chính thứ đang bị nghi; `G-SRC-07` hỏi khi một dự án nhạy cảm dùng nguồn đòi gửi dữ liệu ra ngoài, mà vài năng lực `search.*` mang nhãn R0 vì chúng "chỉ đọc" — đọc từ một dịch vụ bên ngoài. (b) Quy tắc APPROVE khớp thì tầng T2 </w:t>
+      </w:r>
+      <w:r>
+        <w:rPr>
+          <w:rFonts w:ascii="Times New Roman" w:cs="Times New Roman" w:eastAsia="Times New Roman" w:hAnsi="Times New Roman"/>
+          <w:b/>
+          <w:bCs/>
+          <w:sz w:val="26"/>
+          <w:szCs w:val="26"/>
+        </w:rPr>
+        <w:t xml:space="preserve">mượn mã và lý do</w:t>
+      </w:r>
+      <w:r>
+        <w:rPr>
+          <w:rFonts w:ascii="Times New Roman" w:cs="Times New Roman" w:eastAsia="Times New Roman" w:hAnsi="Times New Roman"/>
+          <w:sz w:val="26"/>
+          <w:szCs w:val="26"/>
+        </w:rPr>
+        <w:t xml:space="preserve"> của nó thay vì trả về mã chung `R0`: không mượn thì `TOOL-01` thành quy tắc chết và `decision_log` mất câu giải thích, đúng khuôn hỏng mà đoạn trên vừa mô tả cho `G-OPS-02`. Xem DEVIATIONS DEV-040.</w:t>
       </w:r>
     </w:p>
     <w:p>
@@ -22974,7 +23190,7 @@
         <w:sz w:val="20"/>
         <w:szCs w:val="20"/>
       </w:rPr>
-      <w:t xml:space="preserve">EIDE-POL-17 · Quy tắc chính sách tự chủ · v1.2</w:t>
+      <w:t xml:space="preserve">EIDE-POL-17 · Quy tắc chính sách tự chủ · v1.3</w:t>
     </w:r>
   </w:p>
 </w:hdr>

--- a/docs/ho-so/EIDE-POL-17_Quy_tac_chinh_sach.docx
+++ b/docs/ho-so/EIDE-POL-17_Quy_tac_chinh_sach.docx
@@ -277,7 +277,7 @@
                 <w:sz w:val="21"/>
                 <w:szCs w:val="21"/>
               </w:rPr>
-              <w:t xml:space="preserve">1.3 — §1: ghi rõ HAI ngoại lệ của nhánh R0 ở tầng T2 — quy tắc trong dải chặn (ưu tiên ≤ 5) vẫn thắng kể cả khi chỉ ASK, và quy tắc APPROVE khớp thì mượn mã cùng lý do. Không ghi ra thì lần hiện thực sau đọc "bỏ qua tầng sau" theo nghĩa đen và mở lại đúng hai lỗ hổng ấy (DEV-040).</w:t>
+              <w:t xml:space="preserve">1.4 — §2: nói rõ `source.kind` trong quy tắc dùng TỪ VỰNG CHÍNH SÁCH, không phải enum `Source.kind` của DDD-14 §2 — `pdf_vendor` là một phán xét ("PDF tải từ tên miền chính hãng") chứ không phải một định dạng; kèm bảng ánh xạ hai chiều, và ghi rõ bên gọi chịu trách nhiệm ánh xạ. Truyền thẳng enum DDD-14 vào cổng thì mọi datasheet hãng trượt G-SRC-01 rồi rơi xuống G-SRC-99: quyết định vẫn an toàn nhưng lý do sai, và rất khó tìm vì mọi đặc trưng khác đều đúng (DEV-057).</w:t>
             </w:r>
           </w:p>
         </w:tc>
@@ -1639,6 +1639,144 @@
                 <w:szCs w:val="21"/>
               </w:rPr>
               <w:t xml:space="preserve">§1: ghi rõ HAI ngoại lệ của nhánh R0 ở tầng T2 — quy tắc trong dải chặn (ưu tiên ≤ 5) vẫn thắng kể cả khi chỉ ASK, và quy tắc APPROVE khớp thì mượn mã cùng lý do. Không ghi ra thì lần hiện thực sau đọc "bỏ qua tầng sau" theo nghĩa đen và mở lại đúng hai lỗ hổng ấy (DEV-040).</w:t>
+            </w:r>
+          </w:p>
+        </w:tc>
+      </w:tr>
+      <w:tr>
+        <w:tc>
+          <w:tcPr>
+            <w:tcW w:type="dxa" w:w="1500"/>
+            <w:tcBorders>
+              <w:top w:val="single" w:color="7F7F7F" w:sz="4"/>
+              <w:left w:val="single" w:color="7F7F7F" w:sz="4"/>
+              <w:bottom w:val="single" w:color="7F7F7F" w:sz="4"/>
+              <w:right w:val="single" w:color="7F7F7F" w:sz="4"/>
+            </w:tcBorders>
+            <w:tcMar>
+              <w:top w:type="dxa" w:w="50"/>
+              <w:left w:type="dxa" w:w="80"/>
+              <w:bottom w:type="dxa" w:w="50"/>
+              <w:right w:type="dxa" w:w="80"/>
+            </w:tcMar>
+            <w:vAlign w:val="top"/>
+          </w:tcPr>
+          <w:p>
+            <w:pPr>
+              <w:spacing w:after="30" w:line="264"/>
+              <w:jc w:val="left"/>
+            </w:pPr>
+            <w:r>
+              <w:rPr>
+                <w:rFonts w:ascii="Times New Roman" w:cs="Times New Roman" w:eastAsia="Times New Roman" w:hAnsi="Times New Roman"/>
+                <w:b/>
+                <w:bCs/>
+                <w:sz w:val="21"/>
+                <w:szCs w:val="21"/>
+              </w:rPr>
+              <w:t xml:space="preserve">1.4</w:t>
+            </w:r>
+          </w:p>
+        </w:tc>
+        <w:tc>
+          <w:tcPr>
+            <w:tcW w:type="dxa" w:w="1700"/>
+            <w:tcBorders>
+              <w:top w:val="single" w:color="7F7F7F" w:sz="4"/>
+              <w:left w:val="single" w:color="7F7F7F" w:sz="4"/>
+              <w:bottom w:val="single" w:color="7F7F7F" w:sz="4"/>
+              <w:right w:val="single" w:color="7F7F7F" w:sz="4"/>
+            </w:tcBorders>
+            <w:tcMar>
+              <w:top w:type="dxa" w:w="50"/>
+              <w:left w:type="dxa" w:w="80"/>
+              <w:bottom w:type="dxa" w:w="50"/>
+              <w:right w:type="dxa" w:w="80"/>
+            </w:tcMar>
+            <w:vAlign w:val="top"/>
+          </w:tcPr>
+          <w:p>
+            <w:pPr>
+              <w:spacing w:after="30" w:line="264"/>
+              <w:jc w:val="left"/>
+            </w:pPr>
+            <w:r>
+              <w:rPr>
+                <w:rFonts w:ascii="Times New Roman" w:cs="Times New Roman" w:eastAsia="Times New Roman" w:hAnsi="Times New Roman"/>
+                <w:b w:val="false"/>
+                <w:bCs w:val="false"/>
+                <w:sz w:val="21"/>
+                <w:szCs w:val="21"/>
+              </w:rPr>
+              <w:t xml:space="preserve">07/09/2026</w:t>
+            </w:r>
+          </w:p>
+        </w:tc>
+        <w:tc>
+          <w:tcPr>
+            <w:tcW w:type="dxa" w:w="2100"/>
+            <w:tcBorders>
+              <w:top w:val="single" w:color="7F7F7F" w:sz="4"/>
+              <w:left w:val="single" w:color="7F7F7F" w:sz="4"/>
+              <w:bottom w:val="single" w:color="7F7F7F" w:sz="4"/>
+              <w:right w:val="single" w:color="7F7F7F" w:sz="4"/>
+            </w:tcBorders>
+            <w:tcMar>
+              <w:top w:type="dxa" w:w="50"/>
+              <w:left w:type="dxa" w:w="80"/>
+              <w:bottom w:type="dxa" w:w="50"/>
+              <w:right w:type="dxa" w:w="80"/>
+            </w:tcMar>
+            <w:vAlign w:val="top"/>
+          </w:tcPr>
+          <w:p>
+            <w:pPr>
+              <w:spacing w:after="30" w:line="264"/>
+              <w:jc w:val="left"/>
+            </w:pPr>
+            <w:r>
+              <w:rPr>
+                <w:rFonts w:ascii="Times New Roman" w:cs="Times New Roman" w:eastAsia="Times New Roman" w:hAnsi="Times New Roman"/>
+                <w:b w:val="false"/>
+                <w:bCs w:val="false"/>
+                <w:sz w:val="21"/>
+                <w:szCs w:val="21"/>
+              </w:rPr>
+              <w:t xml:space="preserve">Vũ Trí Công</w:t>
+            </w:r>
+          </w:p>
+        </w:tc>
+        <w:tc>
+          <w:tcPr>
+            <w:tcW w:type="dxa" w:w="4000"/>
+            <w:tcBorders>
+              <w:top w:val="single" w:color="7F7F7F" w:sz="4"/>
+              <w:left w:val="single" w:color="7F7F7F" w:sz="4"/>
+              <w:bottom w:val="single" w:color="7F7F7F" w:sz="4"/>
+              <w:right w:val="single" w:color="7F7F7F" w:sz="4"/>
+            </w:tcBorders>
+            <w:tcMar>
+              <w:top w:type="dxa" w:w="50"/>
+              <w:left w:type="dxa" w:w="80"/>
+              <w:bottom w:type="dxa" w:w="50"/>
+              <w:right w:type="dxa" w:w="80"/>
+            </w:tcMar>
+            <w:vAlign w:val="top"/>
+          </w:tcPr>
+          <w:p>
+            <w:pPr>
+              <w:spacing w:after="30" w:line="264"/>
+              <w:jc w:val="left"/>
+            </w:pPr>
+            <w:r>
+              <w:rPr>
+                <w:rFonts w:ascii="Times New Roman" w:cs="Times New Roman" w:eastAsia="Times New Roman" w:hAnsi="Times New Roman"/>
+                <w:b w:val="false"/>
+                <w:bCs w:val="false"/>
+                <w:sz w:val="21"/>
+                <w:szCs w:val="21"/>
+              </w:rPr>
+              <w:t xml:space="preserve">§2: nói rõ `source.kind` trong quy tắc dùng TỪ VỰNG CHÍNH SÁCH, không phải enum `Source.kind` của DDD-14 §2 — `pdf_vendor` là một phán xét ("PDF tải từ tên miền chính hãng") chứ không phải một định dạng; kèm bảng ánh xạ hai chiều, và ghi rõ bên gọi chịu trách nhiệm ánh xạ. Truyền thẳng enum DDD-14 vào cổng thì mọi datasheet hãng trượt G-SRC-01 rồi rơi xuống G-SRC-99: quyết định vẫn an toàn nhưng lý do sai, và rất khó tìm vì mọi đặc trưng khác đều đúng (DEV-057).</w:t>
             </w:r>
           </w:p>
         </w:tc>
@@ -2444,6 +2582,508 @@
         <w:t xml:space="preserve"> của nó thay vì trả về mã chung `R0`: không mượn thì `TOOL-01` thành quy tắc chết và `decision_log` mất câu giải thích, đúng khuôn hỏng mà đoạn trên vừa mô tả cho `G-OPS-02`. Xem DEVIATIONS DEV-040.</w:t>
       </w:r>
     </w:p>
+    <w:p>
+      <w:pPr>
+        <w:spacing w:after="60"/>
+      </w:pPr>
+      <w:r>
+        <w:rPr>
+          <w:rFonts w:ascii="Times New Roman" w:cs="Times New Roman" w:eastAsia="Times New Roman" w:hAnsi="Times New Roman"/>
+          <w:sz w:val="26"/>
+          <w:szCs w:val="26"/>
+        </w:rPr>
+        <w:t xml:space="preserve"/>
+      </w:r>
+    </w:p>
+    <w:p>
+      <w:pPr>
+        <w:spacing w:after="120" w:line="360"/>
+        <w:ind w:firstLine="0"/>
+        <w:jc w:val="both"/>
+      </w:pPr>
+      <w:r>
+        <w:rPr>
+          <w:rFonts w:ascii="Times New Roman" w:cs="Times New Roman" w:eastAsia="Times New Roman" w:hAnsi="Times New Roman"/>
+          <w:b/>
+          <w:bCs/>
+          <w:sz w:val="26"/>
+          <w:szCs w:val="26"/>
+        </w:rPr>
+        <w:t xml:space="preserve">`source.kind` trong quy tắc dùng TỪ VỰNG CHÍNH SÁCH, không phải enum `Source.kind` của DDD-14 §2.</w:t>
+      </w:r>
+      <w:r>
+        <w:rPr>
+          <w:rFonts w:ascii="Times New Roman" w:cs="Times New Roman" w:eastAsia="Times New Roman" w:hAnsi="Times New Roman"/>
+          <w:sz w:val="26"/>
+          <w:szCs w:val="26"/>
+        </w:rPr>
+        <w:t xml:space="preserve"> Hai bảng cùng tên nhưng khác mục đích: DDD-14 mô tả ĐỊNH DẠNG (`svd`, `atdf`, `pdf`, `html`, `image`…), còn `G-SRC-01` chờ `pdf_vendor` — không phải một định dạng mà là một PHÁN XÉT: “PDF tải từ tên miền chính hãng”. Phân biệt ấy đáng giữ, vì một PDF từ st.com và một PDF từ diễn đàn cùng định dạng nhưng khác hẳn mức tin cậy, và chính sách quan tâm cái sau. </w:t>
+      </w:r>
+      <w:r>
+        <w:rPr>
+          <w:rFonts w:ascii="Times New Roman" w:cs="Times New Roman" w:eastAsia="Times New Roman" w:hAnsi="Times New Roman"/>
+          <w:b/>
+          <w:bCs/>
+          <w:sz w:val="26"/>
+          <w:szCs w:val="26"/>
+        </w:rPr>
+        <w:t xml:space="preserve">Bên gọi chịu trách nhiệm ánh xạ</w:t>
+      </w:r>
+      <w:r>
+        <w:rPr>
+          <w:rFonts w:ascii="Times New Roman" w:cs="Times New Roman" w:eastAsia="Times New Roman" w:hAnsi="Times New Roman"/>
+          <w:sz w:val="26"/>
+          <w:szCs w:val="26"/>
+        </w:rPr>
+        <w:t xml:space="preserve"> trước khi truyền đặc trưng; ghi vào bảng `source` vẫn dùng enum DDD-14. Truyền thẳng enum DDD-14 vào cổng thì mọi datasheet hãng trượt `G-SRC-01` và rơi xuống `G-SRC-99` (ASK) — quyết định vẫn an toàn nhưng lý do sai, và rất khó tìm ra vì mọi đặc trưng khác đều đúng: chỉ một từ lệch, mà quy tắc không khớp thì im lặng rơi xuống mặc định chứ không báo gì. Xem DEVIATIONS DEV-057.</w:t>
+      </w:r>
+    </w:p>
+    <w:tbl>
+      <w:tblPr>
+        <w:tblW w:type="dxa" w:w="8400"/>
+        <w:tblBorders>
+          <w:top w:val="single" w:color="auto" w:sz="4"/>
+          <w:left w:val="single" w:color="auto" w:sz="4"/>
+          <w:bottom w:val="single" w:color="auto" w:sz="4"/>
+          <w:right w:val="single" w:color="auto" w:sz="4"/>
+          <w:insideH w:val="single" w:color="auto" w:sz="4"/>
+          <w:insideV w:val="single" w:color="auto" w:sz="4"/>
+        </w:tblBorders>
+      </w:tblPr>
+      <w:tblGrid>
+        <w:gridCol w:w="2200"/>
+        <w:gridCol w:w="2200"/>
+        <w:gridCol w:w="4000"/>
+      </w:tblGrid>
+      <w:tr>
+        <w:trPr>
+          <w:tblHeader/>
+        </w:trPr>
+        <w:tc>
+          <w:tcPr>
+            <w:tcW w:type="dxa" w:w="2200"/>
+            <w:tcBorders>
+              <w:top w:val="single" w:color="7F7F7F" w:sz="4"/>
+              <w:left w:val="single" w:color="7F7F7F" w:sz="4"/>
+              <w:bottom w:val="single" w:color="7F7F7F" w:sz="4"/>
+              <w:right w:val="single" w:color="7F7F7F" w:sz="4"/>
+            </w:tcBorders>
+            <w:shd w:fill="1F3864" w:color="auto" w:val="clear"/>
+            <w:tcMar>
+              <w:top w:type="dxa" w:w="50"/>
+              <w:left w:type="dxa" w:w="80"/>
+              <w:bottom w:type="dxa" w:w="50"/>
+              <w:right w:type="dxa" w:w="80"/>
+            </w:tcMar>
+            <w:vAlign w:val="top"/>
+          </w:tcPr>
+          <w:p>
+            <w:pPr>
+              <w:spacing w:after="30" w:line="264"/>
+              <w:jc w:val="center"/>
+            </w:pPr>
+            <w:r>
+              <w:rPr>
+                <w:rFonts w:ascii="Times New Roman" w:cs="Times New Roman" w:eastAsia="Times New Roman" w:hAnsi="Times New Roman"/>
+                <w:b/>
+                <w:bCs/>
+                <w:color w:val="FFFFFF"/>
+                <w:sz w:val="21"/>
+                <w:szCs w:val="21"/>
+              </w:rPr>
+              <w:t xml:space="preserve">Từ vựng chính sách</w:t>
+            </w:r>
+          </w:p>
+        </w:tc>
+        <w:tc>
+          <w:tcPr>
+            <w:tcW w:type="dxa" w:w="2200"/>
+            <w:tcBorders>
+              <w:top w:val="single" w:color="7F7F7F" w:sz="4"/>
+              <w:left w:val="single" w:color="7F7F7F" w:sz="4"/>
+              <w:bottom w:val="single" w:color="7F7F7F" w:sz="4"/>
+              <w:right w:val="single" w:color="7F7F7F" w:sz="4"/>
+            </w:tcBorders>
+            <w:shd w:fill="1F3864" w:color="auto" w:val="clear"/>
+            <w:tcMar>
+              <w:top w:type="dxa" w:w="50"/>
+              <w:left w:type="dxa" w:w="80"/>
+              <w:bottom w:type="dxa" w:w="50"/>
+              <w:right w:type="dxa" w:w="80"/>
+            </w:tcMar>
+            <w:vAlign w:val="top"/>
+          </w:tcPr>
+          <w:p>
+            <w:pPr>
+              <w:spacing w:after="30" w:line="264"/>
+              <w:jc w:val="center"/>
+            </w:pPr>
+            <w:r>
+              <w:rPr>
+                <w:rFonts w:ascii="Times New Roman" w:cs="Times New Roman" w:eastAsia="Times New Roman" w:hAnsi="Times New Roman"/>
+                <w:b/>
+                <w:bCs/>
+                <w:color w:val="FFFFFF"/>
+                <w:sz w:val="21"/>
+                <w:szCs w:val="21"/>
+              </w:rPr>
+              <w:t xml:space="preserve">Enum DDD-14 §2</w:t>
+            </w:r>
+          </w:p>
+        </w:tc>
+        <w:tc>
+          <w:tcPr>
+            <w:tcW w:type="dxa" w:w="4000"/>
+            <w:tcBorders>
+              <w:top w:val="single" w:color="7F7F7F" w:sz="4"/>
+              <w:left w:val="single" w:color="7F7F7F" w:sz="4"/>
+              <w:bottom w:val="single" w:color="7F7F7F" w:sz="4"/>
+              <w:right w:val="single" w:color="7F7F7F" w:sz="4"/>
+            </w:tcBorders>
+            <w:shd w:fill="1F3864" w:color="auto" w:val="clear"/>
+            <w:tcMar>
+              <w:top w:type="dxa" w:w="50"/>
+              <w:left w:type="dxa" w:w="80"/>
+              <w:bottom w:type="dxa" w:w="50"/>
+              <w:right w:type="dxa" w:w="80"/>
+            </w:tcMar>
+            <w:vAlign w:val="top"/>
+          </w:tcPr>
+          <w:p>
+            <w:pPr>
+              <w:spacing w:after="30" w:line="264"/>
+              <w:jc w:val="center"/>
+            </w:pPr>
+            <w:r>
+              <w:rPr>
+                <w:rFonts w:ascii="Times New Roman" w:cs="Times New Roman" w:eastAsia="Times New Roman" w:hAnsi="Times New Roman"/>
+                <w:b/>
+                <w:bCs/>
+                <w:color w:val="FFFFFF"/>
+                <w:sz w:val="21"/>
+                <w:szCs w:val="21"/>
+              </w:rPr>
+              <w:t xml:space="preserve">Điều kiện ánh xạ</w:t>
+            </w:r>
+          </w:p>
+        </w:tc>
+      </w:tr>
+      <w:tr>
+        <w:tc>
+          <w:tcPr>
+            <w:tcW w:type="dxa" w:w="2200"/>
+            <w:tcBorders>
+              <w:top w:val="single" w:color="7F7F7F" w:sz="4"/>
+              <w:left w:val="single" w:color="7F7F7F" w:sz="4"/>
+              <w:bottom w:val="single" w:color="7F7F7F" w:sz="4"/>
+              <w:right w:val="single" w:color="7F7F7F" w:sz="4"/>
+            </w:tcBorders>
+            <w:tcMar>
+              <w:top w:type="dxa" w:w="50"/>
+              <w:left w:type="dxa" w:w="80"/>
+              <w:bottom w:type="dxa" w:w="50"/>
+              <w:right w:type="dxa" w:w="80"/>
+            </w:tcMar>
+            <w:vAlign w:val="top"/>
+          </w:tcPr>
+          <w:p>
+            <w:pPr>
+              <w:spacing w:after="30" w:line="264"/>
+              <w:jc w:val="left"/>
+            </w:pPr>
+            <w:r>
+              <w:rPr>
+                <w:rFonts w:ascii="Times New Roman" w:cs="Times New Roman" w:eastAsia="Times New Roman" w:hAnsi="Times New Roman"/>
+                <w:b/>
+                <w:bCs/>
+                <w:sz w:val="21"/>
+                <w:szCs w:val="21"/>
+              </w:rPr>
+              <w:t xml:space="preserve">pdf_vendor</w:t>
+            </w:r>
+          </w:p>
+        </w:tc>
+        <w:tc>
+          <w:tcPr>
+            <w:tcW w:type="dxa" w:w="2200"/>
+            <w:tcBorders>
+              <w:top w:val="single" w:color="7F7F7F" w:sz="4"/>
+              <w:left w:val="single" w:color="7F7F7F" w:sz="4"/>
+              <w:bottom w:val="single" w:color="7F7F7F" w:sz="4"/>
+              <w:right w:val="single" w:color="7F7F7F" w:sz="4"/>
+            </w:tcBorders>
+            <w:tcMar>
+              <w:top w:type="dxa" w:w="50"/>
+              <w:left w:type="dxa" w:w="80"/>
+              <w:bottom w:type="dxa" w:w="50"/>
+              <w:right w:type="dxa" w:w="80"/>
+            </w:tcMar>
+            <w:vAlign w:val="top"/>
+          </w:tcPr>
+          <w:p>
+            <w:pPr>
+              <w:spacing w:after="30" w:line="264"/>
+              <w:jc w:val="left"/>
+            </w:pPr>
+            <w:r>
+              <w:rPr>
+                <w:rFonts w:ascii="Times New Roman" w:cs="Times New Roman" w:eastAsia="Times New Roman" w:hAnsi="Times New Roman"/>
+                <w:b w:val="false"/>
+                <w:bCs w:val="false"/>
+                <w:sz w:val="21"/>
+                <w:szCs w:val="21"/>
+              </w:rPr>
+              <w:t xml:space="preserve">pdf</w:t>
+            </w:r>
+          </w:p>
+        </w:tc>
+        <w:tc>
+          <w:tcPr>
+            <w:tcW w:type="dxa" w:w="4000"/>
+            <w:tcBorders>
+              <w:top w:val="single" w:color="7F7F7F" w:sz="4"/>
+              <w:left w:val="single" w:color="7F7F7F" w:sz="4"/>
+              <w:bottom w:val="single" w:color="7F7F7F" w:sz="4"/>
+              <w:right w:val="single" w:color="7F7F7F" w:sz="4"/>
+            </w:tcBorders>
+            <w:tcMar>
+              <w:top w:type="dxa" w:w="50"/>
+              <w:left w:type="dxa" w:w="80"/>
+              <w:bottom w:type="dxa" w:w="50"/>
+              <w:right w:type="dxa" w:w="80"/>
+            </w:tcMar>
+            <w:vAlign w:val="top"/>
+          </w:tcPr>
+          <w:p>
+            <w:pPr>
+              <w:spacing w:after="30" w:line="264"/>
+              <w:jc w:val="left"/>
+            </w:pPr>
+            <w:r>
+              <w:rPr>
+                <w:rFonts w:ascii="Times New Roman" w:cs="Times New Roman" w:eastAsia="Times New Roman" w:hAnsi="Times New Roman"/>
+                <w:b w:val="false"/>
+                <w:bCs w:val="false"/>
+                <w:sz w:val="21"/>
+                <w:szCs w:val="21"/>
+              </w:rPr>
+              <w:t xml:space="preserve">tên miền nguồn là trang chính hãng (bảng TGT-19 §8)</w:t>
+            </w:r>
+          </w:p>
+        </w:tc>
+      </w:tr>
+      <w:tr>
+        <w:tc>
+          <w:tcPr>
+            <w:tcW w:type="dxa" w:w="2200"/>
+            <w:tcBorders>
+              <w:top w:val="single" w:color="7F7F7F" w:sz="4"/>
+              <w:left w:val="single" w:color="7F7F7F" w:sz="4"/>
+              <w:bottom w:val="single" w:color="7F7F7F" w:sz="4"/>
+              <w:right w:val="single" w:color="7F7F7F" w:sz="4"/>
+            </w:tcBorders>
+            <w:shd w:fill="F2F6FB" w:color="auto" w:val="clear"/>
+            <w:tcMar>
+              <w:top w:type="dxa" w:w="50"/>
+              <w:left w:type="dxa" w:w="80"/>
+              <w:bottom w:type="dxa" w:w="50"/>
+              <w:right w:type="dxa" w:w="80"/>
+            </w:tcMar>
+            <w:vAlign w:val="top"/>
+          </w:tcPr>
+          <w:p>
+            <w:pPr>
+              <w:spacing w:after="30" w:line="264"/>
+              <w:jc w:val="left"/>
+            </w:pPr>
+            <w:r>
+              <w:rPr>
+                <w:rFonts w:ascii="Times New Roman" w:cs="Times New Roman" w:eastAsia="Times New Roman" w:hAnsi="Times New Roman"/>
+                <w:b/>
+                <w:bCs/>
+                <w:sz w:val="21"/>
+                <w:szCs w:val="21"/>
+              </w:rPr>
+              <w:t xml:space="preserve">pdf</w:t>
+            </w:r>
+          </w:p>
+        </w:tc>
+        <w:tc>
+          <w:tcPr>
+            <w:tcW w:type="dxa" w:w="2200"/>
+            <w:tcBorders>
+              <w:top w:val="single" w:color="7F7F7F" w:sz="4"/>
+              <w:left w:val="single" w:color="7F7F7F" w:sz="4"/>
+              <w:bottom w:val="single" w:color="7F7F7F" w:sz="4"/>
+              <w:right w:val="single" w:color="7F7F7F" w:sz="4"/>
+            </w:tcBorders>
+            <w:shd w:fill="F2F6FB" w:color="auto" w:val="clear"/>
+            <w:tcMar>
+              <w:top w:type="dxa" w:w="50"/>
+              <w:left w:type="dxa" w:w="80"/>
+              <w:bottom w:type="dxa" w:w="50"/>
+              <w:right w:type="dxa" w:w="80"/>
+            </w:tcMar>
+            <w:vAlign w:val="top"/>
+          </w:tcPr>
+          <w:p>
+            <w:pPr>
+              <w:spacing w:after="30" w:line="264"/>
+              <w:jc w:val="left"/>
+            </w:pPr>
+            <w:r>
+              <w:rPr>
+                <w:rFonts w:ascii="Times New Roman" w:cs="Times New Roman" w:eastAsia="Times New Roman" w:hAnsi="Times New Roman"/>
+                <w:b w:val="false"/>
+                <w:bCs w:val="false"/>
+                <w:sz w:val="21"/>
+                <w:szCs w:val="21"/>
+              </w:rPr>
+              <w:t xml:space="preserve">pdf</w:t>
+            </w:r>
+          </w:p>
+        </w:tc>
+        <w:tc>
+          <w:tcPr>
+            <w:tcW w:type="dxa" w:w="4000"/>
+            <w:tcBorders>
+              <w:top w:val="single" w:color="7F7F7F" w:sz="4"/>
+              <w:left w:val="single" w:color="7F7F7F" w:sz="4"/>
+              <w:bottom w:val="single" w:color="7F7F7F" w:sz="4"/>
+              <w:right w:val="single" w:color="7F7F7F" w:sz="4"/>
+            </w:tcBorders>
+            <w:shd w:fill="F2F6FB" w:color="auto" w:val="clear"/>
+            <w:tcMar>
+              <w:top w:type="dxa" w:w="50"/>
+              <w:left w:type="dxa" w:w="80"/>
+              <w:bottom w:type="dxa" w:w="50"/>
+              <w:right w:type="dxa" w:w="80"/>
+            </w:tcMar>
+            <w:vAlign w:val="top"/>
+          </w:tcPr>
+          <w:p>
+            <w:pPr>
+              <w:spacing w:after="30" w:line="264"/>
+              <w:jc w:val="left"/>
+            </w:pPr>
+            <w:r>
+              <w:rPr>
+                <w:rFonts w:ascii="Times New Roman" w:cs="Times New Roman" w:eastAsia="Times New Roman" w:hAnsi="Times New Roman"/>
+                <w:b w:val="false"/>
+                <w:bCs w:val="false"/>
+                <w:sz w:val="21"/>
+                <w:szCs w:val="21"/>
+              </w:rPr>
+              <w:t xml:space="preserve">PDF khác — diễn đàn, bản chụp lại, nguồn không rõ</w:t>
+            </w:r>
+          </w:p>
+        </w:tc>
+      </w:tr>
+      <w:tr>
+        <w:tc>
+          <w:tcPr>
+            <w:tcW w:type="dxa" w:w="2200"/>
+            <w:tcBorders>
+              <w:top w:val="single" w:color="7F7F7F" w:sz="4"/>
+              <w:left w:val="single" w:color="7F7F7F" w:sz="4"/>
+              <w:bottom w:val="single" w:color="7F7F7F" w:sz="4"/>
+              <w:right w:val="single" w:color="7F7F7F" w:sz="4"/>
+            </w:tcBorders>
+            <w:tcMar>
+              <w:top w:type="dxa" w:w="50"/>
+              <w:left w:type="dxa" w:w="80"/>
+              <w:bottom w:type="dxa" w:w="50"/>
+              <w:right w:type="dxa" w:w="80"/>
+            </w:tcMar>
+            <w:vAlign w:val="top"/>
+          </w:tcPr>
+          <w:p>
+            <w:pPr>
+              <w:spacing w:after="30" w:line="264"/>
+              <w:jc w:val="left"/>
+            </w:pPr>
+            <w:r>
+              <w:rPr>
+                <w:rFonts w:ascii="Times New Roman" w:cs="Times New Roman" w:eastAsia="Times New Roman" w:hAnsi="Times New Roman"/>
+                <w:b/>
+                <w:bCs/>
+                <w:sz w:val="21"/>
+                <w:szCs w:val="21"/>
+              </w:rPr>
+              <w:t xml:space="preserve">svd / atdf / edc / binding</w:t>
+            </w:r>
+          </w:p>
+        </w:tc>
+        <w:tc>
+          <w:tcPr>
+            <w:tcW w:type="dxa" w:w="2200"/>
+            <w:tcBorders>
+              <w:top w:val="single" w:color="7F7F7F" w:sz="4"/>
+              <w:left w:val="single" w:color="7F7F7F" w:sz="4"/>
+              <w:bottom w:val="single" w:color="7F7F7F" w:sz="4"/>
+              <w:right w:val="single" w:color="7F7F7F" w:sz="4"/>
+            </w:tcBorders>
+            <w:tcMar>
+              <w:top w:type="dxa" w:w="50"/>
+              <w:left w:type="dxa" w:w="80"/>
+              <w:bottom w:type="dxa" w:w="50"/>
+              <w:right w:type="dxa" w:w="80"/>
+            </w:tcMar>
+            <w:vAlign w:val="top"/>
+          </w:tcPr>
+          <w:p>
+            <w:pPr>
+              <w:spacing w:after="30" w:line="264"/>
+              <w:jc w:val="left"/>
+            </w:pPr>
+            <w:r>
+              <w:rPr>
+                <w:rFonts w:ascii="Times New Roman" w:cs="Times New Roman" w:eastAsia="Times New Roman" w:hAnsi="Times New Roman"/>
+                <w:b w:val="false"/>
+                <w:bCs w:val="false"/>
+                <w:sz w:val="21"/>
+                <w:szCs w:val="21"/>
+              </w:rPr>
+              <w:t xml:space="preserve">như nhau</w:t>
+            </w:r>
+          </w:p>
+        </w:tc>
+        <w:tc>
+          <w:tcPr>
+            <w:tcW w:type="dxa" w:w="4000"/>
+            <w:tcBorders>
+              <w:top w:val="single" w:color="7F7F7F" w:sz="4"/>
+              <w:left w:val="single" w:color="7F7F7F" w:sz="4"/>
+              <w:bottom w:val="single" w:color="7F7F7F" w:sz="4"/>
+              <w:right w:val="single" w:color="7F7F7F" w:sz="4"/>
+            </w:tcBorders>
+            <w:tcMar>
+              <w:top w:type="dxa" w:w="50"/>
+              <w:left w:type="dxa" w:w="80"/>
+              <w:bottom w:type="dxa" w:w="50"/>
+              <w:right w:type="dxa" w:w="80"/>
+            </w:tcMar>
+            <w:vAlign w:val="top"/>
+          </w:tcPr>
+          <w:p>
+            <w:pPr>
+              <w:spacing w:after="30" w:line="264"/>
+              <w:jc w:val="left"/>
+            </w:pPr>
+            <w:r>
+              <w:rPr>
+                <w:rFonts w:ascii="Times New Roman" w:cs="Times New Roman" w:eastAsia="Times New Roman" w:hAnsi="Times New Roman"/>
+                <w:b w:val="false"/>
+                <w:bCs w:val="false"/>
+                <w:sz w:val="21"/>
+                <w:szCs w:val="21"/>
+              </w:rPr>
+              <w:t xml:space="preserve">không cần ánh xạ</w:t>
+            </w:r>
+          </w:p>
+        </w:tc>
+      </w:tr>
+    </w:tbl>
     <w:p>
       <w:pPr>
         <w:spacing w:after="60"/>
@@ -23190,7 +23830,7 @@
         <w:sz w:val="20"/>
         <w:szCs w:val="20"/>
       </w:rPr>
-      <w:t xml:space="preserve">EIDE-POL-17 · Quy tắc chính sách tự chủ · v1.3</w:t>
+      <w:t xml:space="preserve">EIDE-POL-17 · Quy tắc chính sách tự chủ · v1.4</w:t>
     </w:r>
   </w:p>
 </w:hdr>

--- a/docs/ho-so/EIDE-POL-17_Quy_tac_chinh_sach.docx
+++ b/docs/ho-so/EIDE-POL-17_Quy_tac_chinh_sach.docx
@@ -3084,6 +3084,44 @@
         </w:tc>
       </w:tr>
     </w:tbl>
+    <w:p>
+      <w:pPr>
+        <w:spacing w:after="60"/>
+      </w:pPr>
+      <w:r>
+        <w:rPr>
+          <w:rFonts w:ascii="Times New Roman" w:cs="Times New Roman" w:eastAsia="Times New Roman" w:hAnsi="Times New Roman"/>
+          <w:sz w:val="26"/>
+          <w:szCs w:val="26"/>
+        </w:rPr>
+        <w:t xml:space="preserve"/>
+      </w:r>
+    </w:p>
+    <w:p>
+      <w:pPr>
+        <w:spacing w:after="120" w:line="360"/>
+        <w:ind w:firstLine="0"/>
+        <w:jc w:val="both"/>
+      </w:pPr>
+      <w:r>
+        <w:rPr>
+          <w:rFonts w:ascii="Times New Roman" w:cs="Times New Roman" w:eastAsia="Times New Roman" w:hAnsi="Times New Roman"/>
+          <w:b/>
+          <w:bCs/>
+          <w:sz w:val="26"/>
+          <w:szCs w:val="26"/>
+        </w:rPr>
+        <w:t xml:space="preserve">Hai đặc trưng của cổng G1 được SUY RA, không do vai trò khai.</w:t>
+      </w:r>
+      <w:r>
+        <w:rPr>
+          <w:rFonts w:ascii="Times New Roman" w:cs="Times New Roman" w:eastAsia="Times New Roman" w:hAnsi="Times New Roman"/>
+          <w:sz w:val="26"/>
+          <w:szCs w:val="26"/>
+        </w:rPr>
+        <w:t xml:space="preserve"> `plan.touches_forbidden` và `plan.arch_change` không phải trường mà planner viết vào Plan; chúng tính từ `Plan.steps[].touches` (PRS-16 §4, enum đóng `isr | linker | clock | dma | power | actuator | none`). `touches_forbidden` đúng khi CÓ bước nào chạm một giá trị khác `none` — G1-01 nói "kế hoạch nhỏ", mà một bước động vào ngắt, linker, clock, DMA, nguồn hay cơ cấu chấp hành thì không còn nhỏ. `arch_change` đúng khi có bước chạm `linker` hoặc `clock`, theo chính lý do của G1-03 ("Đổi kiến trúc (RTOS, clock, linker)"); RTOS không có trong enum nên không suy được từ `touches`. Ghi rõ ở đây vì bản v1.2 dùng hai tên ấy mà không nói chúng đến từ đâu, và một hiện thực đọc chúng như trường mức kế hoạch sẽ thấy cả hai luôn sai — G1-03 thành quy tắc chết. Xem DEVIATIONS DEV-061.</w:t>
+      </w:r>
+    </w:p>
     <w:p>
       <w:pPr>
         <w:spacing w:after="60"/>

--- a/docs/ho-so/EIDE-POL-17_Quy_tac_chinh_sach.docx
+++ b/docs/ho-so/EIDE-POL-17_Quy_tac_chinh_sach.docx
@@ -13769,6 +13769,62 @@
     </w:p>
     <w:p>
       <w:pPr>
+        <w:spacing w:after="60"/>
+      </w:pPr>
+      <w:r>
+        <w:rPr>
+          <w:rFonts w:ascii="Times New Roman" w:cs="Times New Roman" w:eastAsia="Times New Roman" w:hAnsi="Times New Roman"/>
+          <w:sz w:val="26"/>
+          <w:szCs w:val="26"/>
+        </w:rPr>
+        <w:t xml:space="preserve"/>
+      </w:r>
+    </w:p>
+    <w:p>
+      <w:pPr>
+        <w:spacing w:after="120" w:line="360"/>
+        <w:ind w:firstLine="0"/>
+        <w:jc w:val="both"/>
+      </w:pPr>
+      <w:r>
+        <w:rPr>
+          <w:rFonts w:ascii="Times New Roman" w:cs="Times New Roman" w:eastAsia="Times New Roman" w:hAnsi="Times New Roman"/>
+          <w:b/>
+          <w:bCs/>
+          <w:sz w:val="26"/>
+          <w:szCs w:val="26"/>
+        </w:rPr>
+        <w:t xml:space="preserve">Hai loại cổng, và khác biệt nằm ở HIỆN VẬT chứ không ở mức nguy hiểm.</w:t>
+      </w:r>
+      <w:r>
+        <w:rPr>
+          <w:rFonts w:ascii="Times New Roman" w:cs="Times New Roman" w:eastAsia="Times New Roman" w:hAnsi="Times New Roman"/>
+          <w:sz w:val="26"/>
+          <w:szCs w:val="26"/>
+        </w:rPr>
+        <w:t xml:space="preserve"> Mọi cổng đều xét một hiện vật: G-OPS xét `board`/`artifact`, G-SRC xét `source`, G3 xét `patch`, G5 xét `pkg`, G1 xét `plan`, G-FACT xét `fact`. Câu hỏi phân loại là hiện vật ấy có TỒN TẠI TRƯỚC lời gọi hay không. (a) `target.flash` nhận `artifact` làm tham số, nên Router đánh giá G-OPS được ngay ở cửa — đúng mô hình mà đoạn trên mô tả, "đặc trưng do năng lực cung cấp khi gọi Router". (b) `plan.create` SINH RA bản kế hoạch mà G1 xét (`plan.steps`, `plan.all_cited`, `plan.arch_change`), và `kg.review_facts` xét từng fact nó đang duyệt. Hiện vật chưa tồn tại lúc Router quyết định, nên hỏi cổng ở cửa chỉ cho ra một quy tắc bắt hết — luôn ASK. Tệ hơn: `kg.review_facts` bị chính cổng nó phục vụ chặn lại nên không fact nào được duyệt bao giờ, và `plan.create` không bao giờ chạy nên không bao giờ có kế hoạch để G1 xét. Vì vậy cổng loại (b) được năng lực gọi </w:t>
+      </w:r>
+      <w:r>
+        <w:rPr>
+          <w:rFonts w:ascii="Times New Roman" w:cs="Times New Roman" w:eastAsia="Times New Roman" w:hAnsi="Times New Roman"/>
+          <w:b/>
+          <w:bCs/>
+          <w:sz w:val="26"/>
+          <w:szCs w:val="26"/>
+        </w:rPr>
+        <w:t xml:space="preserve">bên trong</w:t>
+      </w:r>
+      <w:r>
+        <w:rPr>
+          <w:rFonts w:ascii="Times New Roman" w:cs="Times New Roman" w:eastAsia="Times New Roman" w:hAnsi="Times New Roman"/>
+          <w:sz w:val="26"/>
+          <w:szCs w:val="26"/>
+        </w:rPr>
+        <w:t xml:space="preserve">, đúng như hợp đồng của chúng viết (CDS-12.1 PLAN-03 "policy.decide(G1) với đặc trưng steps/all_cited/…"; CDS-12.2 KG-05 "với mỗi fact chạy policy.decide(G-FACT)"). Cùng vòng luẩn quẩn với `chat.clarify` (DEV-020) và `tool.write` (DEV-026), lần này ở tầng hiện vật. Xem DEVIATIONS DEV-054.</w:t>
+      </w:r>
+    </w:p>
+    <w:p>
+      <w:pPr>
         <w:spacing w:after="120" w:line="360"/>
         <w:ind w:firstLine="0"/>
         <w:jc w:val="both"/>
@@ -13960,6 +14016,399 @@
         <w:t xml:space="preserve"> phủ `thresholds` và `autonomy`: hai thứ ấy đổi thường xuyên qua `policy.learn_thresholds` (§7) và có đường kiểm soát riêng — gộp chúng vào sẽ bắt ký lại danh sách trắng mỗi tuần, và một cơ chế bắt ký quá thường xuyên là một cơ chế người ta bấm qua cho xong.</w:t>
       </w:r>
     </w:p>
+    <w:p>
+      <w:pPr>
+        <w:spacing w:after="60"/>
+      </w:pPr>
+      <w:r>
+        <w:rPr>
+          <w:rFonts w:ascii="Times New Roman" w:cs="Times New Roman" w:eastAsia="Times New Roman" w:hAnsi="Times New Roman"/>
+          <w:sz w:val="26"/>
+          <w:szCs w:val="26"/>
+        </w:rPr>
+        <w:t xml:space="preserve"/>
+      </w:r>
+    </w:p>
+    <w:p>
+      <w:pPr>
+        <w:spacing w:after="60"/>
+      </w:pPr>
+      <w:r>
+        <w:rPr>
+          <w:rFonts w:ascii="Times New Roman" w:cs="Times New Roman" w:eastAsia="Times New Roman" w:hAnsi="Times New Roman"/>
+          <w:sz w:val="26"/>
+          <w:szCs w:val="26"/>
+        </w:rPr>
+        <w:t xml:space="preserve"/>
+      </w:r>
+    </w:p>
+    <w:p>
+      <w:pPr>
+        <w:spacing w:after="120" w:line="360"/>
+        <w:ind w:firstLine="0"/>
+        <w:jc w:val="both"/>
+      </w:pPr>
+      <w:r>
+        <w:rPr>
+          <w:rFonts w:ascii="Times New Roman" w:cs="Times New Roman" w:eastAsia="Times New Roman" w:hAnsi="Times New Roman"/>
+          <w:b/>
+          <w:bCs/>
+          <w:sz w:val="26"/>
+          <w:szCs w:val="26"/>
+        </w:rPr>
+        <w:t xml:space="preserve">Nhận dạng cơ cấu chấp hành.</w:t>
+      </w:r>
+      <w:r>
+        <w:rPr>
+          <w:rFonts w:ascii="Times New Roman" w:cs="Times New Roman" w:eastAsia="Times New Roman" w:hAnsi="Times New Roman"/>
+          <w:sz w:val="26"/>
+          <w:szCs w:val="26"/>
+        </w:rPr>
+        <w:t xml:space="preserve"> Lời khai của người ở `board.mark_lab` có thể sai — người khai không nhất thiết là người vẽ mạch — nên nó được đối chiếu với netlist. Tệp `policy/actuators.yaml` kèm theo liệt kê các mẫu mã linh kiện làm board </w:t>
+      </w:r>
+      <w:r>
+        <w:rPr>
+          <w:rFonts w:ascii="Times New Roman" w:cs="Times New Roman" w:eastAsia="Times New Roman" w:hAnsi="Times New Roman"/>
+          <w:b/>
+          <w:bCs/>
+          <w:sz w:val="26"/>
+          <w:szCs w:val="26"/>
+        </w:rPr>
+        <w:t xml:space="preserve">chuyển động hoặc sinh nhiệt</w:t>
+      </w:r>
+      <w:r>
+        <w:rPr>
+          <w:rFonts w:ascii="Times New Roman" w:cs="Times New Roman" w:eastAsia="Times New Roman" w:hAnsi="Times New Roman"/>
+          <w:sz w:val="26"/>
+          <w:szCs w:val="26"/>
+        </w:rPr>
+        <w:t xml:space="preserve"> khi mã chạy sai: mạch lái động cơ, rơ-le và cơ cấu, MOSFET công suất. Bảng ấy là lưới chặn </w:t>
+      </w:r>
+      <w:r>
+        <w:rPr>
+          <w:rFonts w:ascii="Times New Roman" w:cs="Times New Roman" w:eastAsia="Times New Roman" w:hAnsi="Times New Roman"/>
+          <w:b/>
+          <w:bCs/>
+          <w:sz w:val="26"/>
+          <w:szCs w:val="26"/>
+        </w:rPr>
+        <w:t xml:space="preserve">một chiều</w:t>
+      </w:r>
+      <w:r>
+        <w:rPr>
+          <w:rFonts w:ascii="Times New Roman" w:cs="Times New Roman" w:eastAsia="Times New Roman" w:hAnsi="Times New Roman"/>
+          <w:sz w:val="26"/>
+          <w:szCs w:val="26"/>
+        </w:rPr>
+        <w:t xml:space="preserve">: bắt được thì chắc chắn không phải board lab, còn không bắt được thì không kết luận gì và lời khai của người vẫn là điều kiện bắt buộc. Đặt ngược lại — tự cho lab khi không thấy động cơ — thì một MOSFET lái van sẽ lọt, và cái lọt ấy chuyển động. Xem DEVIATIONS DEV-068.</w:t>
+      </w:r>
+    </w:p>
+    <w:tbl>
+      <w:tblPr>
+        <w:tblW w:type="dxa" w:w="9300"/>
+        <w:tblBorders>
+          <w:top w:val="single" w:color="auto" w:sz="4"/>
+          <w:left w:val="single" w:color="auto" w:sz="4"/>
+          <w:bottom w:val="single" w:color="auto" w:sz="4"/>
+          <w:right w:val="single" w:color="auto" w:sz="4"/>
+          <w:insideH w:val="single" w:color="auto" w:sz="4"/>
+          <w:insideV w:val="single" w:color="auto" w:sz="4"/>
+        </w:tblBorders>
+      </w:tblPr>
+      <w:tblGrid>
+        <w:gridCol w:w="2300"/>
+        <w:gridCol w:w="7000"/>
+      </w:tblGrid>
+      <w:tr>
+        <w:trPr>
+          <w:tblHeader/>
+        </w:trPr>
+        <w:tc>
+          <w:tcPr>
+            <w:tcW w:type="dxa" w:w="2300"/>
+            <w:tcBorders>
+              <w:top w:val="single" w:color="7F7F7F" w:sz="4"/>
+              <w:left w:val="single" w:color="7F7F7F" w:sz="4"/>
+              <w:bottom w:val="single" w:color="7F7F7F" w:sz="4"/>
+              <w:right w:val="single" w:color="7F7F7F" w:sz="4"/>
+            </w:tcBorders>
+            <w:shd w:fill="1F3864" w:color="auto" w:val="clear"/>
+            <w:tcMar>
+              <w:top w:type="dxa" w:w="50"/>
+              <w:left w:type="dxa" w:w="80"/>
+              <w:bottom w:type="dxa" w:w="50"/>
+              <w:right w:type="dxa" w:w="80"/>
+            </w:tcMar>
+            <w:vAlign w:val="top"/>
+          </w:tcPr>
+          <w:p>
+            <w:pPr>
+              <w:spacing w:after="30" w:line="264"/>
+              <w:jc w:val="center"/>
+            </w:pPr>
+            <w:r>
+              <w:rPr>
+                <w:rFonts w:ascii="Times New Roman" w:cs="Times New Roman" w:eastAsia="Times New Roman" w:hAnsi="Times New Roman"/>
+                <w:b/>
+                <w:bCs/>
+                <w:color w:val="FFFFFF"/>
+                <w:sz w:val="21"/>
+                <w:szCs w:val="21"/>
+              </w:rPr>
+              <w:t xml:space="preserve">Nhóm</w:t>
+            </w:r>
+          </w:p>
+        </w:tc>
+        <w:tc>
+          <w:tcPr>
+            <w:tcW w:type="dxa" w:w="7000"/>
+            <w:tcBorders>
+              <w:top w:val="single" w:color="7F7F7F" w:sz="4"/>
+              <w:left w:val="single" w:color="7F7F7F" w:sz="4"/>
+              <w:bottom w:val="single" w:color="7F7F7F" w:sz="4"/>
+              <w:right w:val="single" w:color="7F7F7F" w:sz="4"/>
+            </w:tcBorders>
+            <w:shd w:fill="1F3864" w:color="auto" w:val="clear"/>
+            <w:tcMar>
+              <w:top w:type="dxa" w:w="50"/>
+              <w:left w:type="dxa" w:w="80"/>
+              <w:bottom w:type="dxa" w:w="50"/>
+              <w:right w:type="dxa" w:w="80"/>
+            </w:tcMar>
+            <w:vAlign w:val="top"/>
+          </w:tcPr>
+          <w:p>
+            <w:pPr>
+              <w:spacing w:after="30" w:line="264"/>
+              <w:jc w:val="center"/>
+            </w:pPr>
+            <w:r>
+              <w:rPr>
+                <w:rFonts w:ascii="Times New Roman" w:cs="Times New Roman" w:eastAsia="Times New Roman" w:hAnsi="Times New Roman"/>
+                <w:b/>
+                <w:bCs/>
+                <w:color w:val="FFFFFF"/>
+                <w:sz w:val="21"/>
+                <w:szCs w:val="21"/>
+              </w:rPr>
+              <w:t xml:space="preserve">Mẫu mã linh kiện</w:t>
+            </w:r>
+          </w:p>
+        </w:tc>
+      </w:tr>
+      <w:tr>
+        <w:tc>
+          <w:tcPr>
+            <w:tcW w:type="dxa" w:w="2300"/>
+            <w:tcBorders>
+              <w:top w:val="single" w:color="7F7F7F" w:sz="4"/>
+              <w:left w:val="single" w:color="7F7F7F" w:sz="4"/>
+              <w:bottom w:val="single" w:color="7F7F7F" w:sz="4"/>
+              <w:right w:val="single" w:color="7F7F7F" w:sz="4"/>
+            </w:tcBorders>
+            <w:tcMar>
+              <w:top w:type="dxa" w:w="50"/>
+              <w:left w:type="dxa" w:w="80"/>
+              <w:bottom w:type="dxa" w:w="50"/>
+              <w:right w:type="dxa" w:w="80"/>
+            </w:tcMar>
+            <w:vAlign w:val="top"/>
+          </w:tcPr>
+          <w:p>
+            <w:pPr>
+              <w:spacing w:after="30" w:line="264"/>
+              <w:jc w:val="left"/>
+            </w:pPr>
+            <w:r>
+              <w:rPr>
+                <w:rFonts w:ascii="Times New Roman" w:cs="Times New Roman" w:eastAsia="Times New Roman" w:hAnsi="Times New Roman"/>
+                <w:b/>
+                <w:bCs/>
+                <w:sz w:val="21"/>
+                <w:szCs w:val="21"/>
+              </w:rPr>
+              <w:t xml:space="preserve">Mạch lái động cơ</w:t>
+            </w:r>
+          </w:p>
+        </w:tc>
+        <w:tc>
+          <w:tcPr>
+            <w:tcW w:type="dxa" w:w="7000"/>
+            <w:tcBorders>
+              <w:top w:val="single" w:color="7F7F7F" w:sz="4"/>
+              <w:left w:val="single" w:color="7F7F7F" w:sz="4"/>
+              <w:bottom w:val="single" w:color="7F7F7F" w:sz="4"/>
+              <w:right w:val="single" w:color="7F7F7F" w:sz="4"/>
+            </w:tcBorders>
+            <w:tcMar>
+              <w:top w:type="dxa" w:w="50"/>
+              <w:left w:type="dxa" w:w="80"/>
+              <w:bottom w:type="dxa" w:w="50"/>
+              <w:right w:type="dxa" w:w="80"/>
+            </w:tcMar>
+            <w:vAlign w:val="top"/>
+          </w:tcPr>
+          <w:p>
+            <w:pPr>
+              <w:spacing w:after="30" w:line="264"/>
+              <w:jc w:val="left"/>
+            </w:pPr>
+            <w:r>
+              <w:rPr>
+                <w:rFonts w:ascii="Times New Roman" w:cs="Times New Roman" w:eastAsia="Times New Roman" w:hAnsi="Times New Roman"/>
+                <w:b w:val="false"/>
+                <w:bCs w:val="false"/>
+                <w:sz w:val="21"/>
+                <w:szCs w:val="21"/>
+              </w:rPr>
+              <w:t xml:space="preserve">DRV8\d{3}, L29[38], TB6612, A4988, BTS7960, VNH\d, MP6\d{3}</w:t>
+            </w:r>
+          </w:p>
+        </w:tc>
+      </w:tr>
+      <w:tr>
+        <w:tc>
+          <w:tcPr>
+            <w:tcW w:type="dxa" w:w="2300"/>
+            <w:tcBorders>
+              <w:top w:val="single" w:color="7F7F7F" w:sz="4"/>
+              <w:left w:val="single" w:color="7F7F7F" w:sz="4"/>
+              <w:bottom w:val="single" w:color="7F7F7F" w:sz="4"/>
+              <w:right w:val="single" w:color="7F7F7F" w:sz="4"/>
+            </w:tcBorders>
+            <w:shd w:fill="F2F6FB" w:color="auto" w:val="clear"/>
+            <w:tcMar>
+              <w:top w:type="dxa" w:w="50"/>
+              <w:left w:type="dxa" w:w="80"/>
+              <w:bottom w:type="dxa" w:w="50"/>
+              <w:right w:type="dxa" w:w="80"/>
+            </w:tcMar>
+            <w:vAlign w:val="top"/>
+          </w:tcPr>
+          <w:p>
+            <w:pPr>
+              <w:spacing w:after="30" w:line="264"/>
+              <w:jc w:val="left"/>
+            </w:pPr>
+            <w:r>
+              <w:rPr>
+                <w:rFonts w:ascii="Times New Roman" w:cs="Times New Roman" w:eastAsia="Times New Roman" w:hAnsi="Times New Roman"/>
+                <w:b/>
+                <w:bCs/>
+                <w:sz w:val="21"/>
+                <w:szCs w:val="21"/>
+              </w:rPr>
+              <w:t xml:space="preserve">Cơ cấu, rơ-le, gia nhiệt</w:t>
+            </w:r>
+          </w:p>
+        </w:tc>
+        <w:tc>
+          <w:tcPr>
+            <w:tcW w:type="dxa" w:w="7000"/>
+            <w:tcBorders>
+              <w:top w:val="single" w:color="7F7F7F" w:sz="4"/>
+              <w:left w:val="single" w:color="7F7F7F" w:sz="4"/>
+              <w:bottom w:val="single" w:color="7F7F7F" w:sz="4"/>
+              <w:right w:val="single" w:color="7F7F7F" w:sz="4"/>
+            </w:tcBorders>
+            <w:shd w:fill="F2F6FB" w:color="auto" w:val="clear"/>
+            <w:tcMar>
+              <w:top w:type="dxa" w:w="50"/>
+              <w:left w:type="dxa" w:w="80"/>
+              <w:bottom w:type="dxa" w:w="50"/>
+              <w:right w:type="dxa" w:w="80"/>
+            </w:tcMar>
+            <w:vAlign w:val="top"/>
+          </w:tcPr>
+          <w:p>
+            <w:pPr>
+              <w:spacing w:after="30" w:line="264"/>
+              <w:jc w:val="left"/>
+            </w:pPr>
+            <w:r>
+              <w:rPr>
+                <w:rFonts w:ascii="Times New Roman" w:cs="Times New Roman" w:eastAsia="Times New Roman" w:hAnsi="Times New Roman"/>
+                <w:b w:val="false"/>
+                <w:bCs w:val="false"/>
+                <w:sz w:val="21"/>
+                <w:szCs w:val="21"/>
+              </w:rPr>
+              <w:t xml:space="preserve">ULN2\d{3}, RELAY, SERVO, STEPPER, SOLENOID, MOTOR, PUMP, VALVE, HEATER</w:t>
+            </w:r>
+          </w:p>
+        </w:tc>
+      </w:tr>
+      <w:tr>
+        <w:tc>
+          <w:tcPr>
+            <w:tcW w:type="dxa" w:w="2300"/>
+            <w:tcBorders>
+              <w:top w:val="single" w:color="7F7F7F" w:sz="4"/>
+              <w:left w:val="single" w:color="7F7F7F" w:sz="4"/>
+              <w:bottom w:val="single" w:color="7F7F7F" w:sz="4"/>
+              <w:right w:val="single" w:color="7F7F7F" w:sz="4"/>
+            </w:tcBorders>
+            <w:tcMar>
+              <w:top w:type="dxa" w:w="50"/>
+              <w:left w:type="dxa" w:w="80"/>
+              <w:bottom w:type="dxa" w:w="50"/>
+              <w:right w:type="dxa" w:w="80"/>
+            </w:tcMar>
+            <w:vAlign w:val="top"/>
+          </w:tcPr>
+          <w:p>
+            <w:pPr>
+              <w:spacing w:after="30" w:line="264"/>
+              <w:jc w:val="left"/>
+            </w:pPr>
+            <w:r>
+              <w:rPr>
+                <w:rFonts w:ascii="Times New Roman" w:cs="Times New Roman" w:eastAsia="Times New Roman" w:hAnsi="Times New Roman"/>
+                <w:b/>
+                <w:bCs/>
+                <w:sz w:val="21"/>
+                <w:szCs w:val="21"/>
+              </w:rPr>
+              <w:t xml:space="preserve">MOSFET công suất</w:t>
+            </w:r>
+          </w:p>
+        </w:tc>
+        <w:tc>
+          <w:tcPr>
+            <w:tcW w:type="dxa" w:w="7000"/>
+            <w:tcBorders>
+              <w:top w:val="single" w:color="7F7F7F" w:sz="4"/>
+              <w:left w:val="single" w:color="7F7F7F" w:sz="4"/>
+              <w:bottom w:val="single" w:color="7F7F7F" w:sz="4"/>
+              <w:right w:val="single" w:color="7F7F7F" w:sz="4"/>
+            </w:tcBorders>
+            <w:tcMar>
+              <w:top w:type="dxa" w:w="50"/>
+              <w:left w:type="dxa" w:w="80"/>
+              <w:bottom w:type="dxa" w:w="50"/>
+              <w:right w:type="dxa" w:w="80"/>
+            </w:tcMar>
+            <w:vAlign w:val="top"/>
+          </w:tcPr>
+          <w:p>
+            <w:pPr>
+              <w:spacing w:after="30" w:line="264"/>
+              <w:jc w:val="left"/>
+            </w:pPr>
+            <w:r>
+              <w:rPr>
+                <w:rFonts w:ascii="Times New Roman" w:cs="Times New Roman" w:eastAsia="Times New Roman" w:hAnsi="Times New Roman"/>
+                <w:b w:val="false"/>
+                <w:bCs w:val="false"/>
+                <w:sz w:val="21"/>
+                <w:szCs w:val="21"/>
+              </w:rPr>
+              <w:t xml:space="preserve">IRF\d{3,4}, IRLZ\d+, AO3400, SI2302</w:t>
+            </w:r>
+          </w:p>
+        </w:tc>
+      </w:tr>
+    </w:tbl>
     <w:p>
       <w:pPr>
         <w:spacing w:after="60"/>

--- a/docs/ho-so/EIDE-POL-17_Quy_tac_chinh_sach.docx
+++ b/docs/ho-so/EIDE-POL-17_Quy_tac_chinh_sach.docx
@@ -277,7 +277,55 @@
                 <w:sz w:val="21"/>
                 <w:szCs w:val="21"/>
               </w:rPr>
-              <w:t xml:space="preserve">1.4 — §2: nói rõ `source.kind` trong quy tắc dùng TỪ VỰNG CHÍNH SÁCH, không phải enum `Source.kind` của DDD-14 §2 — `pdf_vendor` là một phán xét ("PDF tải từ tên miền chính hãng") chứ không phải một định dạng; kèm bảng ánh xạ hai chiều, và ghi rõ bên gọi chịu trách nhiệm ánh xạ. Truyền thẳng enum DDD-14 vào cổng thì mọi datasheet hãng trượt G-SRC-01 rồi rơi xuống G-SRC-99: quyết định vẫn an toàn nhưng lý do sai, và rất khó tìm vì mọi đặc trưng khác đều đúng (DEV-057).</w:t>
+              <w:t xml:space="preserve">1.4 — §2: nói rõ </w:t>
+            </w:r>
+            <w:r>
+              <w:rPr>
+                <w:rFonts w:ascii="Consolas" w:cs="Consolas" w:eastAsia="Consolas" w:hAnsi="Consolas"/>
+                <w:sz w:val="21"/>
+                <w:szCs w:val="21"/>
+              </w:rPr>
+              <w:t xml:space="preserve">source.kind</w:t>
+            </w:r>
+            <w:r>
+              <w:rPr>
+                <w:rFonts w:ascii="Times New Roman" w:cs="Times New Roman" w:eastAsia="Times New Roman" w:hAnsi="Times New Roman"/>
+                <w:sz w:val="21"/>
+                <w:szCs w:val="21"/>
+              </w:rPr>
+              <w:t xml:space="preserve"> trong quy tắc dùng TỪ VỰNG CHÍNH SÁCH, không phải enum </w:t>
+            </w:r>
+            <w:r>
+              <w:rPr>
+                <w:rFonts w:ascii="Consolas" w:cs="Consolas" w:eastAsia="Consolas" w:hAnsi="Consolas"/>
+                <w:sz w:val="21"/>
+                <w:szCs w:val="21"/>
+              </w:rPr>
+              <w:t xml:space="preserve">Source.kind</w:t>
+            </w:r>
+            <w:r>
+              <w:rPr>
+                <w:rFonts w:ascii="Times New Roman" w:cs="Times New Roman" w:eastAsia="Times New Roman" w:hAnsi="Times New Roman"/>
+                <w:sz w:val="21"/>
+                <w:szCs w:val="21"/>
+              </w:rPr>
+              <w:t xml:space="preserve"> của DDD-14 §2 — </w:t>
+            </w:r>
+            <w:r>
+              <w:rPr>
+                <w:rFonts w:ascii="Consolas" w:cs="Consolas" w:eastAsia="Consolas" w:hAnsi="Consolas"/>
+                <w:sz w:val="21"/>
+                <w:szCs w:val="21"/>
+              </w:rPr>
+              <w:t xml:space="preserve">pdf_vendor</w:t>
+            </w:r>
+            <w:r>
+              <w:rPr>
+                <w:rFonts w:ascii="Times New Roman" w:cs="Times New Roman" w:eastAsia="Times New Roman" w:hAnsi="Times New Roman"/>
+                <w:sz w:val="21"/>
+                <w:szCs w:val="21"/>
+              </w:rPr>
+              <w:t xml:space="preserve"> là một phán xét ("PDF tải từ tên miền chính hãng") chứ không phải một định dạng; kèm bảng ánh xạ hai chiều, và ghi rõ bên gọi chịu trách nhiệm ánh xạ. Truyền thẳng enum DDD-14 vào cổng thì mọi datasheet hãng trượt G-SRC-01 rồi rơi xuống G-SRC-99: quyết định vẫn an toàn nhưng lý do sai, và rất khó tìm vì mọi đặc trưng khác đều đúng (DEV-057).</w:t>
             </w:r>
           </w:p>
         </w:tc>
@@ -1776,7 +1824,67 @@
                 <w:sz w:val="21"/>
                 <w:szCs w:val="21"/>
               </w:rPr>
-              <w:t xml:space="preserve">§2: nói rõ `source.kind` trong quy tắc dùng TỪ VỰNG CHÍNH SÁCH, không phải enum `Source.kind` của DDD-14 §2 — `pdf_vendor` là một phán xét ("PDF tải từ tên miền chính hãng") chứ không phải một định dạng; kèm bảng ánh xạ hai chiều, và ghi rõ bên gọi chịu trách nhiệm ánh xạ. Truyền thẳng enum DDD-14 vào cổng thì mọi datasheet hãng trượt G-SRC-01 rồi rơi xuống G-SRC-99: quyết định vẫn an toàn nhưng lý do sai, và rất khó tìm vì mọi đặc trưng khác đều đúng (DEV-057).</w:t>
+              <w:t xml:space="preserve">§2: nói rõ </w:t>
+            </w:r>
+            <w:r>
+              <w:rPr>
+                <w:rFonts w:ascii="Consolas" w:cs="Consolas" w:eastAsia="Consolas" w:hAnsi="Consolas"/>
+                <w:b w:val="false"/>
+                <w:bCs w:val="false"/>
+                <w:sz w:val="21"/>
+                <w:szCs w:val="21"/>
+              </w:rPr>
+              <w:t xml:space="preserve">source.kind</w:t>
+            </w:r>
+            <w:r>
+              <w:rPr>
+                <w:rFonts w:ascii="Times New Roman" w:cs="Times New Roman" w:eastAsia="Times New Roman" w:hAnsi="Times New Roman"/>
+                <w:b w:val="false"/>
+                <w:bCs w:val="false"/>
+                <w:sz w:val="21"/>
+                <w:szCs w:val="21"/>
+              </w:rPr>
+              <w:t xml:space="preserve"> trong quy tắc dùng TỪ VỰNG CHÍNH SÁCH, không phải enum </w:t>
+            </w:r>
+            <w:r>
+              <w:rPr>
+                <w:rFonts w:ascii="Consolas" w:cs="Consolas" w:eastAsia="Consolas" w:hAnsi="Consolas"/>
+                <w:b w:val="false"/>
+                <w:bCs w:val="false"/>
+                <w:sz w:val="21"/>
+                <w:szCs w:val="21"/>
+              </w:rPr>
+              <w:t xml:space="preserve">Source.kind</w:t>
+            </w:r>
+            <w:r>
+              <w:rPr>
+                <w:rFonts w:ascii="Times New Roman" w:cs="Times New Roman" w:eastAsia="Times New Roman" w:hAnsi="Times New Roman"/>
+                <w:b w:val="false"/>
+                <w:bCs w:val="false"/>
+                <w:sz w:val="21"/>
+                <w:szCs w:val="21"/>
+              </w:rPr>
+              <w:t xml:space="preserve"> của DDD-14 §2 — </w:t>
+            </w:r>
+            <w:r>
+              <w:rPr>
+                <w:rFonts w:ascii="Consolas" w:cs="Consolas" w:eastAsia="Consolas" w:hAnsi="Consolas"/>
+                <w:b w:val="false"/>
+                <w:bCs w:val="false"/>
+                <w:sz w:val="21"/>
+                <w:szCs w:val="21"/>
+              </w:rPr>
+              <w:t xml:space="preserve">pdf_vendor</w:t>
+            </w:r>
+            <w:r>
+              <w:rPr>
+                <w:rFonts w:ascii="Times New Roman" w:cs="Times New Roman" w:eastAsia="Times New Roman" w:hAnsi="Times New Roman"/>
+                <w:b w:val="false"/>
+                <w:bCs w:val="false"/>
+                <w:sz w:val="21"/>
+                <w:szCs w:val="21"/>
+              </w:rPr>
+              <w:t xml:space="preserve"> là một phán xét ("PDF tải từ tên miền chính hãng") chứ không phải một định dạng; kèm bảng ánh xạ hai chiều, và ghi rõ bên gọi chịu trách nhiệm ánh xạ. Truyền thẳng enum DDD-14 vào cổng thì mọi datasheet hãng trượt G-SRC-01 rồi rơi xuống G-SRC-99: quyết định vẫn an toàn nhưng lý do sai, và rất khó tìm vì mọi đặc trưng khác đều đúng (DEV-057).</w:t>
             </w:r>
           </w:p>
         </w:tc>
@@ -1824,7 +1932,23 @@
           <w:sz w:val="26"/>
           <w:szCs w:val="26"/>
         </w:rPr>
-        <w:t xml:space="preserve">PolicyGate là một hàm thuần: `decide(action, ctx) → Decision`. Đầu vào là </w:t>
+        <w:t xml:space="preserve">PolicyGate là một hàm thuần: </w:t>
+      </w:r>
+      <w:r>
+        <w:rPr>
+          <w:rFonts w:ascii="Consolas" w:cs="Consolas" w:eastAsia="Consolas" w:hAnsi="Consolas"/>
+          <w:sz w:val="22"/>
+          <w:szCs w:val="22"/>
+        </w:rPr>
+        <w:t xml:space="preserve">decide(action, ctx) → Decision</w:t>
+      </w:r>
+      <w:r>
+        <w:rPr>
+          <w:rFonts w:ascii="Times New Roman" w:cs="Times New Roman" w:eastAsia="Times New Roman" w:hAnsi="Times New Roman"/>
+          <w:sz w:val="26"/>
+          <w:szCs w:val="26"/>
+        </w:rPr>
+        <w:t xml:space="preserve">. Đầu vào là </w:t>
       </w:r>
       <w:r>
         <w:rPr>
@@ -1860,7 +1984,23 @@
           <w:sz w:val="26"/>
           <w:szCs w:val="26"/>
         </w:rPr>
-        <w:t xml:space="preserve"> (mức tự chủ hiệu lực, board, đặc trưng tình huống). Quyết định tính theo bốn tầng, dừng ở tầng đầu tiên cho kết quả REJECT hoặc ASK; APPROVE chỉ khi qua cả bốn tầng. Mọi quyết định ghi DecisionLog với lý do là mã quy tắc (ví dụ `G-SRC-03`), không phải văn xuôi, để thống kê và học ngưỡng.</w:t>
+        <w:t xml:space="preserve"> (mức tự chủ hiệu lực, board, đặc trưng tình huống). Quyết định tính theo bốn tầng, dừng ở tầng đầu tiên cho kết quả REJECT hoặc ASK; APPROVE chỉ khi qua cả bốn tầng. Mọi quyết định ghi DecisionLog với lý do là mã quy tắc (ví dụ </w:t>
+      </w:r>
+      <w:r>
+        <w:rPr>
+          <w:rFonts w:ascii="Consolas" w:cs="Consolas" w:eastAsia="Consolas" w:hAnsi="Consolas"/>
+          <w:sz w:val="22"/>
+          <w:szCs w:val="22"/>
+        </w:rPr>
+        <w:t xml:space="preserve">G-SRC-03</w:t>
+      </w:r>
+      <w:r>
+        <w:rPr>
+          <w:rFonts w:ascii="Times New Roman" w:cs="Times New Roman" w:eastAsia="Times New Roman" w:hAnsi="Times New Roman"/>
+          <w:sz w:val="26"/>
+          <w:szCs w:val="26"/>
+        </w:rPr>
+        <w:t xml:space="preserve">), không phải văn xuôi, để thống kê và học ngưỡng.</w:t>
       </w:r>
     </w:p>
     <w:tbl>
@@ -2451,7 +2591,71 @@
           <w:sz w:val="26"/>
           <w:szCs w:val="26"/>
         </w:rPr>
-        <w:t xml:space="preserve"> Ngưỡng cứng của T2 ép ASK, nhưng nếu nó trả về ngay một mã chung như `HARD-R4` thì hai quy tắc `G-OPS-02` ("Không hoàn tác") và `G5-02` ("Công khai") không bao giờ thắng — chúng nói về chính những hành động R4 mà T2 vừa chặn, nên chúng thành quy tắc chết và `decision_log` chỉ còn ghi lớp rủi ro chứ không ghi </w:t>
+        <w:t xml:space="preserve"> Ngưỡng cứng của T2 ép ASK, nhưng nếu nó trả về ngay một mã chung như </w:t>
+      </w:r>
+      <w:r>
+        <w:rPr>
+          <w:rFonts w:ascii="Consolas" w:cs="Consolas" w:eastAsia="Consolas" w:hAnsi="Consolas"/>
+          <w:sz w:val="22"/>
+          <w:szCs w:val="22"/>
+        </w:rPr>
+        <w:t xml:space="preserve">HARD-R4</w:t>
+      </w:r>
+      <w:r>
+        <w:rPr>
+          <w:rFonts w:ascii="Times New Roman" w:cs="Times New Roman" w:eastAsia="Times New Roman" w:hAnsi="Times New Roman"/>
+          <w:sz w:val="26"/>
+          <w:szCs w:val="26"/>
+        </w:rPr>
+        <w:t xml:space="preserve"> thì hai quy tắc </w:t>
+      </w:r>
+      <w:r>
+        <w:rPr>
+          <w:rFonts w:ascii="Consolas" w:cs="Consolas" w:eastAsia="Consolas" w:hAnsi="Consolas"/>
+          <w:sz w:val="22"/>
+          <w:szCs w:val="22"/>
+        </w:rPr>
+        <w:t xml:space="preserve">G-OPS-02</w:t>
+      </w:r>
+      <w:r>
+        <w:rPr>
+          <w:rFonts w:ascii="Times New Roman" w:cs="Times New Roman" w:eastAsia="Times New Roman" w:hAnsi="Times New Roman"/>
+          <w:sz w:val="26"/>
+          <w:szCs w:val="26"/>
+        </w:rPr>
+        <w:t xml:space="preserve"> ("Không hoàn tác") và </w:t>
+      </w:r>
+      <w:r>
+        <w:rPr>
+          <w:rFonts w:ascii="Consolas" w:cs="Consolas" w:eastAsia="Consolas" w:hAnsi="Consolas"/>
+          <w:sz w:val="22"/>
+          <w:szCs w:val="22"/>
+        </w:rPr>
+        <w:t xml:space="preserve">G5-02</w:t>
+      </w:r>
+      <w:r>
+        <w:rPr>
+          <w:rFonts w:ascii="Times New Roman" w:cs="Times New Roman" w:eastAsia="Times New Roman" w:hAnsi="Times New Roman"/>
+          <w:sz w:val="26"/>
+          <w:szCs w:val="26"/>
+        </w:rPr>
+        <w:t xml:space="preserve"> ("Công khai") không bao giờ thắng — chúng nói về chính những hành động R4 mà T2 vừa chặn, nên chúng thành quy tắc chết và </w:t>
+      </w:r>
+      <w:r>
+        <w:rPr>
+          <w:rFonts w:ascii="Consolas" w:cs="Consolas" w:eastAsia="Consolas" w:hAnsi="Consolas"/>
+          <w:sz w:val="22"/>
+          <w:szCs w:val="22"/>
+        </w:rPr>
+        <w:t xml:space="preserve">decision_log</w:t>
+      </w:r>
+      <w:r>
+        <w:rPr>
+          <w:rFonts w:ascii="Times New Roman" w:cs="Times New Roman" w:eastAsia="Times New Roman" w:hAnsi="Times New Roman"/>
+          <w:sz w:val="26"/>
+          <w:szCs w:val="26"/>
+        </w:rPr>
+        <w:t xml:space="preserve"> chỉ còn ghi lớp rủi ro chứ không ghi </w:t>
       </w:r>
       <w:r>
         <w:rPr>
@@ -2561,7 +2765,71 @@
           <w:sz w:val="26"/>
           <w:szCs w:val="26"/>
         </w:rPr>
-        <w:t xml:space="preserve"> (ưu tiên ≤ 5) vẫn thắng, kể cả khi nó chỉ ASK: `TOOL-03` chặn công cụ tác tử tự viết chưa qua kiểm thử — mà lớp rủi ro của công cụ ấy được SUY TỪ HIỆU ỨNG NÓ TỰ KHAI, và `effects_ok` tồn tại đúng vì lời khai có thể sai, nên cho R0 vượt qua là tin lời khai của chính thứ đang bị nghi; `G-SRC-07` hỏi khi một dự án nhạy cảm dùng nguồn đòi gửi dữ liệu ra ngoài, mà vài năng lực `search.*` mang nhãn R0 vì chúng "chỉ đọc" — đọc từ một dịch vụ bên ngoài. (b) Quy tắc APPROVE khớp thì tầng T2 </w:t>
+        <w:t xml:space="preserve"> (ưu tiên ≤ 5) vẫn thắng, kể cả khi nó chỉ ASK: </w:t>
+      </w:r>
+      <w:r>
+        <w:rPr>
+          <w:rFonts w:ascii="Consolas" w:cs="Consolas" w:eastAsia="Consolas" w:hAnsi="Consolas"/>
+          <w:sz w:val="22"/>
+          <w:szCs w:val="22"/>
+        </w:rPr>
+        <w:t xml:space="preserve">TOOL-03</w:t>
+      </w:r>
+      <w:r>
+        <w:rPr>
+          <w:rFonts w:ascii="Times New Roman" w:cs="Times New Roman" w:eastAsia="Times New Roman" w:hAnsi="Times New Roman"/>
+          <w:sz w:val="26"/>
+          <w:szCs w:val="26"/>
+        </w:rPr>
+        <w:t xml:space="preserve"> chặn công cụ tác tử tự viết chưa qua kiểm thử — mà lớp rủi ro của công cụ ấy được SUY TỪ HIỆU ỨNG NÓ TỰ KHAI, và </w:t>
+      </w:r>
+      <w:r>
+        <w:rPr>
+          <w:rFonts w:ascii="Consolas" w:cs="Consolas" w:eastAsia="Consolas" w:hAnsi="Consolas"/>
+          <w:sz w:val="22"/>
+          <w:szCs w:val="22"/>
+        </w:rPr>
+        <w:t xml:space="preserve">effects_ok</w:t>
+      </w:r>
+      <w:r>
+        <w:rPr>
+          <w:rFonts w:ascii="Times New Roman" w:cs="Times New Roman" w:eastAsia="Times New Roman" w:hAnsi="Times New Roman"/>
+          <w:sz w:val="26"/>
+          <w:szCs w:val="26"/>
+        </w:rPr>
+        <w:t xml:space="preserve"> tồn tại đúng vì lời khai có thể sai, nên cho R0 vượt qua là tin lời khai của chính thứ đang bị nghi; </w:t>
+      </w:r>
+      <w:r>
+        <w:rPr>
+          <w:rFonts w:ascii="Consolas" w:cs="Consolas" w:eastAsia="Consolas" w:hAnsi="Consolas"/>
+          <w:sz w:val="22"/>
+          <w:szCs w:val="22"/>
+        </w:rPr>
+        <w:t xml:space="preserve">G-SRC-07</w:t>
+      </w:r>
+      <w:r>
+        <w:rPr>
+          <w:rFonts w:ascii="Times New Roman" w:cs="Times New Roman" w:eastAsia="Times New Roman" w:hAnsi="Times New Roman"/>
+          <w:sz w:val="26"/>
+          <w:szCs w:val="26"/>
+        </w:rPr>
+        <w:t xml:space="preserve"> hỏi khi một dự án nhạy cảm dùng nguồn đòi gửi dữ liệu ra ngoài, mà vài năng lực </w:t>
+      </w:r>
+      <w:r>
+        <w:rPr>
+          <w:rFonts w:ascii="Consolas" w:cs="Consolas" w:eastAsia="Consolas" w:hAnsi="Consolas"/>
+          <w:sz w:val="22"/>
+          <w:szCs w:val="22"/>
+        </w:rPr>
+        <w:t xml:space="preserve">search.*</w:t>
+      </w:r>
+      <w:r>
+        <w:rPr>
+          <w:rFonts w:ascii="Times New Roman" w:cs="Times New Roman" w:eastAsia="Times New Roman" w:hAnsi="Times New Roman"/>
+          <w:sz w:val="26"/>
+          <w:szCs w:val="26"/>
+        </w:rPr>
+        <w:t xml:space="preserve"> mang nhãn R0 vì chúng "chỉ đọc" — đọc từ một dịch vụ bên ngoài. (b) Quy tắc APPROVE khớp thì tầng T2 </w:t>
       </w:r>
       <w:r>
         <w:rPr>
@@ -2579,7 +2847,71 @@
           <w:sz w:val="26"/>
           <w:szCs w:val="26"/>
         </w:rPr>
-        <w:t xml:space="preserve"> của nó thay vì trả về mã chung `R0`: không mượn thì `TOOL-01` thành quy tắc chết và `decision_log` mất câu giải thích, đúng khuôn hỏng mà đoạn trên vừa mô tả cho `G-OPS-02`. Xem DEVIATIONS DEV-040.</w:t>
+        <w:t xml:space="preserve"> của nó thay vì trả về mã chung </w:t>
+      </w:r>
+      <w:r>
+        <w:rPr>
+          <w:rFonts w:ascii="Consolas" w:cs="Consolas" w:eastAsia="Consolas" w:hAnsi="Consolas"/>
+          <w:sz w:val="22"/>
+          <w:szCs w:val="22"/>
+        </w:rPr>
+        <w:t xml:space="preserve">R0</w:t>
+      </w:r>
+      <w:r>
+        <w:rPr>
+          <w:rFonts w:ascii="Times New Roman" w:cs="Times New Roman" w:eastAsia="Times New Roman" w:hAnsi="Times New Roman"/>
+          <w:sz w:val="26"/>
+          <w:szCs w:val="26"/>
+        </w:rPr>
+        <w:t xml:space="preserve">: không mượn thì </w:t>
+      </w:r>
+      <w:r>
+        <w:rPr>
+          <w:rFonts w:ascii="Consolas" w:cs="Consolas" w:eastAsia="Consolas" w:hAnsi="Consolas"/>
+          <w:sz w:val="22"/>
+          <w:szCs w:val="22"/>
+        </w:rPr>
+        <w:t xml:space="preserve">TOOL-01</w:t>
+      </w:r>
+      <w:r>
+        <w:rPr>
+          <w:rFonts w:ascii="Times New Roman" w:cs="Times New Roman" w:eastAsia="Times New Roman" w:hAnsi="Times New Roman"/>
+          <w:sz w:val="26"/>
+          <w:szCs w:val="26"/>
+        </w:rPr>
+        <w:t xml:space="preserve"> thành quy tắc chết và </w:t>
+      </w:r>
+      <w:r>
+        <w:rPr>
+          <w:rFonts w:ascii="Consolas" w:cs="Consolas" w:eastAsia="Consolas" w:hAnsi="Consolas"/>
+          <w:sz w:val="22"/>
+          <w:szCs w:val="22"/>
+        </w:rPr>
+        <w:t xml:space="preserve">decision_log</w:t>
+      </w:r>
+      <w:r>
+        <w:rPr>
+          <w:rFonts w:ascii="Times New Roman" w:cs="Times New Roman" w:eastAsia="Times New Roman" w:hAnsi="Times New Roman"/>
+          <w:sz w:val="26"/>
+          <w:szCs w:val="26"/>
+        </w:rPr>
+        <w:t xml:space="preserve"> mất câu giải thích, đúng khuôn hỏng mà đoạn trên vừa mô tả cho </w:t>
+      </w:r>
+      <w:r>
+        <w:rPr>
+          <w:rFonts w:ascii="Consolas" w:cs="Consolas" w:eastAsia="Consolas" w:hAnsi="Consolas"/>
+          <w:sz w:val="22"/>
+          <w:szCs w:val="22"/>
+        </w:rPr>
+        <w:t xml:space="preserve">G-OPS-02</w:t>
+      </w:r>
+      <w:r>
+        <w:rPr>
+          <w:rFonts w:ascii="Times New Roman" w:cs="Times New Roman" w:eastAsia="Times New Roman" w:hAnsi="Times New Roman"/>
+          <w:sz w:val="26"/>
+          <w:szCs w:val="26"/>
+        </w:rPr>
+        <w:t xml:space="preserve">. Xem DEVIATIONS DEV-040.</w:t>
       </w:r>
     </w:p>
     <w:p>
@@ -2617,7 +2949,119 @@
           <w:sz w:val="26"/>
           <w:szCs w:val="26"/>
         </w:rPr>
-        <w:t xml:space="preserve"> Hai bảng cùng tên nhưng khác mục đích: DDD-14 mô tả ĐỊNH DẠNG (`svd`, `atdf`, `pdf`, `html`, `image`…), còn `G-SRC-01` chờ `pdf_vendor` — không phải một định dạng mà là một PHÁN XÉT: “PDF tải từ tên miền chính hãng”. Phân biệt ấy đáng giữ, vì một PDF từ st.com và một PDF từ diễn đàn cùng định dạng nhưng khác hẳn mức tin cậy, và chính sách quan tâm cái sau. </w:t>
+        <w:t xml:space="preserve"> Hai bảng cùng tên nhưng khác mục đích: DDD-14 mô tả ĐỊNH DẠNG (</w:t>
+      </w:r>
+      <w:r>
+        <w:rPr>
+          <w:rFonts w:ascii="Consolas" w:cs="Consolas" w:eastAsia="Consolas" w:hAnsi="Consolas"/>
+          <w:sz w:val="22"/>
+          <w:szCs w:val="22"/>
+        </w:rPr>
+        <w:t xml:space="preserve">svd</w:t>
+      </w:r>
+      <w:r>
+        <w:rPr>
+          <w:rFonts w:ascii="Times New Roman" w:cs="Times New Roman" w:eastAsia="Times New Roman" w:hAnsi="Times New Roman"/>
+          <w:sz w:val="26"/>
+          <w:szCs w:val="26"/>
+        </w:rPr>
+        <w:t xml:space="preserve">, </w:t>
+      </w:r>
+      <w:r>
+        <w:rPr>
+          <w:rFonts w:ascii="Consolas" w:cs="Consolas" w:eastAsia="Consolas" w:hAnsi="Consolas"/>
+          <w:sz w:val="22"/>
+          <w:szCs w:val="22"/>
+        </w:rPr>
+        <w:t xml:space="preserve">atdf</w:t>
+      </w:r>
+      <w:r>
+        <w:rPr>
+          <w:rFonts w:ascii="Times New Roman" w:cs="Times New Roman" w:eastAsia="Times New Roman" w:hAnsi="Times New Roman"/>
+          <w:sz w:val="26"/>
+          <w:szCs w:val="26"/>
+        </w:rPr>
+        <w:t xml:space="preserve">, </w:t>
+      </w:r>
+      <w:r>
+        <w:rPr>
+          <w:rFonts w:ascii="Consolas" w:cs="Consolas" w:eastAsia="Consolas" w:hAnsi="Consolas"/>
+          <w:sz w:val="22"/>
+          <w:szCs w:val="22"/>
+        </w:rPr>
+        <w:t xml:space="preserve">pdf</w:t>
+      </w:r>
+      <w:r>
+        <w:rPr>
+          <w:rFonts w:ascii="Times New Roman" w:cs="Times New Roman" w:eastAsia="Times New Roman" w:hAnsi="Times New Roman"/>
+          <w:sz w:val="26"/>
+          <w:szCs w:val="26"/>
+        </w:rPr>
+        <w:t xml:space="preserve">, </w:t>
+      </w:r>
+      <w:r>
+        <w:rPr>
+          <w:rFonts w:ascii="Consolas" w:cs="Consolas" w:eastAsia="Consolas" w:hAnsi="Consolas"/>
+          <w:sz w:val="22"/>
+          <w:szCs w:val="22"/>
+        </w:rPr>
+        <w:t xml:space="preserve">html</w:t>
+      </w:r>
+      <w:r>
+        <w:rPr>
+          <w:rFonts w:ascii="Times New Roman" w:cs="Times New Roman" w:eastAsia="Times New Roman" w:hAnsi="Times New Roman"/>
+          <w:sz w:val="26"/>
+          <w:szCs w:val="26"/>
+        </w:rPr>
+        <w:t xml:space="preserve">, </w:t>
+      </w:r>
+      <w:r>
+        <w:rPr>
+          <w:rFonts w:ascii="Consolas" w:cs="Consolas" w:eastAsia="Consolas" w:hAnsi="Consolas"/>
+          <w:sz w:val="22"/>
+          <w:szCs w:val="22"/>
+        </w:rPr>
+        <w:t xml:space="preserve">image</w:t>
+      </w:r>
+      <w:r>
+        <w:rPr>
+          <w:rFonts w:ascii="Times New Roman" w:cs="Times New Roman" w:eastAsia="Times New Roman" w:hAnsi="Times New Roman"/>
+          <w:sz w:val="26"/>
+          <w:szCs w:val="26"/>
+        </w:rPr>
+        <w:t xml:space="preserve">…), còn </w:t>
+      </w:r>
+      <w:r>
+        <w:rPr>
+          <w:rFonts w:ascii="Consolas" w:cs="Consolas" w:eastAsia="Consolas" w:hAnsi="Consolas"/>
+          <w:sz w:val="22"/>
+          <w:szCs w:val="22"/>
+        </w:rPr>
+        <w:t xml:space="preserve">G-SRC-01</w:t>
+      </w:r>
+      <w:r>
+        <w:rPr>
+          <w:rFonts w:ascii="Times New Roman" w:cs="Times New Roman" w:eastAsia="Times New Roman" w:hAnsi="Times New Roman"/>
+          <w:sz w:val="26"/>
+          <w:szCs w:val="26"/>
+        </w:rPr>
+        <w:t xml:space="preserve"> chờ </w:t>
+      </w:r>
+      <w:r>
+        <w:rPr>
+          <w:rFonts w:ascii="Consolas" w:cs="Consolas" w:eastAsia="Consolas" w:hAnsi="Consolas"/>
+          <w:sz w:val="22"/>
+          <w:szCs w:val="22"/>
+        </w:rPr>
+        <w:t xml:space="preserve">pdf_vendor</w:t>
+      </w:r>
+      <w:r>
+        <w:rPr>
+          <w:rFonts w:ascii="Times New Roman" w:cs="Times New Roman" w:eastAsia="Times New Roman" w:hAnsi="Times New Roman"/>
+          <w:sz w:val="26"/>
+          <w:szCs w:val="26"/>
+        </w:rPr>
+        <w:t xml:space="preserve"> — không phải một định dạng mà là một PHÁN XÉT: “PDF tải từ tên miền chính hãng”. Phân biệt ấy đáng giữ, vì một PDF từ st.com và một PDF từ diễn đàn cùng định dạng nhưng khác hẳn mức tin cậy, và chính sách quan tâm cái sau. </w:t>
       </w:r>
       <w:r>
         <w:rPr>
@@ -2635,7 +3079,55 @@
           <w:sz w:val="26"/>
           <w:szCs w:val="26"/>
         </w:rPr>
-        <w:t xml:space="preserve"> trước khi truyền đặc trưng; ghi vào bảng `source` vẫn dùng enum DDD-14. Truyền thẳng enum DDD-14 vào cổng thì mọi datasheet hãng trượt `G-SRC-01` và rơi xuống `G-SRC-99` (ASK) — quyết định vẫn an toàn nhưng lý do sai, và rất khó tìm ra vì mọi đặc trưng khác đều đúng: chỉ một từ lệch, mà quy tắc không khớp thì im lặng rơi xuống mặc định chứ không báo gì. Xem DEVIATIONS DEV-057.</w:t>
+        <w:t xml:space="preserve"> trước khi truyền đặc trưng; ghi vào bảng </w:t>
+      </w:r>
+      <w:r>
+        <w:rPr>
+          <w:rFonts w:ascii="Consolas" w:cs="Consolas" w:eastAsia="Consolas" w:hAnsi="Consolas"/>
+          <w:sz w:val="22"/>
+          <w:szCs w:val="22"/>
+        </w:rPr>
+        <w:t xml:space="preserve">source</w:t>
+      </w:r>
+      <w:r>
+        <w:rPr>
+          <w:rFonts w:ascii="Times New Roman" w:cs="Times New Roman" w:eastAsia="Times New Roman" w:hAnsi="Times New Roman"/>
+          <w:sz w:val="26"/>
+          <w:szCs w:val="26"/>
+        </w:rPr>
+        <w:t xml:space="preserve"> vẫn dùng enum DDD-14. Truyền thẳng enum DDD-14 vào cổng thì mọi datasheet hãng trượt </w:t>
+      </w:r>
+      <w:r>
+        <w:rPr>
+          <w:rFonts w:ascii="Consolas" w:cs="Consolas" w:eastAsia="Consolas" w:hAnsi="Consolas"/>
+          <w:sz w:val="22"/>
+          <w:szCs w:val="22"/>
+        </w:rPr>
+        <w:t xml:space="preserve">G-SRC-01</w:t>
+      </w:r>
+      <w:r>
+        <w:rPr>
+          <w:rFonts w:ascii="Times New Roman" w:cs="Times New Roman" w:eastAsia="Times New Roman" w:hAnsi="Times New Roman"/>
+          <w:sz w:val="26"/>
+          <w:szCs w:val="26"/>
+        </w:rPr>
+        <w:t xml:space="preserve"> và rơi xuống </w:t>
+      </w:r>
+      <w:r>
+        <w:rPr>
+          <w:rFonts w:ascii="Consolas" w:cs="Consolas" w:eastAsia="Consolas" w:hAnsi="Consolas"/>
+          <w:sz w:val="22"/>
+          <w:szCs w:val="22"/>
+        </w:rPr>
+        <w:t xml:space="preserve">G-SRC-99</w:t>
+      </w:r>
+      <w:r>
+        <w:rPr>
+          <w:rFonts w:ascii="Times New Roman" w:cs="Times New Roman" w:eastAsia="Times New Roman" w:hAnsi="Times New Roman"/>
+          <w:sz w:val="26"/>
+          <w:szCs w:val="26"/>
+        </w:rPr>
+        <w:t xml:space="preserve"> (ASK) — quyết định vẫn an toàn nhưng lý do sai, và rất khó tìm ra vì mọi đặc trưng khác đều đúng: chỉ một từ lệch, mà quy tắc không khớp thì im lặng rơi xuống mặc định chứ không báo gì. Xem DEVIATIONS DEV-057.</w:t>
       </w:r>
     </w:p>
     <w:tbl>
@@ -3119,7 +3611,167 @@
           <w:sz w:val="26"/>
           <w:szCs w:val="26"/>
         </w:rPr>
-        <w:t xml:space="preserve"> `plan.touches_forbidden` và `plan.arch_change` không phải trường mà planner viết vào Plan; chúng tính từ `Plan.steps[].touches` (PRS-16 §4, enum đóng `isr | linker | clock | dma | power | actuator | none`). `touches_forbidden` đúng khi CÓ bước nào chạm một giá trị khác `none` — G1-01 nói "kế hoạch nhỏ", mà một bước động vào ngắt, linker, clock, DMA, nguồn hay cơ cấu chấp hành thì không còn nhỏ. `arch_change` đúng khi có bước chạm `linker` hoặc `clock`, theo chính lý do của G1-03 ("Đổi kiến trúc (RTOS, clock, linker)"); RTOS không có trong enum nên không suy được từ `touches`. Ghi rõ ở đây vì bản v1.2 dùng hai tên ấy mà không nói chúng đến từ đâu, và một hiện thực đọc chúng như trường mức kế hoạch sẽ thấy cả hai luôn sai — G1-03 thành quy tắc chết. Xem DEVIATIONS DEV-061.</w:t>
+        <w:t xml:space="preserve"> </w:t>
+      </w:r>
+      <w:r>
+        <w:rPr>
+          <w:rFonts w:ascii="Consolas" w:cs="Consolas" w:eastAsia="Consolas" w:hAnsi="Consolas"/>
+          <w:sz w:val="22"/>
+          <w:szCs w:val="22"/>
+        </w:rPr>
+        <w:t xml:space="preserve">plan.touches_forbidden</w:t>
+      </w:r>
+      <w:r>
+        <w:rPr>
+          <w:rFonts w:ascii="Times New Roman" w:cs="Times New Roman" w:eastAsia="Times New Roman" w:hAnsi="Times New Roman"/>
+          <w:sz w:val="26"/>
+          <w:szCs w:val="26"/>
+        </w:rPr>
+        <w:t xml:space="preserve"> và </w:t>
+      </w:r>
+      <w:r>
+        <w:rPr>
+          <w:rFonts w:ascii="Consolas" w:cs="Consolas" w:eastAsia="Consolas" w:hAnsi="Consolas"/>
+          <w:sz w:val="22"/>
+          <w:szCs w:val="22"/>
+        </w:rPr>
+        <w:t xml:space="preserve">plan.arch_change</w:t>
+      </w:r>
+      <w:r>
+        <w:rPr>
+          <w:rFonts w:ascii="Times New Roman" w:cs="Times New Roman" w:eastAsia="Times New Roman" w:hAnsi="Times New Roman"/>
+          <w:sz w:val="26"/>
+          <w:szCs w:val="26"/>
+        </w:rPr>
+        <w:t xml:space="preserve"> không phải trường mà planner viết vào Plan; chúng tính từ </w:t>
+      </w:r>
+      <w:r>
+        <w:rPr>
+          <w:rFonts w:ascii="Consolas" w:cs="Consolas" w:eastAsia="Consolas" w:hAnsi="Consolas"/>
+          <w:sz w:val="22"/>
+          <w:szCs w:val="22"/>
+        </w:rPr>
+        <w:t xml:space="preserve">Plan.steps[].touches</w:t>
+      </w:r>
+      <w:r>
+        <w:rPr>
+          <w:rFonts w:ascii="Times New Roman" w:cs="Times New Roman" w:eastAsia="Times New Roman" w:hAnsi="Times New Roman"/>
+          <w:sz w:val="26"/>
+          <w:szCs w:val="26"/>
+        </w:rPr>
+        <w:t xml:space="preserve"> (PRS-16 §4, enum đóng </w:t>
+      </w:r>
+      <w:r>
+        <w:rPr>
+          <w:rFonts w:ascii="Consolas" w:cs="Consolas" w:eastAsia="Consolas" w:hAnsi="Consolas"/>
+          <w:sz w:val="22"/>
+          <w:szCs w:val="22"/>
+        </w:rPr>
+        <w:t xml:space="preserve">isr | linker | clock | dma | power | actuator | none</w:t>
+      </w:r>
+      <w:r>
+        <w:rPr>
+          <w:rFonts w:ascii="Times New Roman" w:cs="Times New Roman" w:eastAsia="Times New Roman" w:hAnsi="Times New Roman"/>
+          <w:sz w:val="26"/>
+          <w:szCs w:val="26"/>
+        </w:rPr>
+        <w:t xml:space="preserve">). </w:t>
+      </w:r>
+      <w:r>
+        <w:rPr>
+          <w:rFonts w:ascii="Consolas" w:cs="Consolas" w:eastAsia="Consolas" w:hAnsi="Consolas"/>
+          <w:sz w:val="22"/>
+          <w:szCs w:val="22"/>
+        </w:rPr>
+        <w:t xml:space="preserve">touches_forbidden</w:t>
+      </w:r>
+      <w:r>
+        <w:rPr>
+          <w:rFonts w:ascii="Times New Roman" w:cs="Times New Roman" w:eastAsia="Times New Roman" w:hAnsi="Times New Roman"/>
+          <w:sz w:val="26"/>
+          <w:szCs w:val="26"/>
+        </w:rPr>
+        <w:t xml:space="preserve"> đúng khi CÓ bước nào chạm một giá trị khác </w:t>
+      </w:r>
+      <w:r>
+        <w:rPr>
+          <w:rFonts w:ascii="Consolas" w:cs="Consolas" w:eastAsia="Consolas" w:hAnsi="Consolas"/>
+          <w:sz w:val="22"/>
+          <w:szCs w:val="22"/>
+        </w:rPr>
+        <w:t xml:space="preserve">none</w:t>
+      </w:r>
+      <w:r>
+        <w:rPr>
+          <w:rFonts w:ascii="Times New Roman" w:cs="Times New Roman" w:eastAsia="Times New Roman" w:hAnsi="Times New Roman"/>
+          <w:sz w:val="26"/>
+          <w:szCs w:val="26"/>
+        </w:rPr>
+        <w:t xml:space="preserve"> — G1-01 nói "kế hoạch nhỏ", mà một bước động vào ngắt, linker, clock, DMA, nguồn hay cơ cấu chấp hành thì không còn nhỏ. </w:t>
+      </w:r>
+      <w:r>
+        <w:rPr>
+          <w:rFonts w:ascii="Consolas" w:cs="Consolas" w:eastAsia="Consolas" w:hAnsi="Consolas"/>
+          <w:sz w:val="22"/>
+          <w:szCs w:val="22"/>
+        </w:rPr>
+        <w:t xml:space="preserve">arch_change</w:t>
+      </w:r>
+      <w:r>
+        <w:rPr>
+          <w:rFonts w:ascii="Times New Roman" w:cs="Times New Roman" w:eastAsia="Times New Roman" w:hAnsi="Times New Roman"/>
+          <w:sz w:val="26"/>
+          <w:szCs w:val="26"/>
+        </w:rPr>
+        <w:t xml:space="preserve"> đúng khi có bước chạm </w:t>
+      </w:r>
+      <w:r>
+        <w:rPr>
+          <w:rFonts w:ascii="Consolas" w:cs="Consolas" w:eastAsia="Consolas" w:hAnsi="Consolas"/>
+          <w:sz w:val="22"/>
+          <w:szCs w:val="22"/>
+        </w:rPr>
+        <w:t xml:space="preserve">linker</w:t>
+      </w:r>
+      <w:r>
+        <w:rPr>
+          <w:rFonts w:ascii="Times New Roman" w:cs="Times New Roman" w:eastAsia="Times New Roman" w:hAnsi="Times New Roman"/>
+          <w:sz w:val="26"/>
+          <w:szCs w:val="26"/>
+        </w:rPr>
+        <w:t xml:space="preserve"> hoặc </w:t>
+      </w:r>
+      <w:r>
+        <w:rPr>
+          <w:rFonts w:ascii="Consolas" w:cs="Consolas" w:eastAsia="Consolas" w:hAnsi="Consolas"/>
+          <w:sz w:val="22"/>
+          <w:szCs w:val="22"/>
+        </w:rPr>
+        <w:t xml:space="preserve">clock</w:t>
+      </w:r>
+      <w:r>
+        <w:rPr>
+          <w:rFonts w:ascii="Times New Roman" w:cs="Times New Roman" w:eastAsia="Times New Roman" w:hAnsi="Times New Roman"/>
+          <w:sz w:val="26"/>
+          <w:szCs w:val="26"/>
+        </w:rPr>
+        <w:t xml:space="preserve">, theo chính lý do của G1-03 ("Đổi kiến trúc (RTOS, clock, linker)"); RTOS không có trong enum nên không suy được từ </w:t>
+      </w:r>
+      <w:r>
+        <w:rPr>
+          <w:rFonts w:ascii="Consolas" w:cs="Consolas" w:eastAsia="Consolas" w:hAnsi="Consolas"/>
+          <w:sz w:val="22"/>
+          <w:szCs w:val="22"/>
+        </w:rPr>
+        <w:t xml:space="preserve">touches</w:t>
+      </w:r>
+      <w:r>
+        <w:rPr>
+          <w:rFonts w:ascii="Times New Roman" w:cs="Times New Roman" w:eastAsia="Times New Roman" w:hAnsi="Times New Roman"/>
+          <w:sz w:val="26"/>
+          <w:szCs w:val="26"/>
+        </w:rPr>
+        <w:t xml:space="preserve">. Ghi rõ ở đây vì bản v1.2 dùng hai tên ấy mà không nói chúng đến từ đâu, và một hiện thực đọc chúng như trường mức kế hoạch sẽ thấy cả hai luôn sai — G1-03 thành quy tắc chết. Xem DEVIATIONS DEV-061.</w:t>
       </w:r>
     </w:p>
     <w:p>
@@ -3157,7 +3809,103 @@
           <w:sz w:val="26"/>
           <w:szCs w:val="26"/>
         </w:rPr>
-        <w:t xml:space="preserve">, dù nó viết dưới dạng thuộc tính (`board.has_actuator`) hay tên trần (`needs_sudo`). Một hiện thực để tên trần vắng mặt mang tính đúng sẽ làm mọi quy tắc chứa `or &lt;tên đó&gt;` khớp vô điều kiện: đo được trên `G-OPS-05` (ưu tiên 5, ASK), nó che hẳn `G-OPS-04` (ưu tiên 10, APPROVE) và không gói nào trong `trusted_packages` được duyệt tự động — cả danh sách gói tin cậy trở nên vô nghĩa mà bốn mươi lăm tình huống §8 vẫn xanh, vì không tình huống nào bỏ trống đặc trưng ấy. Xem DEVIATIONS DEV-033.</w:t>
+        <w:t xml:space="preserve">, dù nó viết dưới dạng thuộc tính (</w:t>
+      </w:r>
+      <w:r>
+        <w:rPr>
+          <w:rFonts w:ascii="Consolas" w:cs="Consolas" w:eastAsia="Consolas" w:hAnsi="Consolas"/>
+          <w:sz w:val="22"/>
+          <w:szCs w:val="22"/>
+        </w:rPr>
+        <w:t xml:space="preserve">board.has_actuator</w:t>
+      </w:r>
+      <w:r>
+        <w:rPr>
+          <w:rFonts w:ascii="Times New Roman" w:cs="Times New Roman" w:eastAsia="Times New Roman" w:hAnsi="Times New Roman"/>
+          <w:sz w:val="26"/>
+          <w:szCs w:val="26"/>
+        </w:rPr>
+        <w:t xml:space="preserve">) hay tên trần (</w:t>
+      </w:r>
+      <w:r>
+        <w:rPr>
+          <w:rFonts w:ascii="Consolas" w:cs="Consolas" w:eastAsia="Consolas" w:hAnsi="Consolas"/>
+          <w:sz w:val="22"/>
+          <w:szCs w:val="22"/>
+        </w:rPr>
+        <w:t xml:space="preserve">needs_sudo</w:t>
+      </w:r>
+      <w:r>
+        <w:rPr>
+          <w:rFonts w:ascii="Times New Roman" w:cs="Times New Roman" w:eastAsia="Times New Roman" w:hAnsi="Times New Roman"/>
+          <w:sz w:val="26"/>
+          <w:szCs w:val="26"/>
+        </w:rPr>
+        <w:t xml:space="preserve">). Một hiện thực để tên trần vắng mặt mang tính đúng sẽ làm mọi quy tắc chứa </w:t>
+      </w:r>
+      <w:r>
+        <w:rPr>
+          <w:rFonts w:ascii="Consolas" w:cs="Consolas" w:eastAsia="Consolas" w:hAnsi="Consolas"/>
+          <w:sz w:val="22"/>
+          <w:szCs w:val="22"/>
+        </w:rPr>
+        <w:t xml:space="preserve">or &lt;tên đó&gt;</w:t>
+      </w:r>
+      <w:r>
+        <w:rPr>
+          <w:rFonts w:ascii="Times New Roman" w:cs="Times New Roman" w:eastAsia="Times New Roman" w:hAnsi="Times New Roman"/>
+          <w:sz w:val="26"/>
+          <w:szCs w:val="26"/>
+        </w:rPr>
+        <w:t xml:space="preserve"> khớp vô điều kiện: đo được trên </w:t>
+      </w:r>
+      <w:r>
+        <w:rPr>
+          <w:rFonts w:ascii="Consolas" w:cs="Consolas" w:eastAsia="Consolas" w:hAnsi="Consolas"/>
+          <w:sz w:val="22"/>
+          <w:szCs w:val="22"/>
+        </w:rPr>
+        <w:t xml:space="preserve">G-OPS-05</w:t>
+      </w:r>
+      <w:r>
+        <w:rPr>
+          <w:rFonts w:ascii="Times New Roman" w:cs="Times New Roman" w:eastAsia="Times New Roman" w:hAnsi="Times New Roman"/>
+          <w:sz w:val="26"/>
+          <w:szCs w:val="26"/>
+        </w:rPr>
+        <w:t xml:space="preserve"> (ưu tiên 5, ASK), nó che hẳn </w:t>
+      </w:r>
+      <w:r>
+        <w:rPr>
+          <w:rFonts w:ascii="Consolas" w:cs="Consolas" w:eastAsia="Consolas" w:hAnsi="Consolas"/>
+          <w:sz w:val="22"/>
+          <w:szCs w:val="22"/>
+        </w:rPr>
+        <w:t xml:space="preserve">G-OPS-04</w:t>
+      </w:r>
+      <w:r>
+        <w:rPr>
+          <w:rFonts w:ascii="Times New Roman" w:cs="Times New Roman" w:eastAsia="Times New Roman" w:hAnsi="Times New Roman"/>
+          <w:sz w:val="26"/>
+          <w:szCs w:val="26"/>
+        </w:rPr>
+        <w:t xml:space="preserve"> (ưu tiên 10, APPROVE) và không gói nào trong </w:t>
+      </w:r>
+      <w:r>
+        <w:rPr>
+          <w:rFonts w:ascii="Consolas" w:cs="Consolas" w:eastAsia="Consolas" w:hAnsi="Consolas"/>
+          <w:sz w:val="22"/>
+          <w:szCs w:val="22"/>
+        </w:rPr>
+        <w:t xml:space="preserve">trusted_packages</w:t>
+      </w:r>
+      <w:r>
+        <w:rPr>
+          <w:rFonts w:ascii="Times New Roman" w:cs="Times New Roman" w:eastAsia="Times New Roman" w:hAnsi="Times New Roman"/>
+          <w:sz w:val="26"/>
+          <w:szCs w:val="26"/>
+        </w:rPr>
+        <w:t xml:space="preserve"> được duyệt tự động — cả danh sách gói tin cậy trở nên vô nghĩa mà bốn mươi lăm tình huống §8 vẫn xanh, vì không tình huống nào bỏ trống đặc trưng ấy. Xem DEVIATIONS DEV-033.</w:t>
       </w:r>
     </w:p>
     <w:p>
@@ -3271,7 +4019,39 @@
           <w:sz w:val="26"/>
           <w:szCs w:val="26"/>
         </w:rPr>
-        <w:t xml:space="preserve">Mỗi quy tắc: mã, cổng, biểu thức điều kiện trên đặc trưng (cú pháp Python an toàn, chỉ so sánh/logic/in), quyết định, lý do, ưu tiên (số nhỏ xét trước). Đặc trưng do năng lực cung cấp khi gọi Router (registry khai báo `features_provided`). Ngưỡng tham số hóa qua `thresholds.*` trong autonomy.yaml.</w:t>
+        <w:t xml:space="preserve">Mỗi quy tắc: mã, cổng, biểu thức điều kiện trên đặc trưng (cú pháp Python an toàn, chỉ so sánh/logic/in), quyết định, lý do, ưu tiên (số nhỏ xét trước). Đặc trưng do năng lực cung cấp khi gọi Router (registry khai báo </w:t>
+      </w:r>
+      <w:r>
+        <w:rPr>
+          <w:rFonts w:ascii="Consolas" w:cs="Consolas" w:eastAsia="Consolas" w:hAnsi="Consolas"/>
+          <w:sz w:val="22"/>
+          <w:szCs w:val="22"/>
+        </w:rPr>
+        <w:t xml:space="preserve">features_provided</w:t>
+      </w:r>
+      <w:r>
+        <w:rPr>
+          <w:rFonts w:ascii="Times New Roman" w:cs="Times New Roman" w:eastAsia="Times New Roman" w:hAnsi="Times New Roman"/>
+          <w:sz w:val="26"/>
+          <w:szCs w:val="26"/>
+        </w:rPr>
+        <w:t xml:space="preserve">). Ngưỡng tham số hóa qua </w:t>
+      </w:r>
+      <w:r>
+        <w:rPr>
+          <w:rFonts w:ascii="Consolas" w:cs="Consolas" w:eastAsia="Consolas" w:hAnsi="Consolas"/>
+          <w:sz w:val="22"/>
+          <w:szCs w:val="22"/>
+        </w:rPr>
+        <w:t xml:space="preserve">thresholds.*</w:t>
+      </w:r>
+      <w:r>
+        <w:rPr>
+          <w:rFonts w:ascii="Times New Roman" w:cs="Times New Roman" w:eastAsia="Times New Roman" w:hAnsi="Times New Roman"/>
+          <w:sz w:val="26"/>
+          <w:szCs w:val="26"/>
+        </w:rPr>
+        <w:t xml:space="preserve"> trong autonomy.yaml.</w:t>
       </w:r>
     </w:p>
     <w:tbl>
@@ -13160,7 +13940,7 @@
                 <w:sz w:val="18"/>
                 <w:szCs w:val="18"/>
               </w:rPr>
-              <w:t xml:space="preserve">GEN-01</w:t>
+              <w:t xml:space="preserve">P-EDIT-01</w:t>
             </w:r>
           </w:p>
         </w:tc>
@@ -13228,7 +14008,7 @@
                 <w:sz w:val="18"/>
                 <w:szCs w:val="18"/>
               </w:rPr>
-              <w:t xml:space="preserve">cap.ask_when_matched</w:t>
+              <w:t xml:space="preserve">action.target_dirty_by_human</w:t>
             </w:r>
           </w:p>
         </w:tc>
@@ -13296,7 +14076,7 @@
                 <w:sz w:val="18"/>
                 <w:szCs w:val="18"/>
               </w:rPr>
-              <w:t xml:space="preserve">Điều kiện "Hỏi kỹ sư khi" của năng lực khớp</w:t>
+              <w:t xml:space="preserve">Tệp đích đang có sửa chưa lưu của người — hỏi trước khi ghi</w:t>
             </w:r>
           </w:p>
         </w:tc>
@@ -13330,7 +14110,7 @@
                 <w:sz w:val="18"/>
                 <w:szCs w:val="18"/>
               </w:rPr>
-              <w:t xml:space="preserve">30</w:t>
+              <w:t xml:space="preserve">2</w:t>
             </w:r>
           </w:p>
         </w:tc>
@@ -13367,7 +14147,7 @@
                 <w:sz w:val="18"/>
                 <w:szCs w:val="18"/>
               </w:rPr>
-              <w:t xml:space="preserve">GEN-02</w:t>
+              <w:t xml:space="preserve">P-EDIT-02</w:t>
             </w:r>
           </w:p>
         </w:tc>
@@ -13437,7 +14217,7 @@
                 <w:sz w:val="18"/>
                 <w:szCs w:val="18"/>
               </w:rPr>
-              <w:t xml:space="preserve">action.fail_count &gt;= thresholds.fail_retries</w:t>
+              <w:t xml:space="preserve">cap.is_human_surface and actor == "human"</w:t>
             </w:r>
           </w:p>
         </w:tc>
@@ -13472,7 +14252,7 @@
                 <w:sz w:val="18"/>
                 <w:szCs w:val="18"/>
               </w:rPr>
-              <w:t xml:space="preserve">ASK</w:t>
+              <w:t xml:space="preserve">APPROVE</w:t>
             </w:r>
           </w:p>
         </w:tc>
@@ -13507,7 +14287,7 @@
                 <w:sz w:val="18"/>
                 <w:szCs w:val="18"/>
               </w:rPr>
-              <w:t xml:space="preserve">Thất bại lặp → leo thang</w:t>
+              <w:t xml:space="preserve">Người tự lưu tệp của mình — cổng kiểm máy, không kiểm người</w:t>
             </w:r>
           </w:p>
         </w:tc>
@@ -13542,7 +14322,7 @@
                 <w:sz w:val="18"/>
                 <w:szCs w:val="18"/>
               </w:rPr>
-              <w:t xml:space="preserve">3</w:t>
+              <w:t xml:space="preserve">1</w:t>
             </w:r>
           </w:p>
         </w:tc>
@@ -13578,6 +14358,1049 @@
                 <w:sz w:val="18"/>
                 <w:szCs w:val="18"/>
               </w:rPr>
+              <w:t xml:space="preserve">P-EDIT-04</w:t>
+            </w:r>
+          </w:p>
+        </w:tc>
+        <w:tc>
+          <w:tcPr>
+            <w:tcW w:type="dxa" w:w="800"/>
+            <w:tcBorders>
+              <w:top w:val="single" w:color="7F7F7F" w:sz="4"/>
+              <w:left w:val="single" w:color="7F7F7F" w:sz="4"/>
+              <w:bottom w:val="single" w:color="7F7F7F" w:sz="4"/>
+              <w:right w:val="single" w:color="7F7F7F" w:sz="4"/>
+            </w:tcBorders>
+            <w:tcMar>
+              <w:top w:type="dxa" w:w="50"/>
+              <w:left w:type="dxa" w:w="80"/>
+              <w:bottom w:type="dxa" w:w="50"/>
+              <w:right w:type="dxa" w:w="80"/>
+            </w:tcMar>
+            <w:vAlign w:val="top"/>
+          </w:tcPr>
+          <w:p>
+            <w:pPr>
+              <w:spacing w:after="30" w:line="264"/>
+              <w:jc w:val="left"/>
+            </w:pPr>
+            <w:r>
+              <w:rPr>
+                <w:rFonts w:ascii="Times New Roman" w:cs="Times New Roman" w:eastAsia="Times New Roman" w:hAnsi="Times New Roman"/>
+                <w:b w:val="false"/>
+                <w:bCs w:val="false"/>
+                <w:sz w:val="18"/>
+                <w:szCs w:val="18"/>
+              </w:rPr>
+              <w:t xml:space="preserve">*</w:t>
+            </w:r>
+          </w:p>
+        </w:tc>
+        <w:tc>
+          <w:tcPr>
+            <w:tcW w:type="dxa" w:w="3300"/>
+            <w:tcBorders>
+              <w:top w:val="single" w:color="7F7F7F" w:sz="4"/>
+              <w:left w:val="single" w:color="7F7F7F" w:sz="4"/>
+              <w:bottom w:val="single" w:color="7F7F7F" w:sz="4"/>
+              <w:right w:val="single" w:color="7F7F7F" w:sz="4"/>
+            </w:tcBorders>
+            <w:tcMar>
+              <w:top w:type="dxa" w:w="50"/>
+              <w:left w:type="dxa" w:w="80"/>
+              <w:bottom w:type="dxa" w:w="50"/>
+              <w:right w:type="dxa" w:w="80"/>
+            </w:tcMar>
+            <w:vAlign w:val="top"/>
+          </w:tcPr>
+          <w:p>
+            <w:pPr>
+              <w:spacing w:after="30" w:line="264"/>
+              <w:jc w:val="left"/>
+            </w:pPr>
+            <w:r>
+              <w:rPr>
+                <w:rFonts w:ascii="Times New Roman" w:cs="Times New Roman" w:eastAsia="Times New Roman" w:hAnsi="Times New Roman"/>
+                <w:b w:val="false"/>
+                <w:bCs w:val="false"/>
+                <w:sz w:val="18"/>
+                <w:szCs w:val="18"/>
+              </w:rPr>
+              <w:t xml:space="preserve">cap.is_human_surface and actor != "human"</w:t>
+            </w:r>
+          </w:p>
+        </w:tc>
+        <w:tc>
+          <w:tcPr>
+            <w:tcW w:type="dxa" w:w="900"/>
+            <w:tcBorders>
+              <w:top w:val="single" w:color="7F7F7F" w:sz="4"/>
+              <w:left w:val="single" w:color="7F7F7F" w:sz="4"/>
+              <w:bottom w:val="single" w:color="7F7F7F" w:sz="4"/>
+              <w:right w:val="single" w:color="7F7F7F" w:sz="4"/>
+            </w:tcBorders>
+            <w:tcMar>
+              <w:top w:type="dxa" w:w="50"/>
+              <w:left w:type="dxa" w:w="80"/>
+              <w:bottom w:type="dxa" w:w="50"/>
+              <w:right w:type="dxa" w:w="80"/>
+            </w:tcMar>
+            <w:vAlign w:val="top"/>
+          </w:tcPr>
+          <w:p>
+            <w:pPr>
+              <w:spacing w:after="30" w:line="264"/>
+              <w:jc w:val="left"/>
+            </w:pPr>
+            <w:r>
+              <w:rPr>
+                <w:rFonts w:ascii="Times New Roman" w:cs="Times New Roman" w:eastAsia="Times New Roman" w:hAnsi="Times New Roman"/>
+                <w:b w:val="false"/>
+                <w:bCs w:val="false"/>
+                <w:sz w:val="18"/>
+                <w:szCs w:val="18"/>
+              </w:rPr>
+              <w:t xml:space="preserve">REJECT</w:t>
+            </w:r>
+          </w:p>
+        </w:tc>
+        <w:tc>
+          <w:tcPr>
+            <w:tcW w:type="dxa" w:w="2100"/>
+            <w:tcBorders>
+              <w:top w:val="single" w:color="7F7F7F" w:sz="4"/>
+              <w:left w:val="single" w:color="7F7F7F" w:sz="4"/>
+              <w:bottom w:val="single" w:color="7F7F7F" w:sz="4"/>
+              <w:right w:val="single" w:color="7F7F7F" w:sz="4"/>
+            </w:tcBorders>
+            <w:tcMar>
+              <w:top w:type="dxa" w:w="50"/>
+              <w:left w:type="dxa" w:w="80"/>
+              <w:bottom w:type="dxa" w:w="50"/>
+              <w:right w:type="dxa" w:w="80"/>
+            </w:tcMar>
+            <w:vAlign w:val="top"/>
+          </w:tcPr>
+          <w:p>
+            <w:pPr>
+              <w:spacing w:after="30" w:line="264"/>
+              <w:jc w:val="left"/>
+            </w:pPr>
+            <w:r>
+              <w:rPr>
+                <w:rFonts w:ascii="Times New Roman" w:cs="Times New Roman" w:eastAsia="Times New Roman" w:hAnsi="Times New Roman"/>
+                <w:b w:val="false"/>
+                <w:bCs w:val="false"/>
+                <w:sz w:val="18"/>
+                <w:szCs w:val="18"/>
+              </w:rPr>
+              <w:t xml:space="preserve">Chỉ người mới gọi được năng lực bề mặt người; tác tử phải đi đường code.* thường</w:t>
+            </w:r>
+          </w:p>
+        </w:tc>
+        <w:tc>
+          <w:tcPr>
+            <w:tcW w:type="dxa" w:w="1200"/>
+            <w:tcBorders>
+              <w:top w:val="single" w:color="7F7F7F" w:sz="4"/>
+              <w:left w:val="single" w:color="7F7F7F" w:sz="4"/>
+              <w:bottom w:val="single" w:color="7F7F7F" w:sz="4"/>
+              <w:right w:val="single" w:color="7F7F7F" w:sz="4"/>
+            </w:tcBorders>
+            <w:tcMar>
+              <w:top w:type="dxa" w:w="50"/>
+              <w:left w:type="dxa" w:w="80"/>
+              <w:bottom w:type="dxa" w:w="50"/>
+              <w:right w:type="dxa" w:w="80"/>
+            </w:tcMar>
+            <w:vAlign w:val="top"/>
+          </w:tcPr>
+          <w:p>
+            <w:pPr>
+              <w:spacing w:after="30" w:line="264"/>
+              <w:jc w:val="left"/>
+            </w:pPr>
+            <w:r>
+              <w:rPr>
+                <w:rFonts w:ascii="Times New Roman" w:cs="Times New Roman" w:eastAsia="Times New Roman" w:hAnsi="Times New Roman"/>
+                <w:b w:val="false"/>
+                <w:bCs w:val="false"/>
+                <w:sz w:val="18"/>
+                <w:szCs w:val="18"/>
+              </w:rPr>
+              <w:t xml:space="preserve">1</w:t>
+            </w:r>
+          </w:p>
+        </w:tc>
+      </w:tr>
+      <w:tr>
+        <w:tc>
+          <w:tcPr>
+            <w:tcW w:type="dxa" w:w="1000"/>
+            <w:tcBorders>
+              <w:top w:val="single" w:color="7F7F7F" w:sz="4"/>
+              <w:left w:val="single" w:color="7F7F7F" w:sz="4"/>
+              <w:bottom w:val="single" w:color="7F7F7F" w:sz="4"/>
+              <w:right w:val="single" w:color="7F7F7F" w:sz="4"/>
+            </w:tcBorders>
+            <w:shd w:fill="F2F6FB" w:color="auto" w:val="clear"/>
+            <w:tcMar>
+              <w:top w:type="dxa" w:w="50"/>
+              <w:left w:type="dxa" w:w="80"/>
+              <w:bottom w:type="dxa" w:w="50"/>
+              <w:right w:type="dxa" w:w="80"/>
+            </w:tcMar>
+            <w:vAlign w:val="top"/>
+          </w:tcPr>
+          <w:p>
+            <w:pPr>
+              <w:spacing w:after="30" w:line="264"/>
+              <w:jc w:val="left"/>
+            </w:pPr>
+            <w:r>
+              <w:rPr>
+                <w:rFonts w:ascii="Times New Roman" w:cs="Times New Roman" w:eastAsia="Times New Roman" w:hAnsi="Times New Roman"/>
+                <w:b/>
+                <w:bCs/>
+                <w:sz w:val="18"/>
+                <w:szCs w:val="18"/>
+              </w:rPr>
+              <w:t xml:space="preserve">P-EDIT-03</w:t>
+            </w:r>
+          </w:p>
+        </w:tc>
+        <w:tc>
+          <w:tcPr>
+            <w:tcW w:type="dxa" w:w="800"/>
+            <w:tcBorders>
+              <w:top w:val="single" w:color="7F7F7F" w:sz="4"/>
+              <w:left w:val="single" w:color="7F7F7F" w:sz="4"/>
+              <w:bottom w:val="single" w:color="7F7F7F" w:sz="4"/>
+              <w:right w:val="single" w:color="7F7F7F" w:sz="4"/>
+            </w:tcBorders>
+            <w:shd w:fill="F2F6FB" w:color="auto" w:val="clear"/>
+            <w:tcMar>
+              <w:top w:type="dxa" w:w="50"/>
+              <w:left w:type="dxa" w:w="80"/>
+              <w:bottom w:type="dxa" w:w="50"/>
+              <w:right w:type="dxa" w:w="80"/>
+            </w:tcMar>
+            <w:vAlign w:val="top"/>
+          </w:tcPr>
+          <w:p>
+            <w:pPr>
+              <w:spacing w:after="30" w:line="264"/>
+              <w:jc w:val="left"/>
+            </w:pPr>
+            <w:r>
+              <w:rPr>
+                <w:rFonts w:ascii="Times New Roman" w:cs="Times New Roman" w:eastAsia="Times New Roman" w:hAnsi="Times New Roman"/>
+                <w:b w:val="false"/>
+                <w:bCs w:val="false"/>
+                <w:sz w:val="18"/>
+                <w:szCs w:val="18"/>
+              </w:rPr>
+              <w:t xml:space="preserve">*</w:t>
+            </w:r>
+          </w:p>
+        </w:tc>
+        <w:tc>
+          <w:tcPr>
+            <w:tcW w:type="dxa" w:w="3300"/>
+            <w:tcBorders>
+              <w:top w:val="single" w:color="7F7F7F" w:sz="4"/>
+              <w:left w:val="single" w:color="7F7F7F" w:sz="4"/>
+              <w:bottom w:val="single" w:color="7F7F7F" w:sz="4"/>
+              <w:right w:val="single" w:color="7F7F7F" w:sz="4"/>
+            </w:tcBorders>
+            <w:shd w:fill="F2F6FB" w:color="auto" w:val="clear"/>
+            <w:tcMar>
+              <w:top w:type="dxa" w:w="50"/>
+              <w:left w:type="dxa" w:w="80"/>
+              <w:bottom w:type="dxa" w:w="50"/>
+              <w:right w:type="dxa" w:w="80"/>
+            </w:tcMar>
+            <w:vAlign w:val="top"/>
+          </w:tcPr>
+          <w:p>
+            <w:pPr>
+              <w:spacing w:after="30" w:line="264"/>
+              <w:jc w:val="left"/>
+            </w:pPr>
+            <w:r>
+              <w:rPr>
+                <w:rFonts w:ascii="Times New Roman" w:cs="Times New Roman" w:eastAsia="Times New Roman" w:hAnsi="Times New Roman"/>
+                <w:b w:val="false"/>
+                <w:bCs w:val="false"/>
+                <w:sz w:val="18"/>
+                <w:szCs w:val="18"/>
+              </w:rPr>
+              <w:t xml:space="preserve">action.merge_regions_overlap</w:t>
+            </w:r>
+          </w:p>
+        </w:tc>
+        <w:tc>
+          <w:tcPr>
+            <w:tcW w:type="dxa" w:w="900"/>
+            <w:tcBorders>
+              <w:top w:val="single" w:color="7F7F7F" w:sz="4"/>
+              <w:left w:val="single" w:color="7F7F7F" w:sz="4"/>
+              <w:bottom w:val="single" w:color="7F7F7F" w:sz="4"/>
+              <w:right w:val="single" w:color="7F7F7F" w:sz="4"/>
+            </w:tcBorders>
+            <w:shd w:fill="F2F6FB" w:color="auto" w:val="clear"/>
+            <w:tcMar>
+              <w:top w:type="dxa" w:w="50"/>
+              <w:left w:type="dxa" w:w="80"/>
+              <w:bottom w:type="dxa" w:w="50"/>
+              <w:right w:type="dxa" w:w="80"/>
+            </w:tcMar>
+            <w:vAlign w:val="top"/>
+          </w:tcPr>
+          <w:p>
+            <w:pPr>
+              <w:spacing w:after="30" w:line="264"/>
+              <w:jc w:val="left"/>
+            </w:pPr>
+            <w:r>
+              <w:rPr>
+                <w:rFonts w:ascii="Times New Roman" w:cs="Times New Roman" w:eastAsia="Times New Roman" w:hAnsi="Times New Roman"/>
+                <w:b w:val="false"/>
+                <w:bCs w:val="false"/>
+                <w:sz w:val="18"/>
+                <w:szCs w:val="18"/>
+              </w:rPr>
+              <w:t xml:space="preserve">ASK</w:t>
+            </w:r>
+          </w:p>
+        </w:tc>
+        <w:tc>
+          <w:tcPr>
+            <w:tcW w:type="dxa" w:w="2100"/>
+            <w:tcBorders>
+              <w:top w:val="single" w:color="7F7F7F" w:sz="4"/>
+              <w:left w:val="single" w:color="7F7F7F" w:sz="4"/>
+              <w:bottom w:val="single" w:color="7F7F7F" w:sz="4"/>
+              <w:right w:val="single" w:color="7F7F7F" w:sz="4"/>
+            </w:tcBorders>
+            <w:shd w:fill="F2F6FB" w:color="auto" w:val="clear"/>
+            <w:tcMar>
+              <w:top w:type="dxa" w:w="50"/>
+              <w:left w:type="dxa" w:w="80"/>
+              <w:bottom w:type="dxa" w:w="50"/>
+              <w:right w:type="dxa" w:w="80"/>
+            </w:tcMar>
+            <w:vAlign w:val="top"/>
+          </w:tcPr>
+          <w:p>
+            <w:pPr>
+              <w:spacing w:after="30" w:line="264"/>
+              <w:jc w:val="left"/>
+            </w:pPr>
+            <w:r>
+              <w:rPr>
+                <w:rFonts w:ascii="Times New Roman" w:cs="Times New Roman" w:eastAsia="Times New Roman" w:hAnsi="Times New Roman"/>
+                <w:b w:val="false"/>
+                <w:bCs w:val="false"/>
+                <w:sz w:val="18"/>
+                <w:szCs w:val="18"/>
+              </w:rPr>
+              <w:t xml:space="preserve">Hai bên sửa vùng giao nhau — bắt buộc dựng xung đột, không tự chọn vế</w:t>
+            </w:r>
+          </w:p>
+        </w:tc>
+        <w:tc>
+          <w:tcPr>
+            <w:tcW w:type="dxa" w:w="1200"/>
+            <w:tcBorders>
+              <w:top w:val="single" w:color="7F7F7F" w:sz="4"/>
+              <w:left w:val="single" w:color="7F7F7F" w:sz="4"/>
+              <w:bottom w:val="single" w:color="7F7F7F" w:sz="4"/>
+              <w:right w:val="single" w:color="7F7F7F" w:sz="4"/>
+            </w:tcBorders>
+            <w:shd w:fill="F2F6FB" w:color="auto" w:val="clear"/>
+            <w:tcMar>
+              <w:top w:type="dxa" w:w="50"/>
+              <w:left w:type="dxa" w:w="80"/>
+              <w:bottom w:type="dxa" w:w="50"/>
+              <w:right w:type="dxa" w:w="80"/>
+            </w:tcMar>
+            <w:vAlign w:val="top"/>
+          </w:tcPr>
+          <w:p>
+            <w:pPr>
+              <w:spacing w:after="30" w:line="264"/>
+              <w:jc w:val="left"/>
+            </w:pPr>
+            <w:r>
+              <w:rPr>
+                <w:rFonts w:ascii="Times New Roman" w:cs="Times New Roman" w:eastAsia="Times New Roman" w:hAnsi="Times New Roman"/>
+                <w:b w:val="false"/>
+                <w:bCs w:val="false"/>
+                <w:sz w:val="18"/>
+                <w:szCs w:val="18"/>
+              </w:rPr>
+              <w:t xml:space="preserve">2</w:t>
+            </w:r>
+          </w:p>
+        </w:tc>
+      </w:tr>
+      <w:tr>
+        <w:tc>
+          <w:tcPr>
+            <w:tcW w:type="dxa" w:w="1000"/>
+            <w:tcBorders>
+              <w:top w:val="single" w:color="7F7F7F" w:sz="4"/>
+              <w:left w:val="single" w:color="7F7F7F" w:sz="4"/>
+              <w:bottom w:val="single" w:color="7F7F7F" w:sz="4"/>
+              <w:right w:val="single" w:color="7F7F7F" w:sz="4"/>
+            </w:tcBorders>
+            <w:tcMar>
+              <w:top w:type="dxa" w:w="50"/>
+              <w:left w:type="dxa" w:w="80"/>
+              <w:bottom w:type="dxa" w:w="50"/>
+              <w:right w:type="dxa" w:w="80"/>
+            </w:tcMar>
+            <w:vAlign w:val="top"/>
+          </w:tcPr>
+          <w:p>
+            <w:pPr>
+              <w:spacing w:after="30" w:line="264"/>
+              <w:jc w:val="left"/>
+            </w:pPr>
+            <w:r>
+              <w:rPr>
+                <w:rFonts w:ascii="Times New Roman" w:cs="Times New Roman" w:eastAsia="Times New Roman" w:hAnsi="Times New Roman"/>
+                <w:b/>
+                <w:bCs/>
+                <w:sz w:val="18"/>
+                <w:szCs w:val="18"/>
+              </w:rPr>
+              <w:t xml:space="preserve">P-RUN-01</w:t>
+            </w:r>
+          </w:p>
+        </w:tc>
+        <w:tc>
+          <w:tcPr>
+            <w:tcW w:type="dxa" w:w="800"/>
+            <w:tcBorders>
+              <w:top w:val="single" w:color="7F7F7F" w:sz="4"/>
+              <w:left w:val="single" w:color="7F7F7F" w:sz="4"/>
+              <w:bottom w:val="single" w:color="7F7F7F" w:sz="4"/>
+              <w:right w:val="single" w:color="7F7F7F" w:sz="4"/>
+            </w:tcBorders>
+            <w:tcMar>
+              <w:top w:type="dxa" w:w="50"/>
+              <w:left w:type="dxa" w:w="80"/>
+              <w:bottom w:type="dxa" w:w="50"/>
+              <w:right w:type="dxa" w:w="80"/>
+            </w:tcMar>
+            <w:vAlign w:val="top"/>
+          </w:tcPr>
+          <w:p>
+            <w:pPr>
+              <w:spacing w:after="30" w:line="264"/>
+              <w:jc w:val="left"/>
+            </w:pPr>
+            <w:r>
+              <w:rPr>
+                <w:rFonts w:ascii="Times New Roman" w:cs="Times New Roman" w:eastAsia="Times New Roman" w:hAnsi="Times New Roman"/>
+                <w:b w:val="false"/>
+                <w:bCs w:val="false"/>
+                <w:sz w:val="18"/>
+                <w:szCs w:val="18"/>
+              </w:rPr>
+              <w:t xml:space="preserve">*</w:t>
+            </w:r>
+          </w:p>
+        </w:tc>
+        <w:tc>
+          <w:tcPr>
+            <w:tcW w:type="dxa" w:w="3300"/>
+            <w:tcBorders>
+              <w:top w:val="single" w:color="7F7F7F" w:sz="4"/>
+              <w:left w:val="single" w:color="7F7F7F" w:sz="4"/>
+              <w:bottom w:val="single" w:color="7F7F7F" w:sz="4"/>
+              <w:right w:val="single" w:color="7F7F7F" w:sz="4"/>
+            </w:tcBorders>
+            <w:tcMar>
+              <w:top w:type="dxa" w:w="50"/>
+              <w:left w:type="dxa" w:w="80"/>
+              <w:bottom w:type="dxa" w:w="50"/>
+              <w:right w:type="dxa" w:w="80"/>
+            </w:tcMar>
+            <w:vAlign w:val="top"/>
+          </w:tcPr>
+          <w:p>
+            <w:pPr>
+              <w:spacing w:after="30" w:line="264"/>
+              <w:jc w:val="left"/>
+            </w:pPr>
+            <w:r>
+              <w:rPr>
+                <w:rFonts w:ascii="Times New Roman" w:cs="Times New Roman" w:eastAsia="Times New Roman" w:hAnsi="Times New Roman"/>
+                <w:b w:val="false"/>
+                <w:bCs w:val="false"/>
+                <w:sz w:val="18"/>
+                <w:szCs w:val="18"/>
+              </w:rPr>
+              <w:t xml:space="preserve">action.chain_started_without_event</w:t>
+            </w:r>
+          </w:p>
+        </w:tc>
+        <w:tc>
+          <w:tcPr>
+            <w:tcW w:type="dxa" w:w="900"/>
+            <w:tcBorders>
+              <w:top w:val="single" w:color="7F7F7F" w:sz="4"/>
+              <w:left w:val="single" w:color="7F7F7F" w:sz="4"/>
+              <w:bottom w:val="single" w:color="7F7F7F" w:sz="4"/>
+              <w:right w:val="single" w:color="7F7F7F" w:sz="4"/>
+            </w:tcBorders>
+            <w:tcMar>
+              <w:top w:type="dxa" w:w="50"/>
+              <w:left w:type="dxa" w:w="80"/>
+              <w:bottom w:type="dxa" w:w="50"/>
+              <w:right w:type="dxa" w:w="80"/>
+            </w:tcMar>
+            <w:vAlign w:val="top"/>
+          </w:tcPr>
+          <w:p>
+            <w:pPr>
+              <w:spacing w:after="30" w:line="264"/>
+              <w:jc w:val="left"/>
+            </w:pPr>
+            <w:r>
+              <w:rPr>
+                <w:rFonts w:ascii="Times New Roman" w:cs="Times New Roman" w:eastAsia="Times New Roman" w:hAnsi="Times New Roman"/>
+                <w:b w:val="false"/>
+                <w:bCs w:val="false"/>
+                <w:sz w:val="18"/>
+                <w:szCs w:val="18"/>
+              </w:rPr>
+              <w:t xml:space="preserve">REJECT</w:t>
+            </w:r>
+          </w:p>
+        </w:tc>
+        <w:tc>
+          <w:tcPr>
+            <w:tcW w:type="dxa" w:w="2100"/>
+            <w:tcBorders>
+              <w:top w:val="single" w:color="7F7F7F" w:sz="4"/>
+              <w:left w:val="single" w:color="7F7F7F" w:sz="4"/>
+              <w:bottom w:val="single" w:color="7F7F7F" w:sz="4"/>
+              <w:right w:val="single" w:color="7F7F7F" w:sz="4"/>
+            </w:tcBorders>
+            <w:tcMar>
+              <w:top w:type="dxa" w:w="50"/>
+              <w:left w:type="dxa" w:w="80"/>
+              <w:bottom w:type="dxa" w:w="50"/>
+              <w:right w:type="dxa" w:w="80"/>
+            </w:tcMar>
+            <w:vAlign w:val="top"/>
+          </w:tcPr>
+          <w:p>
+            <w:pPr>
+              <w:spacing w:after="30" w:line="264"/>
+              <w:jc w:val="left"/>
+            </w:pPr>
+            <w:r>
+              <w:rPr>
+                <w:rFonts w:ascii="Times New Roman" w:cs="Times New Roman" w:eastAsia="Times New Roman" w:hAnsi="Times New Roman"/>
+                <w:b w:val="false"/>
+                <w:bCs w:val="false"/>
+                <w:sz w:val="18"/>
+                <w:szCs w:val="18"/>
+              </w:rPr>
+              <w:t xml:space="preserve">Chuỗi phải phát run.started trước hành động đầu tiên</w:t>
+            </w:r>
+          </w:p>
+        </w:tc>
+        <w:tc>
+          <w:tcPr>
+            <w:tcW w:type="dxa" w:w="1200"/>
+            <w:tcBorders>
+              <w:top w:val="single" w:color="7F7F7F" w:sz="4"/>
+              <w:left w:val="single" w:color="7F7F7F" w:sz="4"/>
+              <w:bottom w:val="single" w:color="7F7F7F" w:sz="4"/>
+              <w:right w:val="single" w:color="7F7F7F" w:sz="4"/>
+            </w:tcBorders>
+            <w:tcMar>
+              <w:top w:type="dxa" w:w="50"/>
+              <w:left w:type="dxa" w:w="80"/>
+              <w:bottom w:type="dxa" w:w="50"/>
+              <w:right w:type="dxa" w:w="80"/>
+            </w:tcMar>
+            <w:vAlign w:val="top"/>
+          </w:tcPr>
+          <w:p>
+            <w:pPr>
+              <w:spacing w:after="30" w:line="264"/>
+              <w:jc w:val="left"/>
+            </w:pPr>
+            <w:r>
+              <w:rPr>
+                <w:rFonts w:ascii="Times New Roman" w:cs="Times New Roman" w:eastAsia="Times New Roman" w:hAnsi="Times New Roman"/>
+                <w:b w:val="false"/>
+                <w:bCs w:val="false"/>
+                <w:sz w:val="18"/>
+                <w:szCs w:val="18"/>
+              </w:rPr>
+              <w:t xml:space="preserve">1</w:t>
+            </w:r>
+          </w:p>
+        </w:tc>
+      </w:tr>
+      <w:tr>
+        <w:tc>
+          <w:tcPr>
+            <w:tcW w:type="dxa" w:w="1000"/>
+            <w:tcBorders>
+              <w:top w:val="single" w:color="7F7F7F" w:sz="4"/>
+              <w:left w:val="single" w:color="7F7F7F" w:sz="4"/>
+              <w:bottom w:val="single" w:color="7F7F7F" w:sz="4"/>
+              <w:right w:val="single" w:color="7F7F7F" w:sz="4"/>
+            </w:tcBorders>
+            <w:shd w:fill="F2F6FB" w:color="auto" w:val="clear"/>
+            <w:tcMar>
+              <w:top w:type="dxa" w:w="50"/>
+              <w:left w:type="dxa" w:w="80"/>
+              <w:bottom w:type="dxa" w:w="50"/>
+              <w:right w:type="dxa" w:w="80"/>
+            </w:tcMar>
+            <w:vAlign w:val="top"/>
+          </w:tcPr>
+          <w:p>
+            <w:pPr>
+              <w:spacing w:after="30" w:line="264"/>
+              <w:jc w:val="left"/>
+            </w:pPr>
+            <w:r>
+              <w:rPr>
+                <w:rFonts w:ascii="Times New Roman" w:cs="Times New Roman" w:eastAsia="Times New Roman" w:hAnsi="Times New Roman"/>
+                <w:b/>
+                <w:bCs/>
+                <w:sz w:val="18"/>
+                <w:szCs w:val="18"/>
+              </w:rPr>
+              <w:t xml:space="preserve">GEN-01</w:t>
+            </w:r>
+          </w:p>
+        </w:tc>
+        <w:tc>
+          <w:tcPr>
+            <w:tcW w:type="dxa" w:w="800"/>
+            <w:tcBorders>
+              <w:top w:val="single" w:color="7F7F7F" w:sz="4"/>
+              <w:left w:val="single" w:color="7F7F7F" w:sz="4"/>
+              <w:bottom w:val="single" w:color="7F7F7F" w:sz="4"/>
+              <w:right w:val="single" w:color="7F7F7F" w:sz="4"/>
+            </w:tcBorders>
+            <w:shd w:fill="F2F6FB" w:color="auto" w:val="clear"/>
+            <w:tcMar>
+              <w:top w:type="dxa" w:w="50"/>
+              <w:left w:type="dxa" w:w="80"/>
+              <w:bottom w:type="dxa" w:w="50"/>
+              <w:right w:type="dxa" w:w="80"/>
+            </w:tcMar>
+            <w:vAlign w:val="top"/>
+          </w:tcPr>
+          <w:p>
+            <w:pPr>
+              <w:spacing w:after="30" w:line="264"/>
+              <w:jc w:val="left"/>
+            </w:pPr>
+            <w:r>
+              <w:rPr>
+                <w:rFonts w:ascii="Times New Roman" w:cs="Times New Roman" w:eastAsia="Times New Roman" w:hAnsi="Times New Roman"/>
+                <w:b w:val="false"/>
+                <w:bCs w:val="false"/>
+                <w:sz w:val="18"/>
+                <w:szCs w:val="18"/>
+              </w:rPr>
+              <w:t xml:space="preserve">*</w:t>
+            </w:r>
+          </w:p>
+        </w:tc>
+        <w:tc>
+          <w:tcPr>
+            <w:tcW w:type="dxa" w:w="3300"/>
+            <w:tcBorders>
+              <w:top w:val="single" w:color="7F7F7F" w:sz="4"/>
+              <w:left w:val="single" w:color="7F7F7F" w:sz="4"/>
+              <w:bottom w:val="single" w:color="7F7F7F" w:sz="4"/>
+              <w:right w:val="single" w:color="7F7F7F" w:sz="4"/>
+            </w:tcBorders>
+            <w:shd w:fill="F2F6FB" w:color="auto" w:val="clear"/>
+            <w:tcMar>
+              <w:top w:type="dxa" w:w="50"/>
+              <w:left w:type="dxa" w:w="80"/>
+              <w:bottom w:type="dxa" w:w="50"/>
+              <w:right w:type="dxa" w:w="80"/>
+            </w:tcMar>
+            <w:vAlign w:val="top"/>
+          </w:tcPr>
+          <w:p>
+            <w:pPr>
+              <w:spacing w:after="30" w:line="264"/>
+              <w:jc w:val="left"/>
+            </w:pPr>
+            <w:r>
+              <w:rPr>
+                <w:rFonts w:ascii="Times New Roman" w:cs="Times New Roman" w:eastAsia="Times New Roman" w:hAnsi="Times New Roman"/>
+                <w:b w:val="false"/>
+                <w:bCs w:val="false"/>
+                <w:sz w:val="18"/>
+                <w:szCs w:val="18"/>
+              </w:rPr>
+              <w:t xml:space="preserve">cap.ask_when_matched</w:t>
+            </w:r>
+          </w:p>
+        </w:tc>
+        <w:tc>
+          <w:tcPr>
+            <w:tcW w:type="dxa" w:w="900"/>
+            <w:tcBorders>
+              <w:top w:val="single" w:color="7F7F7F" w:sz="4"/>
+              <w:left w:val="single" w:color="7F7F7F" w:sz="4"/>
+              <w:bottom w:val="single" w:color="7F7F7F" w:sz="4"/>
+              <w:right w:val="single" w:color="7F7F7F" w:sz="4"/>
+            </w:tcBorders>
+            <w:shd w:fill="F2F6FB" w:color="auto" w:val="clear"/>
+            <w:tcMar>
+              <w:top w:type="dxa" w:w="50"/>
+              <w:left w:type="dxa" w:w="80"/>
+              <w:bottom w:type="dxa" w:w="50"/>
+              <w:right w:type="dxa" w:w="80"/>
+            </w:tcMar>
+            <w:vAlign w:val="top"/>
+          </w:tcPr>
+          <w:p>
+            <w:pPr>
+              <w:spacing w:after="30" w:line="264"/>
+              <w:jc w:val="left"/>
+            </w:pPr>
+            <w:r>
+              <w:rPr>
+                <w:rFonts w:ascii="Times New Roman" w:cs="Times New Roman" w:eastAsia="Times New Roman" w:hAnsi="Times New Roman"/>
+                <w:b w:val="false"/>
+                <w:bCs w:val="false"/>
+                <w:sz w:val="18"/>
+                <w:szCs w:val="18"/>
+              </w:rPr>
+              <w:t xml:space="preserve">ASK</w:t>
+            </w:r>
+          </w:p>
+        </w:tc>
+        <w:tc>
+          <w:tcPr>
+            <w:tcW w:type="dxa" w:w="2100"/>
+            <w:tcBorders>
+              <w:top w:val="single" w:color="7F7F7F" w:sz="4"/>
+              <w:left w:val="single" w:color="7F7F7F" w:sz="4"/>
+              <w:bottom w:val="single" w:color="7F7F7F" w:sz="4"/>
+              <w:right w:val="single" w:color="7F7F7F" w:sz="4"/>
+            </w:tcBorders>
+            <w:shd w:fill="F2F6FB" w:color="auto" w:val="clear"/>
+            <w:tcMar>
+              <w:top w:type="dxa" w:w="50"/>
+              <w:left w:type="dxa" w:w="80"/>
+              <w:bottom w:type="dxa" w:w="50"/>
+              <w:right w:type="dxa" w:w="80"/>
+            </w:tcMar>
+            <w:vAlign w:val="top"/>
+          </w:tcPr>
+          <w:p>
+            <w:pPr>
+              <w:spacing w:after="30" w:line="264"/>
+              <w:jc w:val="left"/>
+            </w:pPr>
+            <w:r>
+              <w:rPr>
+                <w:rFonts w:ascii="Times New Roman" w:cs="Times New Roman" w:eastAsia="Times New Roman" w:hAnsi="Times New Roman"/>
+                <w:b w:val="false"/>
+                <w:bCs w:val="false"/>
+                <w:sz w:val="18"/>
+                <w:szCs w:val="18"/>
+              </w:rPr>
+              <w:t xml:space="preserve">Điều kiện "Hỏi kỹ sư khi" của năng lực khớp</w:t>
+            </w:r>
+          </w:p>
+        </w:tc>
+        <w:tc>
+          <w:tcPr>
+            <w:tcW w:type="dxa" w:w="1200"/>
+            <w:tcBorders>
+              <w:top w:val="single" w:color="7F7F7F" w:sz="4"/>
+              <w:left w:val="single" w:color="7F7F7F" w:sz="4"/>
+              <w:bottom w:val="single" w:color="7F7F7F" w:sz="4"/>
+              <w:right w:val="single" w:color="7F7F7F" w:sz="4"/>
+            </w:tcBorders>
+            <w:shd w:fill="F2F6FB" w:color="auto" w:val="clear"/>
+            <w:tcMar>
+              <w:top w:type="dxa" w:w="50"/>
+              <w:left w:type="dxa" w:w="80"/>
+              <w:bottom w:type="dxa" w:w="50"/>
+              <w:right w:type="dxa" w:w="80"/>
+            </w:tcMar>
+            <w:vAlign w:val="top"/>
+          </w:tcPr>
+          <w:p>
+            <w:pPr>
+              <w:spacing w:after="30" w:line="264"/>
+              <w:jc w:val="left"/>
+            </w:pPr>
+            <w:r>
+              <w:rPr>
+                <w:rFonts w:ascii="Times New Roman" w:cs="Times New Roman" w:eastAsia="Times New Roman" w:hAnsi="Times New Roman"/>
+                <w:b w:val="false"/>
+                <w:bCs w:val="false"/>
+                <w:sz w:val="18"/>
+                <w:szCs w:val="18"/>
+              </w:rPr>
+              <w:t xml:space="preserve">30</w:t>
+            </w:r>
+          </w:p>
+        </w:tc>
+      </w:tr>
+      <w:tr>
+        <w:tc>
+          <w:tcPr>
+            <w:tcW w:type="dxa" w:w="1000"/>
+            <w:tcBorders>
+              <w:top w:val="single" w:color="7F7F7F" w:sz="4"/>
+              <w:left w:val="single" w:color="7F7F7F" w:sz="4"/>
+              <w:bottom w:val="single" w:color="7F7F7F" w:sz="4"/>
+              <w:right w:val="single" w:color="7F7F7F" w:sz="4"/>
+            </w:tcBorders>
+            <w:tcMar>
+              <w:top w:type="dxa" w:w="50"/>
+              <w:left w:type="dxa" w:w="80"/>
+              <w:bottom w:type="dxa" w:w="50"/>
+              <w:right w:type="dxa" w:w="80"/>
+            </w:tcMar>
+            <w:vAlign w:val="top"/>
+          </w:tcPr>
+          <w:p>
+            <w:pPr>
+              <w:spacing w:after="30" w:line="264"/>
+              <w:jc w:val="left"/>
+            </w:pPr>
+            <w:r>
+              <w:rPr>
+                <w:rFonts w:ascii="Times New Roman" w:cs="Times New Roman" w:eastAsia="Times New Roman" w:hAnsi="Times New Roman"/>
+                <w:b/>
+                <w:bCs/>
+                <w:sz w:val="18"/>
+                <w:szCs w:val="18"/>
+              </w:rPr>
+              <w:t xml:space="preserve">GEN-02</w:t>
+            </w:r>
+          </w:p>
+        </w:tc>
+        <w:tc>
+          <w:tcPr>
+            <w:tcW w:type="dxa" w:w="800"/>
+            <w:tcBorders>
+              <w:top w:val="single" w:color="7F7F7F" w:sz="4"/>
+              <w:left w:val="single" w:color="7F7F7F" w:sz="4"/>
+              <w:bottom w:val="single" w:color="7F7F7F" w:sz="4"/>
+              <w:right w:val="single" w:color="7F7F7F" w:sz="4"/>
+            </w:tcBorders>
+            <w:tcMar>
+              <w:top w:type="dxa" w:w="50"/>
+              <w:left w:type="dxa" w:w="80"/>
+              <w:bottom w:type="dxa" w:w="50"/>
+              <w:right w:type="dxa" w:w="80"/>
+            </w:tcMar>
+            <w:vAlign w:val="top"/>
+          </w:tcPr>
+          <w:p>
+            <w:pPr>
+              <w:spacing w:after="30" w:line="264"/>
+              <w:jc w:val="left"/>
+            </w:pPr>
+            <w:r>
+              <w:rPr>
+                <w:rFonts w:ascii="Times New Roman" w:cs="Times New Roman" w:eastAsia="Times New Roman" w:hAnsi="Times New Roman"/>
+                <w:b w:val="false"/>
+                <w:bCs w:val="false"/>
+                <w:sz w:val="18"/>
+                <w:szCs w:val="18"/>
+              </w:rPr>
+              <w:t xml:space="preserve">*</w:t>
+            </w:r>
+          </w:p>
+        </w:tc>
+        <w:tc>
+          <w:tcPr>
+            <w:tcW w:type="dxa" w:w="3300"/>
+            <w:tcBorders>
+              <w:top w:val="single" w:color="7F7F7F" w:sz="4"/>
+              <w:left w:val="single" w:color="7F7F7F" w:sz="4"/>
+              <w:bottom w:val="single" w:color="7F7F7F" w:sz="4"/>
+              <w:right w:val="single" w:color="7F7F7F" w:sz="4"/>
+            </w:tcBorders>
+            <w:tcMar>
+              <w:top w:type="dxa" w:w="50"/>
+              <w:left w:type="dxa" w:w="80"/>
+              <w:bottom w:type="dxa" w:w="50"/>
+              <w:right w:type="dxa" w:w="80"/>
+            </w:tcMar>
+            <w:vAlign w:val="top"/>
+          </w:tcPr>
+          <w:p>
+            <w:pPr>
+              <w:spacing w:after="30" w:line="264"/>
+              <w:jc w:val="left"/>
+            </w:pPr>
+            <w:r>
+              <w:rPr>
+                <w:rFonts w:ascii="Times New Roman" w:cs="Times New Roman" w:eastAsia="Times New Roman" w:hAnsi="Times New Roman"/>
+                <w:b w:val="false"/>
+                <w:bCs w:val="false"/>
+                <w:sz w:val="18"/>
+                <w:szCs w:val="18"/>
+              </w:rPr>
+              <w:t xml:space="preserve">action.fail_count &gt;= thresholds.fail_retries</w:t>
+            </w:r>
+          </w:p>
+        </w:tc>
+        <w:tc>
+          <w:tcPr>
+            <w:tcW w:type="dxa" w:w="900"/>
+            <w:tcBorders>
+              <w:top w:val="single" w:color="7F7F7F" w:sz="4"/>
+              <w:left w:val="single" w:color="7F7F7F" w:sz="4"/>
+              <w:bottom w:val="single" w:color="7F7F7F" w:sz="4"/>
+              <w:right w:val="single" w:color="7F7F7F" w:sz="4"/>
+            </w:tcBorders>
+            <w:tcMar>
+              <w:top w:type="dxa" w:w="50"/>
+              <w:left w:type="dxa" w:w="80"/>
+              <w:bottom w:type="dxa" w:w="50"/>
+              <w:right w:type="dxa" w:w="80"/>
+            </w:tcMar>
+            <w:vAlign w:val="top"/>
+          </w:tcPr>
+          <w:p>
+            <w:pPr>
+              <w:spacing w:after="30" w:line="264"/>
+              <w:jc w:val="left"/>
+            </w:pPr>
+            <w:r>
+              <w:rPr>
+                <w:rFonts w:ascii="Times New Roman" w:cs="Times New Roman" w:eastAsia="Times New Roman" w:hAnsi="Times New Roman"/>
+                <w:b w:val="false"/>
+                <w:bCs w:val="false"/>
+                <w:sz w:val="18"/>
+                <w:szCs w:val="18"/>
+              </w:rPr>
+              <w:t xml:space="preserve">ASK</w:t>
+            </w:r>
+          </w:p>
+        </w:tc>
+        <w:tc>
+          <w:tcPr>
+            <w:tcW w:type="dxa" w:w="2100"/>
+            <w:tcBorders>
+              <w:top w:val="single" w:color="7F7F7F" w:sz="4"/>
+              <w:left w:val="single" w:color="7F7F7F" w:sz="4"/>
+              <w:bottom w:val="single" w:color="7F7F7F" w:sz="4"/>
+              <w:right w:val="single" w:color="7F7F7F" w:sz="4"/>
+            </w:tcBorders>
+            <w:tcMar>
+              <w:top w:type="dxa" w:w="50"/>
+              <w:left w:type="dxa" w:w="80"/>
+              <w:bottom w:type="dxa" w:w="50"/>
+              <w:right w:type="dxa" w:w="80"/>
+            </w:tcMar>
+            <w:vAlign w:val="top"/>
+          </w:tcPr>
+          <w:p>
+            <w:pPr>
+              <w:spacing w:after="30" w:line="264"/>
+              <w:jc w:val="left"/>
+            </w:pPr>
+            <w:r>
+              <w:rPr>
+                <w:rFonts w:ascii="Times New Roman" w:cs="Times New Roman" w:eastAsia="Times New Roman" w:hAnsi="Times New Roman"/>
+                <w:b w:val="false"/>
+                <w:bCs w:val="false"/>
+                <w:sz w:val="18"/>
+                <w:szCs w:val="18"/>
+              </w:rPr>
+              <w:t xml:space="preserve">Thất bại lặp → leo thang</w:t>
+            </w:r>
+          </w:p>
+        </w:tc>
+        <w:tc>
+          <w:tcPr>
+            <w:tcW w:type="dxa" w:w="1200"/>
+            <w:tcBorders>
+              <w:top w:val="single" w:color="7F7F7F" w:sz="4"/>
+              <w:left w:val="single" w:color="7F7F7F" w:sz="4"/>
+              <w:bottom w:val="single" w:color="7F7F7F" w:sz="4"/>
+              <w:right w:val="single" w:color="7F7F7F" w:sz="4"/>
+            </w:tcBorders>
+            <w:tcMar>
+              <w:top w:type="dxa" w:w="50"/>
+              <w:left w:type="dxa" w:w="80"/>
+              <w:bottom w:type="dxa" w:w="50"/>
+              <w:right w:type="dxa" w:w="80"/>
+            </w:tcMar>
+            <w:vAlign w:val="top"/>
+          </w:tcPr>
+          <w:p>
+            <w:pPr>
+              <w:spacing w:after="30" w:line="264"/>
+              <w:jc w:val="left"/>
+            </w:pPr>
+            <w:r>
+              <w:rPr>
+                <w:rFonts w:ascii="Times New Roman" w:cs="Times New Roman" w:eastAsia="Times New Roman" w:hAnsi="Times New Roman"/>
+                <w:b w:val="false"/>
+                <w:bCs w:val="false"/>
+                <w:sz w:val="18"/>
+                <w:szCs w:val="18"/>
+              </w:rPr>
+              <w:t xml:space="preserve">3</w:t>
+            </w:r>
+          </w:p>
+        </w:tc>
+      </w:tr>
+      <w:tr>
+        <w:tc>
+          <w:tcPr>
+            <w:tcW w:type="dxa" w:w="1000"/>
+            <w:tcBorders>
+              <w:top w:val="single" w:color="7F7F7F" w:sz="4"/>
+              <w:left w:val="single" w:color="7F7F7F" w:sz="4"/>
+              <w:bottom w:val="single" w:color="7F7F7F" w:sz="4"/>
+              <w:right w:val="single" w:color="7F7F7F" w:sz="4"/>
+            </w:tcBorders>
+            <w:shd w:fill="F2F6FB" w:color="auto" w:val="clear"/>
+            <w:tcMar>
+              <w:top w:type="dxa" w:w="50"/>
+              <w:left w:type="dxa" w:w="80"/>
+              <w:bottom w:type="dxa" w:w="50"/>
+              <w:right w:type="dxa" w:w="80"/>
+            </w:tcMar>
+            <w:vAlign w:val="top"/>
+          </w:tcPr>
+          <w:p>
+            <w:pPr>
+              <w:spacing w:after="30" w:line="264"/>
+              <w:jc w:val="left"/>
+            </w:pPr>
+            <w:r>
+              <w:rPr>
+                <w:rFonts w:ascii="Times New Roman" w:cs="Times New Roman" w:eastAsia="Times New Roman" w:hAnsi="Times New Roman"/>
+                <w:b/>
+                <w:bCs/>
+                <w:sz w:val="18"/>
+                <w:szCs w:val="18"/>
+              </w:rPr>
               <w:t xml:space="preserve">GEN-03</w:t>
             </w:r>
           </w:p>
@@ -13591,6 +15414,7 @@
               <w:bottom w:val="single" w:color="7F7F7F" w:sz="4"/>
               <w:right w:val="single" w:color="7F7F7F" w:sz="4"/>
             </w:tcBorders>
+            <w:shd w:fill="F2F6FB" w:color="auto" w:val="clear"/>
             <w:tcMar>
               <w:top w:type="dxa" w:w="50"/>
               <w:left w:type="dxa" w:w="80"/>
@@ -13625,6 +15449,7 @@
               <w:bottom w:val="single" w:color="7F7F7F" w:sz="4"/>
               <w:right w:val="single" w:color="7F7F7F" w:sz="4"/>
             </w:tcBorders>
+            <w:shd w:fill="F2F6FB" w:color="auto" w:val="clear"/>
             <w:tcMar>
               <w:top w:type="dxa" w:w="50"/>
               <w:left w:type="dxa" w:w="80"/>
@@ -13659,6 +15484,7 @@
               <w:bottom w:val="single" w:color="7F7F7F" w:sz="4"/>
               <w:right w:val="single" w:color="7F7F7F" w:sz="4"/>
             </w:tcBorders>
+            <w:shd w:fill="F2F6FB" w:color="auto" w:val="clear"/>
             <w:tcMar>
               <w:top w:type="dxa" w:w="50"/>
               <w:left w:type="dxa" w:w="80"/>
@@ -13693,6 +15519,7 @@
               <w:bottom w:val="single" w:color="7F7F7F" w:sz="4"/>
               <w:right w:val="single" w:color="7F7F7F" w:sz="4"/>
             </w:tcBorders>
+            <w:shd w:fill="F2F6FB" w:color="auto" w:val="clear"/>
             <w:tcMar>
               <w:top w:type="dxa" w:w="50"/>
               <w:left w:type="dxa" w:w="80"/>
@@ -13727,6 +15554,7 @@
               <w:bottom w:val="single" w:color="7F7F7F" w:sz="4"/>
               <w:right w:val="single" w:color="7F7F7F" w:sz="4"/>
             </w:tcBorders>
+            <w:shd w:fill="F2F6FB" w:color="auto" w:val="clear"/>
             <w:tcMar>
               <w:top w:type="dxa" w:w="50"/>
               <w:left w:type="dxa" w:w="80"/>
@@ -13802,7 +15630,263 @@
           <w:sz w:val="26"/>
           <w:szCs w:val="26"/>
         </w:rPr>
-        <w:t xml:space="preserve"> Mọi cổng đều xét một hiện vật: G-OPS xét `board`/`artifact`, G-SRC xét `source`, G3 xét `patch`, G5 xét `pkg`, G1 xét `plan`, G-FACT xét `fact`. Câu hỏi phân loại là hiện vật ấy có TỒN TẠI TRƯỚC lời gọi hay không. (a) `target.flash` nhận `artifact` làm tham số, nên Router đánh giá G-OPS được ngay ở cửa — đúng mô hình mà đoạn trên mô tả, "đặc trưng do năng lực cung cấp khi gọi Router". (b) `plan.create` SINH RA bản kế hoạch mà G1 xét (`plan.steps`, `plan.all_cited`, `plan.arch_change`), và `kg.review_facts` xét từng fact nó đang duyệt. Hiện vật chưa tồn tại lúc Router quyết định, nên hỏi cổng ở cửa chỉ cho ra một quy tắc bắt hết — luôn ASK. Tệ hơn: `kg.review_facts` bị chính cổng nó phục vụ chặn lại nên không fact nào được duyệt bao giờ, và `plan.create` không bao giờ chạy nên không bao giờ có kế hoạch để G1 xét. Vì vậy cổng loại (b) được năng lực gọi </w:t>
+        <w:t xml:space="preserve"> Mọi cổng đều xét một hiện vật: G-OPS xét </w:t>
+      </w:r>
+      <w:r>
+        <w:rPr>
+          <w:rFonts w:ascii="Consolas" w:cs="Consolas" w:eastAsia="Consolas" w:hAnsi="Consolas"/>
+          <w:sz w:val="22"/>
+          <w:szCs w:val="22"/>
+        </w:rPr>
+        <w:t xml:space="preserve">board</w:t>
+      </w:r>
+      <w:r>
+        <w:rPr>
+          <w:rFonts w:ascii="Times New Roman" w:cs="Times New Roman" w:eastAsia="Times New Roman" w:hAnsi="Times New Roman"/>
+          <w:sz w:val="26"/>
+          <w:szCs w:val="26"/>
+        </w:rPr>
+        <w:t xml:space="preserve">/</w:t>
+      </w:r>
+      <w:r>
+        <w:rPr>
+          <w:rFonts w:ascii="Consolas" w:cs="Consolas" w:eastAsia="Consolas" w:hAnsi="Consolas"/>
+          <w:sz w:val="22"/>
+          <w:szCs w:val="22"/>
+        </w:rPr>
+        <w:t xml:space="preserve">artifact</w:t>
+      </w:r>
+      <w:r>
+        <w:rPr>
+          <w:rFonts w:ascii="Times New Roman" w:cs="Times New Roman" w:eastAsia="Times New Roman" w:hAnsi="Times New Roman"/>
+          <w:sz w:val="26"/>
+          <w:szCs w:val="26"/>
+        </w:rPr>
+        <w:t xml:space="preserve">, G-SRC xét </w:t>
+      </w:r>
+      <w:r>
+        <w:rPr>
+          <w:rFonts w:ascii="Consolas" w:cs="Consolas" w:eastAsia="Consolas" w:hAnsi="Consolas"/>
+          <w:sz w:val="22"/>
+          <w:szCs w:val="22"/>
+        </w:rPr>
+        <w:t xml:space="preserve">source</w:t>
+      </w:r>
+      <w:r>
+        <w:rPr>
+          <w:rFonts w:ascii="Times New Roman" w:cs="Times New Roman" w:eastAsia="Times New Roman" w:hAnsi="Times New Roman"/>
+          <w:sz w:val="26"/>
+          <w:szCs w:val="26"/>
+        </w:rPr>
+        <w:t xml:space="preserve">, G3 xét </w:t>
+      </w:r>
+      <w:r>
+        <w:rPr>
+          <w:rFonts w:ascii="Consolas" w:cs="Consolas" w:eastAsia="Consolas" w:hAnsi="Consolas"/>
+          <w:sz w:val="22"/>
+          <w:szCs w:val="22"/>
+        </w:rPr>
+        <w:t xml:space="preserve">patch</w:t>
+      </w:r>
+      <w:r>
+        <w:rPr>
+          <w:rFonts w:ascii="Times New Roman" w:cs="Times New Roman" w:eastAsia="Times New Roman" w:hAnsi="Times New Roman"/>
+          <w:sz w:val="26"/>
+          <w:szCs w:val="26"/>
+        </w:rPr>
+        <w:t xml:space="preserve">, G5 xét </w:t>
+      </w:r>
+      <w:r>
+        <w:rPr>
+          <w:rFonts w:ascii="Consolas" w:cs="Consolas" w:eastAsia="Consolas" w:hAnsi="Consolas"/>
+          <w:sz w:val="22"/>
+          <w:szCs w:val="22"/>
+        </w:rPr>
+        <w:t xml:space="preserve">pkg</w:t>
+      </w:r>
+      <w:r>
+        <w:rPr>
+          <w:rFonts w:ascii="Times New Roman" w:cs="Times New Roman" w:eastAsia="Times New Roman" w:hAnsi="Times New Roman"/>
+          <w:sz w:val="26"/>
+          <w:szCs w:val="26"/>
+        </w:rPr>
+        <w:t xml:space="preserve">, G1 xét </w:t>
+      </w:r>
+      <w:r>
+        <w:rPr>
+          <w:rFonts w:ascii="Consolas" w:cs="Consolas" w:eastAsia="Consolas" w:hAnsi="Consolas"/>
+          <w:sz w:val="22"/>
+          <w:szCs w:val="22"/>
+        </w:rPr>
+        <w:t xml:space="preserve">plan</w:t>
+      </w:r>
+      <w:r>
+        <w:rPr>
+          <w:rFonts w:ascii="Times New Roman" w:cs="Times New Roman" w:eastAsia="Times New Roman" w:hAnsi="Times New Roman"/>
+          <w:sz w:val="26"/>
+          <w:szCs w:val="26"/>
+        </w:rPr>
+        <w:t xml:space="preserve">, G-FACT xét </w:t>
+      </w:r>
+      <w:r>
+        <w:rPr>
+          <w:rFonts w:ascii="Consolas" w:cs="Consolas" w:eastAsia="Consolas" w:hAnsi="Consolas"/>
+          <w:sz w:val="22"/>
+          <w:szCs w:val="22"/>
+        </w:rPr>
+        <w:t xml:space="preserve">fact</w:t>
+      </w:r>
+      <w:r>
+        <w:rPr>
+          <w:rFonts w:ascii="Times New Roman" w:cs="Times New Roman" w:eastAsia="Times New Roman" w:hAnsi="Times New Roman"/>
+          <w:sz w:val="26"/>
+          <w:szCs w:val="26"/>
+        </w:rPr>
+        <w:t xml:space="preserve">. Câu hỏi phân loại là hiện vật ấy có TỒN TẠI TRƯỚC lời gọi hay không. (a) </w:t>
+      </w:r>
+      <w:r>
+        <w:rPr>
+          <w:rFonts w:ascii="Consolas" w:cs="Consolas" w:eastAsia="Consolas" w:hAnsi="Consolas"/>
+          <w:sz w:val="22"/>
+          <w:szCs w:val="22"/>
+        </w:rPr>
+        <w:t xml:space="preserve">target.flash</w:t>
+      </w:r>
+      <w:r>
+        <w:rPr>
+          <w:rFonts w:ascii="Times New Roman" w:cs="Times New Roman" w:eastAsia="Times New Roman" w:hAnsi="Times New Roman"/>
+          <w:sz w:val="26"/>
+          <w:szCs w:val="26"/>
+        </w:rPr>
+        <w:t xml:space="preserve"> nhận </w:t>
+      </w:r>
+      <w:r>
+        <w:rPr>
+          <w:rFonts w:ascii="Consolas" w:cs="Consolas" w:eastAsia="Consolas" w:hAnsi="Consolas"/>
+          <w:sz w:val="22"/>
+          <w:szCs w:val="22"/>
+        </w:rPr>
+        <w:t xml:space="preserve">artifact</w:t>
+      </w:r>
+      <w:r>
+        <w:rPr>
+          <w:rFonts w:ascii="Times New Roman" w:cs="Times New Roman" w:eastAsia="Times New Roman" w:hAnsi="Times New Roman"/>
+          <w:sz w:val="26"/>
+          <w:szCs w:val="26"/>
+        </w:rPr>
+        <w:t xml:space="preserve"> làm tham số, nên Router đánh giá G-OPS được ngay ở cửa — đúng mô hình mà đoạn trên mô tả, "đặc trưng do năng lực cung cấp khi gọi Router". (b) </w:t>
+      </w:r>
+      <w:r>
+        <w:rPr>
+          <w:rFonts w:ascii="Consolas" w:cs="Consolas" w:eastAsia="Consolas" w:hAnsi="Consolas"/>
+          <w:sz w:val="22"/>
+          <w:szCs w:val="22"/>
+        </w:rPr>
+        <w:t xml:space="preserve">plan.create</w:t>
+      </w:r>
+      <w:r>
+        <w:rPr>
+          <w:rFonts w:ascii="Times New Roman" w:cs="Times New Roman" w:eastAsia="Times New Roman" w:hAnsi="Times New Roman"/>
+          <w:sz w:val="26"/>
+          <w:szCs w:val="26"/>
+        </w:rPr>
+        <w:t xml:space="preserve"> SINH RA bản kế hoạch mà G1 xét (</w:t>
+      </w:r>
+      <w:r>
+        <w:rPr>
+          <w:rFonts w:ascii="Consolas" w:cs="Consolas" w:eastAsia="Consolas" w:hAnsi="Consolas"/>
+          <w:sz w:val="22"/>
+          <w:szCs w:val="22"/>
+        </w:rPr>
+        <w:t xml:space="preserve">plan.steps</w:t>
+      </w:r>
+      <w:r>
+        <w:rPr>
+          <w:rFonts w:ascii="Times New Roman" w:cs="Times New Roman" w:eastAsia="Times New Roman" w:hAnsi="Times New Roman"/>
+          <w:sz w:val="26"/>
+          <w:szCs w:val="26"/>
+        </w:rPr>
+        <w:t xml:space="preserve">, </w:t>
+      </w:r>
+      <w:r>
+        <w:rPr>
+          <w:rFonts w:ascii="Consolas" w:cs="Consolas" w:eastAsia="Consolas" w:hAnsi="Consolas"/>
+          <w:sz w:val="22"/>
+          <w:szCs w:val="22"/>
+        </w:rPr>
+        <w:t xml:space="preserve">plan.all_cited</w:t>
+      </w:r>
+      <w:r>
+        <w:rPr>
+          <w:rFonts w:ascii="Times New Roman" w:cs="Times New Roman" w:eastAsia="Times New Roman" w:hAnsi="Times New Roman"/>
+          <w:sz w:val="26"/>
+          <w:szCs w:val="26"/>
+        </w:rPr>
+        <w:t xml:space="preserve">, </w:t>
+      </w:r>
+      <w:r>
+        <w:rPr>
+          <w:rFonts w:ascii="Consolas" w:cs="Consolas" w:eastAsia="Consolas" w:hAnsi="Consolas"/>
+          <w:sz w:val="22"/>
+          <w:szCs w:val="22"/>
+        </w:rPr>
+        <w:t xml:space="preserve">plan.arch_change</w:t>
+      </w:r>
+      <w:r>
+        <w:rPr>
+          <w:rFonts w:ascii="Times New Roman" w:cs="Times New Roman" w:eastAsia="Times New Roman" w:hAnsi="Times New Roman"/>
+          <w:sz w:val="26"/>
+          <w:szCs w:val="26"/>
+        </w:rPr>
+        <w:t xml:space="preserve">), và </w:t>
+      </w:r>
+      <w:r>
+        <w:rPr>
+          <w:rFonts w:ascii="Consolas" w:cs="Consolas" w:eastAsia="Consolas" w:hAnsi="Consolas"/>
+          <w:sz w:val="22"/>
+          <w:szCs w:val="22"/>
+        </w:rPr>
+        <w:t xml:space="preserve">kg.review_facts</w:t>
+      </w:r>
+      <w:r>
+        <w:rPr>
+          <w:rFonts w:ascii="Times New Roman" w:cs="Times New Roman" w:eastAsia="Times New Roman" w:hAnsi="Times New Roman"/>
+          <w:sz w:val="26"/>
+          <w:szCs w:val="26"/>
+        </w:rPr>
+        <w:t xml:space="preserve"> xét từng fact nó đang duyệt. Hiện vật chưa tồn tại lúc Router quyết định, nên hỏi cổng ở cửa chỉ cho ra một quy tắc bắt hết — luôn ASK. Tệ hơn: </w:t>
+      </w:r>
+      <w:r>
+        <w:rPr>
+          <w:rFonts w:ascii="Consolas" w:cs="Consolas" w:eastAsia="Consolas" w:hAnsi="Consolas"/>
+          <w:sz w:val="22"/>
+          <w:szCs w:val="22"/>
+        </w:rPr>
+        <w:t xml:space="preserve">kg.review_facts</w:t>
+      </w:r>
+      <w:r>
+        <w:rPr>
+          <w:rFonts w:ascii="Times New Roman" w:cs="Times New Roman" w:eastAsia="Times New Roman" w:hAnsi="Times New Roman"/>
+          <w:sz w:val="26"/>
+          <w:szCs w:val="26"/>
+        </w:rPr>
+        <w:t xml:space="preserve"> bị chính cổng nó phục vụ chặn lại nên không fact nào được duyệt bao giờ, và </w:t>
+      </w:r>
+      <w:r>
+        <w:rPr>
+          <w:rFonts w:ascii="Consolas" w:cs="Consolas" w:eastAsia="Consolas" w:hAnsi="Consolas"/>
+          <w:sz w:val="22"/>
+          <w:szCs w:val="22"/>
+        </w:rPr>
+        <w:t xml:space="preserve">plan.create</w:t>
+      </w:r>
+      <w:r>
+        <w:rPr>
+          <w:rFonts w:ascii="Times New Roman" w:cs="Times New Roman" w:eastAsia="Times New Roman" w:hAnsi="Times New Roman"/>
+          <w:sz w:val="26"/>
+          <w:szCs w:val="26"/>
+        </w:rPr>
+        <w:t xml:space="preserve"> không bao giờ chạy nên không bao giờ có kế hoạch để G1 xét. Vì vậy cổng loại (b) được năng lực gọi </w:t>
       </w:r>
       <w:r>
         <w:rPr>
@@ -13820,7 +15904,39 @@
           <w:sz w:val="26"/>
           <w:szCs w:val="26"/>
         </w:rPr>
-        <w:t xml:space="preserve">, đúng như hợp đồng của chúng viết (CDS-12.1 PLAN-03 "policy.decide(G1) với đặc trưng steps/all_cited/…"; CDS-12.2 KG-05 "với mỗi fact chạy policy.decide(G-FACT)"). Cùng vòng luẩn quẩn với `chat.clarify` (DEV-020) và `tool.write` (DEV-026), lần này ở tầng hiện vật. Xem DEVIATIONS DEV-054.</w:t>
+        <w:t xml:space="preserve">, đúng như hợp đồng của chúng viết (CDS-12.1 PLAN-03 "policy.decide(G1) với đặc trưng steps/all_cited/…"; CDS-12.2 KG-05 "với mỗi fact chạy policy.decide(G-FACT)"). Cùng vòng luẩn quẩn với </w:t>
+      </w:r>
+      <w:r>
+        <w:rPr>
+          <w:rFonts w:ascii="Consolas" w:cs="Consolas" w:eastAsia="Consolas" w:hAnsi="Consolas"/>
+          <w:sz w:val="22"/>
+          <w:szCs w:val="22"/>
+        </w:rPr>
+        <w:t xml:space="preserve">chat.clarify</w:t>
+      </w:r>
+      <w:r>
+        <w:rPr>
+          <w:rFonts w:ascii="Times New Roman" w:cs="Times New Roman" w:eastAsia="Times New Roman" w:hAnsi="Times New Roman"/>
+          <w:sz w:val="26"/>
+          <w:szCs w:val="26"/>
+        </w:rPr>
+        <w:t xml:space="preserve"> (DEV-020) và </w:t>
+      </w:r>
+      <w:r>
+        <w:rPr>
+          <w:rFonts w:ascii="Consolas" w:cs="Consolas" w:eastAsia="Consolas" w:hAnsi="Consolas"/>
+          <w:sz w:val="22"/>
+          <w:szCs w:val="22"/>
+        </w:rPr>
+        <w:t xml:space="preserve">tool.write</w:t>
+      </w:r>
+      <w:r>
+        <w:rPr>
+          <w:rFonts w:ascii="Times New Roman" w:cs="Times New Roman" w:eastAsia="Times New Roman" w:hAnsi="Times New Roman"/>
+          <w:sz w:val="26"/>
+          <w:szCs w:val="26"/>
+        </w:rPr>
+        <w:t xml:space="preserve"> (DEV-026), lần này ở tầng hiện vật. Xem DEVIATIONS DEV-054.</w:t>
       </w:r>
     </w:p>
     <w:p>
@@ -13835,7 +15951,71 @@
           <w:sz w:val="26"/>
           <w:szCs w:val="26"/>
         </w:rPr>
-        <w:t xml:space="preserve">Tệp `policy/rules.yaml` kèm theo chứa đúng bảng trên. Trình đánh giá điều kiện là một trình thông dịch biểu thức nhỏ (không `eval`): chỉ cho phép tên đặc trưng, hằng, so sánh, `and/or/not/in`, danh sách; đặc trưng thiếu ⇒ điều kiện sai (an toàn về phía ASK). Người có thể thêm quy tắc riêng trong `.eide/policy.local.yaml` nhưng chỉ được </w:t>
+        <w:t xml:space="preserve">Tệp </w:t>
+      </w:r>
+      <w:r>
+        <w:rPr>
+          <w:rFonts w:ascii="Consolas" w:cs="Consolas" w:eastAsia="Consolas" w:hAnsi="Consolas"/>
+          <w:sz w:val="22"/>
+          <w:szCs w:val="22"/>
+        </w:rPr>
+        <w:t xml:space="preserve">policy/rules.yaml</w:t>
+      </w:r>
+      <w:r>
+        <w:rPr>
+          <w:rFonts w:ascii="Times New Roman" w:cs="Times New Roman" w:eastAsia="Times New Roman" w:hAnsi="Times New Roman"/>
+          <w:sz w:val="26"/>
+          <w:szCs w:val="26"/>
+        </w:rPr>
+        <w:t xml:space="preserve"> kèm theo chứa đúng bảng trên. Trình đánh giá điều kiện là một trình thông dịch biểu thức nhỏ (không </w:t>
+      </w:r>
+      <w:r>
+        <w:rPr>
+          <w:rFonts w:ascii="Consolas" w:cs="Consolas" w:eastAsia="Consolas" w:hAnsi="Consolas"/>
+          <w:sz w:val="22"/>
+          <w:szCs w:val="22"/>
+        </w:rPr>
+        <w:t xml:space="preserve">eval</w:t>
+      </w:r>
+      <w:r>
+        <w:rPr>
+          <w:rFonts w:ascii="Times New Roman" w:cs="Times New Roman" w:eastAsia="Times New Roman" w:hAnsi="Times New Roman"/>
+          <w:sz w:val="26"/>
+          <w:szCs w:val="26"/>
+        </w:rPr>
+        <w:t xml:space="preserve">): chỉ cho phép tên đặc trưng, hằng, so sánh, </w:t>
+      </w:r>
+      <w:r>
+        <w:rPr>
+          <w:rFonts w:ascii="Consolas" w:cs="Consolas" w:eastAsia="Consolas" w:hAnsi="Consolas"/>
+          <w:sz w:val="22"/>
+          <w:szCs w:val="22"/>
+        </w:rPr>
+        <w:t xml:space="preserve">and/or/not/in</w:t>
+      </w:r>
+      <w:r>
+        <w:rPr>
+          <w:rFonts w:ascii="Times New Roman" w:cs="Times New Roman" w:eastAsia="Times New Roman" w:hAnsi="Times New Roman"/>
+          <w:sz w:val="26"/>
+          <w:szCs w:val="26"/>
+        </w:rPr>
+        <w:t xml:space="preserve">, danh sách; đặc trưng thiếu ⇒ điều kiện sai (an toàn về phía ASK). Người có thể thêm quy tắc riêng trong </w:t>
+      </w:r>
+      <w:r>
+        <w:rPr>
+          <w:rFonts w:ascii="Consolas" w:cs="Consolas" w:eastAsia="Consolas" w:hAnsi="Consolas"/>
+          <w:sz w:val="22"/>
+          <w:szCs w:val="22"/>
+        </w:rPr>
+        <w:t xml:space="preserve">.eide/policy.local.yaml</w:t>
+      </w:r>
+      <w:r>
+        <w:rPr>
+          <w:rFonts w:ascii="Times New Roman" w:cs="Times New Roman" w:eastAsia="Times New Roman" w:hAnsi="Times New Roman"/>
+          <w:sz w:val="26"/>
+          <w:szCs w:val="26"/>
+        </w:rPr>
+        <w:t xml:space="preserve"> nhưng chỉ được </w:t>
       </w:r>
       <w:r>
         <w:rPr>
@@ -13885,7 +16065,135 @@
           <w:sz w:val="26"/>
           <w:szCs w:val="26"/>
         </w:rPr>
-        <w:t xml:space="preserve">Bốn danh sách trong autonomy.yaml, tên và hình dạng theo schema §4: `trusted_sources` (tên miền), `trusted_packages` (gói công cụ), `allowed_licenses` (license được nhận), `boards` (bảng board id → {lab, has_actuator, autonomy, reason}). Mỗi thay đổi danh sách là hành động R4 qua cổng `G-WL` (§2): người ký bằng lệnh `eide policy sign` — ghi băm nội dung + user + thời điểm vào decision_log (sự kiện `policy.sign`, API-15 §5) và tệp `.eide/policy.sig`. PolicyGate từ chối nạp danh sách có băm không khớp chữ ký; khi ấy nó </w:t>
+        <w:t xml:space="preserve">Bốn danh sách trong autonomy.yaml, tên và hình dạng theo schema §4: </w:t>
+      </w:r>
+      <w:r>
+        <w:rPr>
+          <w:rFonts w:ascii="Consolas" w:cs="Consolas" w:eastAsia="Consolas" w:hAnsi="Consolas"/>
+          <w:sz w:val="22"/>
+          <w:szCs w:val="22"/>
+        </w:rPr>
+        <w:t xml:space="preserve">trusted_sources</w:t>
+      </w:r>
+      <w:r>
+        <w:rPr>
+          <w:rFonts w:ascii="Times New Roman" w:cs="Times New Roman" w:eastAsia="Times New Roman" w:hAnsi="Times New Roman"/>
+          <w:sz w:val="26"/>
+          <w:szCs w:val="26"/>
+        </w:rPr>
+        <w:t xml:space="preserve"> (tên miền), </w:t>
+      </w:r>
+      <w:r>
+        <w:rPr>
+          <w:rFonts w:ascii="Consolas" w:cs="Consolas" w:eastAsia="Consolas" w:hAnsi="Consolas"/>
+          <w:sz w:val="22"/>
+          <w:szCs w:val="22"/>
+        </w:rPr>
+        <w:t xml:space="preserve">trusted_packages</w:t>
+      </w:r>
+      <w:r>
+        <w:rPr>
+          <w:rFonts w:ascii="Times New Roman" w:cs="Times New Roman" w:eastAsia="Times New Roman" w:hAnsi="Times New Roman"/>
+          <w:sz w:val="26"/>
+          <w:szCs w:val="26"/>
+        </w:rPr>
+        <w:t xml:space="preserve"> (gói công cụ), </w:t>
+      </w:r>
+      <w:r>
+        <w:rPr>
+          <w:rFonts w:ascii="Consolas" w:cs="Consolas" w:eastAsia="Consolas" w:hAnsi="Consolas"/>
+          <w:sz w:val="22"/>
+          <w:szCs w:val="22"/>
+        </w:rPr>
+        <w:t xml:space="preserve">allowed_licenses</w:t>
+      </w:r>
+      <w:r>
+        <w:rPr>
+          <w:rFonts w:ascii="Times New Roman" w:cs="Times New Roman" w:eastAsia="Times New Roman" w:hAnsi="Times New Roman"/>
+          <w:sz w:val="26"/>
+          <w:szCs w:val="26"/>
+        </w:rPr>
+        <w:t xml:space="preserve"> (license được nhận), </w:t>
+      </w:r>
+      <w:r>
+        <w:rPr>
+          <w:rFonts w:ascii="Consolas" w:cs="Consolas" w:eastAsia="Consolas" w:hAnsi="Consolas"/>
+          <w:sz w:val="22"/>
+          <w:szCs w:val="22"/>
+        </w:rPr>
+        <w:t xml:space="preserve">boards</w:t>
+      </w:r>
+      <w:r>
+        <w:rPr>
+          <w:rFonts w:ascii="Times New Roman" w:cs="Times New Roman" w:eastAsia="Times New Roman" w:hAnsi="Times New Roman"/>
+          <w:sz w:val="26"/>
+          <w:szCs w:val="26"/>
+        </w:rPr>
+        <w:t xml:space="preserve"> (bảng board id → {lab, has_actuator, autonomy, reason}). Mỗi thay đổi danh sách là hành động R4 qua cổng </w:t>
+      </w:r>
+      <w:r>
+        <w:rPr>
+          <w:rFonts w:ascii="Consolas" w:cs="Consolas" w:eastAsia="Consolas" w:hAnsi="Consolas"/>
+          <w:sz w:val="22"/>
+          <w:szCs w:val="22"/>
+        </w:rPr>
+        <w:t xml:space="preserve">G-WL</w:t>
+      </w:r>
+      <w:r>
+        <w:rPr>
+          <w:rFonts w:ascii="Times New Roman" w:cs="Times New Roman" w:eastAsia="Times New Roman" w:hAnsi="Times New Roman"/>
+          <w:sz w:val="26"/>
+          <w:szCs w:val="26"/>
+        </w:rPr>
+        <w:t xml:space="preserve"> (§2): người ký bằng lệnh </w:t>
+      </w:r>
+      <w:r>
+        <w:rPr>
+          <w:rFonts w:ascii="Consolas" w:cs="Consolas" w:eastAsia="Consolas" w:hAnsi="Consolas"/>
+          <w:sz w:val="22"/>
+          <w:szCs w:val="22"/>
+        </w:rPr>
+        <w:t xml:space="preserve">eide policy sign</w:t>
+      </w:r>
+      <w:r>
+        <w:rPr>
+          <w:rFonts w:ascii="Times New Roman" w:cs="Times New Roman" w:eastAsia="Times New Roman" w:hAnsi="Times New Roman"/>
+          <w:sz w:val="26"/>
+          <w:szCs w:val="26"/>
+        </w:rPr>
+        <w:t xml:space="preserve"> — ghi băm nội dung + user + thời điểm vào decision_log (sự kiện </w:t>
+      </w:r>
+      <w:r>
+        <w:rPr>
+          <w:rFonts w:ascii="Consolas" w:cs="Consolas" w:eastAsia="Consolas" w:hAnsi="Consolas"/>
+          <w:sz w:val="22"/>
+          <w:szCs w:val="22"/>
+        </w:rPr>
+        <w:t xml:space="preserve">policy.sign</w:t>
+      </w:r>
+      <w:r>
+        <w:rPr>
+          <w:rFonts w:ascii="Times New Roman" w:cs="Times New Roman" w:eastAsia="Times New Roman" w:hAnsi="Times New Roman"/>
+          <w:sz w:val="26"/>
+          <w:szCs w:val="26"/>
+        </w:rPr>
+        <w:t xml:space="preserve">, API-15 §5) và tệp </w:t>
+      </w:r>
+      <w:r>
+        <w:rPr>
+          <w:rFonts w:ascii="Consolas" w:cs="Consolas" w:eastAsia="Consolas" w:hAnsi="Consolas"/>
+          <w:sz w:val="22"/>
+          <w:szCs w:val="22"/>
+        </w:rPr>
+        <w:t xml:space="preserve">.eide/policy.sig</w:t>
+      </w:r>
+      <w:r>
+        <w:rPr>
+          <w:rFonts w:ascii="Times New Roman" w:cs="Times New Roman" w:eastAsia="Times New Roman" w:hAnsi="Times New Roman"/>
+          <w:sz w:val="26"/>
+          <w:szCs w:val="26"/>
+        </w:rPr>
+        <w:t xml:space="preserve">. PolicyGate từ chối nạp danh sách có băm không khớp chữ ký; khi ấy nó </w:t>
       </w:r>
       <w:r>
         <w:rPr>
@@ -13959,7 +16267,39 @@
           <w:sz w:val="26"/>
           <w:szCs w:val="26"/>
         </w:rPr>
-        <w:t xml:space="preserve">, không phải mật mã: nội dung của nó là băm + người + thời điểm, không có khóa và không có bên thứ ba. Nó phát hiện được sửa đổi vô tình hoặc cẩu thả, chứ không chống được người đã ghi được vào `.eide/` — người ấy sửa danh sách rồi sửa luôn `policy.sig`. Điều làm nó không rỗng nghĩa là yêu cầu ghi vào </w:t>
+        <w:t xml:space="preserve">, không phải mật mã: nội dung của nó là băm + người + thời điểm, không có khóa và không có bên thứ ba. Nó phát hiện được sửa đổi vô tình hoặc cẩu thả, chứ không chống được người đã ghi được vào </w:t>
+      </w:r>
+      <w:r>
+        <w:rPr>
+          <w:rFonts w:ascii="Consolas" w:cs="Consolas" w:eastAsia="Consolas" w:hAnsi="Consolas"/>
+          <w:sz w:val="22"/>
+          <w:szCs w:val="22"/>
+        </w:rPr>
+        <w:t xml:space="preserve">.eide/</w:t>
+      </w:r>
+      <w:r>
+        <w:rPr>
+          <w:rFonts w:ascii="Times New Roman" w:cs="Times New Roman" w:eastAsia="Times New Roman" w:hAnsi="Times New Roman"/>
+          <w:sz w:val="26"/>
+          <w:szCs w:val="26"/>
+        </w:rPr>
+        <w:t xml:space="preserve"> — người ấy sửa danh sách rồi sửa luôn </w:t>
+      </w:r>
+      <w:r>
+        <w:rPr>
+          <w:rFonts w:ascii="Consolas" w:cs="Consolas" w:eastAsia="Consolas" w:hAnsi="Consolas"/>
+          <w:sz w:val="22"/>
+          <w:szCs w:val="22"/>
+        </w:rPr>
+        <w:t xml:space="preserve">policy.sig</w:t>
+      </w:r>
+      <w:r>
+        <w:rPr>
+          <w:rFonts w:ascii="Times New Roman" w:cs="Times New Roman" w:eastAsia="Times New Roman" w:hAnsi="Times New Roman"/>
+          <w:sz w:val="26"/>
+          <w:szCs w:val="26"/>
+        </w:rPr>
+        <w:t xml:space="preserve">. Điều làm nó không rỗng nghĩa là yêu cầu ghi vào </w:t>
       </w:r>
       <w:r>
         <w:rPr>
@@ -13977,7 +16317,39 @@
           <w:sz w:val="26"/>
           <w:szCs w:val="26"/>
         </w:rPr>
-        <w:t xml:space="preserve"> nơi: nhật ký là chuỗi băm nối tiếp, nên phép đối chiếu `.sig` với bản ghi `policy.sign` mới nhất bắt được đúng trường hợp sửa hai tệp cạnh nhau. (b) Niêm phủ cấu hình </w:t>
+        <w:t xml:space="preserve"> nơi: nhật ký là chuỗi băm nối tiếp, nên phép đối chiếu </w:t>
+      </w:r>
+      <w:r>
+        <w:rPr>
+          <w:rFonts w:ascii="Consolas" w:cs="Consolas" w:eastAsia="Consolas" w:hAnsi="Consolas"/>
+          <w:sz w:val="22"/>
+          <w:szCs w:val="22"/>
+        </w:rPr>
+        <w:t xml:space="preserve">.sig</w:t>
+      </w:r>
+      <w:r>
+        <w:rPr>
+          <w:rFonts w:ascii="Times New Roman" w:cs="Times New Roman" w:eastAsia="Times New Roman" w:hAnsi="Times New Roman"/>
+          <w:sz w:val="26"/>
+          <w:szCs w:val="26"/>
+        </w:rPr>
+        <w:t xml:space="preserve"> với bản ghi </w:t>
+      </w:r>
+      <w:r>
+        <w:rPr>
+          <w:rFonts w:ascii="Consolas" w:cs="Consolas" w:eastAsia="Consolas" w:hAnsi="Consolas"/>
+          <w:sz w:val="22"/>
+          <w:szCs w:val="22"/>
+        </w:rPr>
+        <w:t xml:space="preserve">policy.sign</w:t>
+      </w:r>
+      <w:r>
+        <w:rPr>
+          <w:rFonts w:ascii="Times New Roman" w:cs="Times New Roman" w:eastAsia="Times New Roman" w:hAnsi="Times New Roman"/>
+          <w:sz w:val="26"/>
+          <w:szCs w:val="26"/>
+        </w:rPr>
+        <w:t xml:space="preserve"> mới nhất bắt được đúng trường hợp sửa hai tệp cạnh nhau. (b) Niêm phủ cấu hình </w:t>
       </w:r>
       <w:r>
         <w:rPr>
@@ -13995,7 +16367,55 @@
           <w:sz w:val="26"/>
           <w:szCs w:val="26"/>
         </w:rPr>
-        <w:t xml:space="preserve"> `defaults.yaml` với `autonomy.yaml` của dự án, không phủ nội dung tệp: một dự án bỏ trống `allowed_licenses` vẫn chạy bằng danh sách của tệp mặc định, nên niêm chỉ phủ tệp dự án sẽ để người ký đặt tên mình lên một phần chính sách trong khi phần còn lại đến từ một tệp không ai niêm. (c) Niêm </w:t>
+        <w:t xml:space="preserve"> </w:t>
+      </w:r>
+      <w:r>
+        <w:rPr>
+          <w:rFonts w:ascii="Consolas" w:cs="Consolas" w:eastAsia="Consolas" w:hAnsi="Consolas"/>
+          <w:sz w:val="22"/>
+          <w:szCs w:val="22"/>
+        </w:rPr>
+        <w:t xml:space="preserve">defaults.yaml</w:t>
+      </w:r>
+      <w:r>
+        <w:rPr>
+          <w:rFonts w:ascii="Times New Roman" w:cs="Times New Roman" w:eastAsia="Times New Roman" w:hAnsi="Times New Roman"/>
+          <w:sz w:val="26"/>
+          <w:szCs w:val="26"/>
+        </w:rPr>
+        <w:t xml:space="preserve"> với </w:t>
+      </w:r>
+      <w:r>
+        <w:rPr>
+          <w:rFonts w:ascii="Consolas" w:cs="Consolas" w:eastAsia="Consolas" w:hAnsi="Consolas"/>
+          <w:sz w:val="22"/>
+          <w:szCs w:val="22"/>
+        </w:rPr>
+        <w:t xml:space="preserve">autonomy.yaml</w:t>
+      </w:r>
+      <w:r>
+        <w:rPr>
+          <w:rFonts w:ascii="Times New Roman" w:cs="Times New Roman" w:eastAsia="Times New Roman" w:hAnsi="Times New Roman"/>
+          <w:sz w:val="26"/>
+          <w:szCs w:val="26"/>
+        </w:rPr>
+        <w:t xml:space="preserve"> của dự án, không phủ nội dung tệp: một dự án bỏ trống </w:t>
+      </w:r>
+      <w:r>
+        <w:rPr>
+          <w:rFonts w:ascii="Consolas" w:cs="Consolas" w:eastAsia="Consolas" w:hAnsi="Consolas"/>
+          <w:sz w:val="22"/>
+          <w:szCs w:val="22"/>
+        </w:rPr>
+        <w:t xml:space="preserve">allowed_licenses</w:t>
+      </w:r>
+      <w:r>
+        <w:rPr>
+          <w:rFonts w:ascii="Times New Roman" w:cs="Times New Roman" w:eastAsia="Times New Roman" w:hAnsi="Times New Roman"/>
+          <w:sz w:val="26"/>
+          <w:szCs w:val="26"/>
+        </w:rPr>
+        <w:t xml:space="preserve"> vẫn chạy bằng danh sách của tệp mặc định, nên niêm chỉ phủ tệp dự án sẽ để người ký đặt tên mình lên một phần chính sách trong khi phần còn lại đến từ một tệp không ai niêm. (c) Niêm </w:t>
       </w:r>
       <w:r>
         <w:rPr>
@@ -14013,7 +16433,55 @@
           <w:sz w:val="26"/>
           <w:szCs w:val="26"/>
         </w:rPr>
-        <w:t xml:space="preserve"> phủ `thresholds` và `autonomy`: hai thứ ấy đổi thường xuyên qua `policy.learn_thresholds` (§7) và có đường kiểm soát riêng — gộp chúng vào sẽ bắt ký lại danh sách trắng mỗi tuần, và một cơ chế bắt ký quá thường xuyên là một cơ chế người ta bấm qua cho xong.</w:t>
+        <w:t xml:space="preserve"> phủ </w:t>
+      </w:r>
+      <w:r>
+        <w:rPr>
+          <w:rFonts w:ascii="Consolas" w:cs="Consolas" w:eastAsia="Consolas" w:hAnsi="Consolas"/>
+          <w:sz w:val="22"/>
+          <w:szCs w:val="22"/>
+        </w:rPr>
+        <w:t xml:space="preserve">thresholds</w:t>
+      </w:r>
+      <w:r>
+        <w:rPr>
+          <w:rFonts w:ascii="Times New Roman" w:cs="Times New Roman" w:eastAsia="Times New Roman" w:hAnsi="Times New Roman"/>
+          <w:sz w:val="26"/>
+          <w:szCs w:val="26"/>
+        </w:rPr>
+        <w:t xml:space="preserve"> và </w:t>
+      </w:r>
+      <w:r>
+        <w:rPr>
+          <w:rFonts w:ascii="Consolas" w:cs="Consolas" w:eastAsia="Consolas" w:hAnsi="Consolas"/>
+          <w:sz w:val="22"/>
+          <w:szCs w:val="22"/>
+        </w:rPr>
+        <w:t xml:space="preserve">autonomy</w:t>
+      </w:r>
+      <w:r>
+        <w:rPr>
+          <w:rFonts w:ascii="Times New Roman" w:cs="Times New Roman" w:eastAsia="Times New Roman" w:hAnsi="Times New Roman"/>
+          <w:sz w:val="26"/>
+          <w:szCs w:val="26"/>
+        </w:rPr>
+        <w:t xml:space="preserve">: hai thứ ấy đổi thường xuyên qua </w:t>
+      </w:r>
+      <w:r>
+        <w:rPr>
+          <w:rFonts w:ascii="Consolas" w:cs="Consolas" w:eastAsia="Consolas" w:hAnsi="Consolas"/>
+          <w:sz w:val="22"/>
+          <w:szCs w:val="22"/>
+        </w:rPr>
+        <w:t xml:space="preserve">policy.learn_thresholds</w:t>
+      </w:r>
+      <w:r>
+        <w:rPr>
+          <w:rFonts w:ascii="Times New Roman" w:cs="Times New Roman" w:eastAsia="Times New Roman" w:hAnsi="Times New Roman"/>
+          <w:sz w:val="26"/>
+          <w:szCs w:val="26"/>
+        </w:rPr>
+        <w:t xml:space="preserve"> (§7) và có đường kiểm soát riêng — gộp chúng vào sẽ bắt ký lại danh sách trắng mỗi tuần, và một cơ chế bắt ký quá thường xuyên là một cơ chế người ta bấm qua cho xong.</w:t>
       </w:r>
     </w:p>
     <w:p>
@@ -14064,7 +16532,39 @@
           <w:sz w:val="26"/>
           <w:szCs w:val="26"/>
         </w:rPr>
-        <w:t xml:space="preserve"> Lời khai của người ở `board.mark_lab` có thể sai — người khai không nhất thiết là người vẽ mạch — nên nó được đối chiếu với netlist. Tệp `policy/actuators.yaml` kèm theo liệt kê các mẫu mã linh kiện làm board </w:t>
+        <w:t xml:space="preserve"> Lời khai của người ở </w:t>
+      </w:r>
+      <w:r>
+        <w:rPr>
+          <w:rFonts w:ascii="Consolas" w:cs="Consolas" w:eastAsia="Consolas" w:hAnsi="Consolas"/>
+          <w:sz w:val="22"/>
+          <w:szCs w:val="22"/>
+        </w:rPr>
+        <w:t xml:space="preserve">board.mark_lab</w:t>
+      </w:r>
+      <w:r>
+        <w:rPr>
+          <w:rFonts w:ascii="Times New Roman" w:cs="Times New Roman" w:eastAsia="Times New Roman" w:hAnsi="Times New Roman"/>
+          <w:sz w:val="26"/>
+          <w:szCs w:val="26"/>
+        </w:rPr>
+        <w:t xml:space="preserve"> có thể sai — người khai không nhất thiết là người vẽ mạch — nên nó được đối chiếu với netlist. Tệp </w:t>
+      </w:r>
+      <w:r>
+        <w:rPr>
+          <w:rFonts w:ascii="Consolas" w:cs="Consolas" w:eastAsia="Consolas" w:hAnsi="Consolas"/>
+          <w:sz w:val="22"/>
+          <w:szCs w:val="22"/>
+        </w:rPr>
+        <w:t xml:space="preserve">policy/actuators.yaml</w:t>
+      </w:r>
+      <w:r>
+        <w:rPr>
+          <w:rFonts w:ascii="Times New Roman" w:cs="Times New Roman" w:eastAsia="Times New Roman" w:hAnsi="Times New Roman"/>
+          <w:sz w:val="26"/>
+          <w:szCs w:val="26"/>
+        </w:rPr>
+        <w:t xml:space="preserve"> kèm theo liệt kê các mẫu mã linh kiện làm board </w:t>
       </w:r>
       <w:r>
         <w:rPr>
@@ -14452,7 +16952,39 @@
           <w:sz w:val="26"/>
           <w:szCs w:val="26"/>
         </w:rPr>
-        <w:t xml:space="preserve">, không phải năng lực: trong danh mục 238 năng lực không có mã nào cho `policy.sign`. Một năng lực thì Router gọi được, tức tác tử gọi được, tức tác tử tự cấp quyền cho chính nó — hỏng đúng thứ danh sách trắng dựng lên để giữ. Vì lẽ đó quy tắc `G-WL-02` trả REJECT chứ không phải ASK khi bên gọi không phải người.</w:t>
+        <w:t xml:space="preserve">, không phải năng lực: trong danh mục 238 năng lực không có mã nào cho </w:t>
+      </w:r>
+      <w:r>
+        <w:rPr>
+          <w:rFonts w:ascii="Consolas" w:cs="Consolas" w:eastAsia="Consolas" w:hAnsi="Consolas"/>
+          <w:sz w:val="22"/>
+          <w:szCs w:val="22"/>
+        </w:rPr>
+        <w:t xml:space="preserve">policy.sign</w:t>
+      </w:r>
+      <w:r>
+        <w:rPr>
+          <w:rFonts w:ascii="Times New Roman" w:cs="Times New Roman" w:eastAsia="Times New Roman" w:hAnsi="Times New Roman"/>
+          <w:sz w:val="26"/>
+          <w:szCs w:val="26"/>
+        </w:rPr>
+        <w:t xml:space="preserve">. Một năng lực thì Router gọi được, tức tác tử gọi được, tức tác tử tự cấp quyền cho chính nó — hỏng đúng thứ danh sách trắng dựng lên để giữ. Vì lẽ đó quy tắc </w:t>
+      </w:r>
+      <w:r>
+        <w:rPr>
+          <w:rFonts w:ascii="Consolas" w:cs="Consolas" w:eastAsia="Consolas" w:hAnsi="Consolas"/>
+          <w:sz w:val="22"/>
+          <w:szCs w:val="22"/>
+        </w:rPr>
+        <w:t xml:space="preserve">G-WL-02</w:t>
+      </w:r>
+      <w:r>
+        <w:rPr>
+          <w:rFonts w:ascii="Times New Roman" w:cs="Times New Roman" w:eastAsia="Times New Roman" w:hAnsi="Times New Roman"/>
+          <w:sz w:val="26"/>
+          <w:szCs w:val="26"/>
+        </w:rPr>
+        <w:t xml:space="preserve"> trả REJECT chứ không phải ASK khi bên gọi không phải người.</w:t>
       </w:r>
     </w:p>
     <w:p>
@@ -15801,7 +18333,55 @@
           <w:sz w:val="26"/>
           <w:szCs w:val="26"/>
         </w:rPr>
-        <w:t xml:space="preserve"> nhật ký: nhật ký dự án (`&lt;dự án&gt;/.eide/store/ledger.jsonl`) và nhật ký người dùng. Sự kiện thuộc về một dự án ghi vào nhật ký dự án; sự kiện liên-dự-án ghi vào nhật ký người dùng. `project.create` thuộc loại thứ hai — lúc nó chạy thì dự án chưa tồn tại, nên chưa có nhật ký nào để ghi vào. Hệ quả cần biết khi hiện thực: `policy.undo_window` gọi bên trong một dự án sẽ </w:t>
+        <w:t xml:space="preserve"> nhật ký: nhật ký dự án (</w:t>
+      </w:r>
+      <w:r>
+        <w:rPr>
+          <w:rFonts w:ascii="Consolas" w:cs="Consolas" w:eastAsia="Consolas" w:hAnsi="Consolas"/>
+          <w:sz w:val="22"/>
+          <w:szCs w:val="22"/>
+        </w:rPr>
+        <w:t xml:space="preserve">&lt;dự án&gt;/.eide/store/ledger.jsonl</w:t>
+      </w:r>
+      <w:r>
+        <w:rPr>
+          <w:rFonts w:ascii="Times New Roman" w:cs="Times New Roman" w:eastAsia="Times New Roman" w:hAnsi="Times New Roman"/>
+          <w:sz w:val="26"/>
+          <w:szCs w:val="26"/>
+        </w:rPr>
+        <w:t xml:space="preserve">) và nhật ký người dùng. Sự kiện thuộc về một dự án ghi vào nhật ký dự án; sự kiện liên-dự-án ghi vào nhật ký người dùng. </w:t>
+      </w:r>
+      <w:r>
+        <w:rPr>
+          <w:rFonts w:ascii="Consolas" w:cs="Consolas" w:eastAsia="Consolas" w:hAnsi="Consolas"/>
+          <w:sz w:val="22"/>
+          <w:szCs w:val="22"/>
+        </w:rPr>
+        <w:t xml:space="preserve">project.create</w:t>
+      </w:r>
+      <w:r>
+        <w:rPr>
+          <w:rFonts w:ascii="Times New Roman" w:cs="Times New Roman" w:eastAsia="Times New Roman" w:hAnsi="Times New Roman"/>
+          <w:sz w:val="26"/>
+          <w:szCs w:val="26"/>
+        </w:rPr>
+        <w:t xml:space="preserve"> thuộc loại thứ hai — lúc nó chạy thì dự án chưa tồn tại, nên chưa có nhật ký nào để ghi vào. Hệ quả cần biết khi hiện thực: </w:t>
+      </w:r>
+      <w:r>
+        <w:rPr>
+          <w:rFonts w:ascii="Consolas" w:cs="Consolas" w:eastAsia="Consolas" w:hAnsi="Consolas"/>
+          <w:sz w:val="22"/>
+          <w:szCs w:val="22"/>
+        </w:rPr>
+        <w:t xml:space="preserve">policy.undo_window</w:t>
+      </w:r>
+      <w:r>
+        <w:rPr>
+          <w:rFonts w:ascii="Times New Roman" w:cs="Times New Roman" w:eastAsia="Times New Roman" w:hAnsi="Times New Roman"/>
+          <w:sz w:val="26"/>
+          <w:szCs w:val="26"/>
+        </w:rPr>
+        <w:t xml:space="preserve"> gọi bên trong một dự án sẽ </w:t>
       </w:r>
       <w:r>
         <w:rPr>
@@ -15875,7 +18455,103 @@
           <w:sz w:val="26"/>
           <w:szCs w:val="26"/>
         </w:rPr>
-        <w:t xml:space="preserve"> Khi một dự án chưa có `.eide/autonomy.yaml`, PolicyGate chạy bằng `policy/defaults.yaml` đi kèm bản cài: các ngưỡng lấy đúng trường `default` của schema §4; `allowed_licenses` = MIT, BSD-2-Clause, BSD-3-Clause, Apache-2.0, CC-BY-4.0, vendor-doc; `boards` để rỗng, vì đánh dấu board lab đòi người xác nhận hai điều chỉ người cầm board mới biết (§3). Bốn danh sách trong tệp ấy được niêm sẵn (`policy/defaults.sig`) và dự án mới kế thừa niêm khi băm trùng — bắt người ký lại một danh sách họ vừa ký là cách chắc chắn khiến lần ký sau không ai đọc. Cấu hình dự án hợp nhất </w:t>
+        <w:t xml:space="preserve"> Khi một dự án chưa có </w:t>
+      </w:r>
+      <w:r>
+        <w:rPr>
+          <w:rFonts w:ascii="Consolas" w:cs="Consolas" w:eastAsia="Consolas" w:hAnsi="Consolas"/>
+          <w:sz w:val="22"/>
+          <w:szCs w:val="22"/>
+        </w:rPr>
+        <w:t xml:space="preserve">.eide/autonomy.yaml</w:t>
+      </w:r>
+      <w:r>
+        <w:rPr>
+          <w:rFonts w:ascii="Times New Roman" w:cs="Times New Roman" w:eastAsia="Times New Roman" w:hAnsi="Times New Roman"/>
+          <w:sz w:val="26"/>
+          <w:szCs w:val="26"/>
+        </w:rPr>
+        <w:t xml:space="preserve">, PolicyGate chạy bằng </w:t>
+      </w:r>
+      <w:r>
+        <w:rPr>
+          <w:rFonts w:ascii="Consolas" w:cs="Consolas" w:eastAsia="Consolas" w:hAnsi="Consolas"/>
+          <w:sz w:val="22"/>
+          <w:szCs w:val="22"/>
+        </w:rPr>
+        <w:t xml:space="preserve">policy/defaults.yaml</w:t>
+      </w:r>
+      <w:r>
+        <w:rPr>
+          <w:rFonts w:ascii="Times New Roman" w:cs="Times New Roman" w:eastAsia="Times New Roman" w:hAnsi="Times New Roman"/>
+          <w:sz w:val="26"/>
+          <w:szCs w:val="26"/>
+        </w:rPr>
+        <w:t xml:space="preserve"> đi kèm bản cài: các ngưỡng lấy đúng trường </w:t>
+      </w:r>
+      <w:r>
+        <w:rPr>
+          <w:rFonts w:ascii="Consolas" w:cs="Consolas" w:eastAsia="Consolas" w:hAnsi="Consolas"/>
+          <w:sz w:val="22"/>
+          <w:szCs w:val="22"/>
+        </w:rPr>
+        <w:t xml:space="preserve">default</w:t>
+      </w:r>
+      <w:r>
+        <w:rPr>
+          <w:rFonts w:ascii="Times New Roman" w:cs="Times New Roman" w:eastAsia="Times New Roman" w:hAnsi="Times New Roman"/>
+          <w:sz w:val="26"/>
+          <w:szCs w:val="26"/>
+        </w:rPr>
+        <w:t xml:space="preserve"> của schema §4; </w:t>
+      </w:r>
+      <w:r>
+        <w:rPr>
+          <w:rFonts w:ascii="Consolas" w:cs="Consolas" w:eastAsia="Consolas" w:hAnsi="Consolas"/>
+          <w:sz w:val="22"/>
+          <w:szCs w:val="22"/>
+        </w:rPr>
+        <w:t xml:space="preserve">allowed_licenses</w:t>
+      </w:r>
+      <w:r>
+        <w:rPr>
+          <w:rFonts w:ascii="Times New Roman" w:cs="Times New Roman" w:eastAsia="Times New Roman" w:hAnsi="Times New Roman"/>
+          <w:sz w:val="26"/>
+          <w:szCs w:val="26"/>
+        </w:rPr>
+        <w:t xml:space="preserve"> = MIT, BSD-2-Clause, BSD-3-Clause, Apache-2.0, CC-BY-4.0, vendor-doc; </w:t>
+      </w:r>
+      <w:r>
+        <w:rPr>
+          <w:rFonts w:ascii="Consolas" w:cs="Consolas" w:eastAsia="Consolas" w:hAnsi="Consolas"/>
+          <w:sz w:val="22"/>
+          <w:szCs w:val="22"/>
+        </w:rPr>
+        <w:t xml:space="preserve">boards</w:t>
+      </w:r>
+      <w:r>
+        <w:rPr>
+          <w:rFonts w:ascii="Times New Roman" w:cs="Times New Roman" w:eastAsia="Times New Roman" w:hAnsi="Times New Roman"/>
+          <w:sz w:val="26"/>
+          <w:szCs w:val="26"/>
+        </w:rPr>
+        <w:t xml:space="preserve"> để rỗng, vì đánh dấu board lab đòi người xác nhận hai điều chỉ người cầm board mới biết (§3). Bốn danh sách trong tệp ấy được niêm sẵn (</w:t>
+      </w:r>
+      <w:r>
+        <w:rPr>
+          <w:rFonts w:ascii="Consolas" w:cs="Consolas" w:eastAsia="Consolas" w:hAnsi="Consolas"/>
+          <w:sz w:val="22"/>
+          <w:szCs w:val="22"/>
+        </w:rPr>
+        <w:t xml:space="preserve">policy/defaults.sig</w:t>
+      </w:r>
+      <w:r>
+        <w:rPr>
+          <w:rFonts w:ascii="Times New Roman" w:cs="Times New Roman" w:eastAsia="Times New Roman" w:hAnsi="Times New Roman"/>
+          <w:sz w:val="26"/>
+          <w:szCs w:val="26"/>
+        </w:rPr>
+        <w:t xml:space="preserve">) và dự án mới kế thừa niêm khi băm trùng — bắt người ký lại một danh sách họ vừa ký là cách chắc chắn khiến lần ký sau không ai đọc. Cấu hình dự án hợp nhất </w:t>
       </w:r>
       <w:r>
         <w:rPr>
@@ -22625,7 +25301,27 @@
                 <w:sz w:val="19"/>
                 <w:szCs w:val="19"/>
               </w:rPr>
-              <w:t xml:space="preserve">Người chạy `eide policy sign`; niêm khớp cấu hình sau hợp nhất</w:t>
+              <w:t xml:space="preserve">Người chạy </w:t>
+            </w:r>
+            <w:r>
+              <w:rPr>
+                <w:rFonts w:ascii="Consolas" w:cs="Consolas" w:eastAsia="Consolas" w:hAnsi="Consolas"/>
+                <w:b w:val="false"/>
+                <w:bCs w:val="false"/>
+                <w:sz w:val="19"/>
+                <w:szCs w:val="19"/>
+              </w:rPr>
+              <w:t xml:space="preserve">eide policy sign</w:t>
+            </w:r>
+            <w:r>
+              <w:rPr>
+                <w:rFonts w:ascii="Times New Roman" w:cs="Times New Roman" w:eastAsia="Times New Roman" w:hAnsi="Times New Roman"/>
+                <w:b w:val="false"/>
+                <w:bCs w:val="false"/>
+                <w:sz w:val="19"/>
+                <w:szCs w:val="19"/>
+              </w:rPr>
+              <w:t xml:space="preserve">; niêm khớp cấu hình sau hợp nhất</w:t>
             </w:r>
           </w:p>
         </w:tc>
@@ -22941,6 +25637,774 @@
                 <w:szCs w:val="19"/>
               </w:rPr>
               <w:t xml:space="preserve">ASK G-WL-99</w:t>
+            </w:r>
+          </w:p>
+        </w:tc>
+      </w:tr>
+      <w:tr>
+        <w:tc>
+          <w:tcPr>
+            <w:tcW w:type="dxa" w:w="700"/>
+            <w:tcBorders>
+              <w:top w:val="single" w:color="7F7F7F" w:sz="4"/>
+              <w:left w:val="single" w:color="7F7F7F" w:sz="4"/>
+              <w:bottom w:val="single" w:color="7F7F7F" w:sz="4"/>
+              <w:right w:val="single" w:color="7F7F7F" w:sz="4"/>
+            </w:tcBorders>
+            <w:tcMar>
+              <w:top w:type="dxa" w:w="50"/>
+              <w:left w:type="dxa" w:w="80"/>
+              <w:bottom w:type="dxa" w:w="50"/>
+              <w:right w:type="dxa" w:w="80"/>
+            </w:tcMar>
+            <w:vAlign w:val="top"/>
+          </w:tcPr>
+          <w:p>
+            <w:pPr>
+              <w:spacing w:after="30" w:line="264"/>
+              <w:jc w:val="left"/>
+            </w:pPr>
+            <w:r>
+              <w:rPr>
+                <w:rFonts w:ascii="Times New Roman" w:cs="Times New Roman" w:eastAsia="Times New Roman" w:hAnsi="Times New Roman"/>
+                <w:b/>
+                <w:bCs/>
+                <w:sz w:val="19"/>
+                <w:szCs w:val="19"/>
+              </w:rPr>
+              <w:t xml:space="preserve">S49</w:t>
+            </w:r>
+          </w:p>
+        </w:tc>
+        <w:tc>
+          <w:tcPr>
+            <w:tcW w:type="dxa" w:w="900"/>
+            <w:tcBorders>
+              <w:top w:val="single" w:color="7F7F7F" w:sz="4"/>
+              <w:left w:val="single" w:color="7F7F7F" w:sz="4"/>
+              <w:bottom w:val="single" w:color="7F7F7F" w:sz="4"/>
+              <w:right w:val="single" w:color="7F7F7F" w:sz="4"/>
+            </w:tcBorders>
+            <w:tcMar>
+              <w:top w:type="dxa" w:w="50"/>
+              <w:left w:type="dxa" w:w="80"/>
+              <w:bottom w:type="dxa" w:w="50"/>
+              <w:right w:type="dxa" w:w="80"/>
+            </w:tcMar>
+            <w:vAlign w:val="top"/>
+          </w:tcPr>
+          <w:p>
+            <w:pPr>
+              <w:spacing w:after="30" w:line="264"/>
+              <w:jc w:val="left"/>
+            </w:pPr>
+            <w:r>
+              <w:rPr>
+                <w:rFonts w:ascii="Times New Roman" w:cs="Times New Roman" w:eastAsia="Times New Roman" w:hAnsi="Times New Roman"/>
+                <w:b w:val="false"/>
+                <w:bCs w:val="false"/>
+                <w:sz w:val="19"/>
+                <w:szCs w:val="19"/>
+              </w:rPr>
+              <w:t xml:space="preserve">*</w:t>
+            </w:r>
+          </w:p>
+        </w:tc>
+        <w:tc>
+          <w:tcPr>
+            <w:tcW w:type="dxa" w:w="5000"/>
+            <w:tcBorders>
+              <w:top w:val="single" w:color="7F7F7F" w:sz="4"/>
+              <w:left w:val="single" w:color="7F7F7F" w:sz="4"/>
+              <w:bottom w:val="single" w:color="7F7F7F" w:sz="4"/>
+              <w:right w:val="single" w:color="7F7F7F" w:sz="4"/>
+            </w:tcBorders>
+            <w:tcMar>
+              <w:top w:type="dxa" w:w="50"/>
+              <w:left w:type="dxa" w:w="80"/>
+              <w:bottom w:type="dxa" w:w="50"/>
+              <w:right w:type="dxa" w:w="80"/>
+            </w:tcMar>
+            <w:vAlign w:val="top"/>
+          </w:tcPr>
+          <w:p>
+            <w:pPr>
+              <w:spacing w:after="30" w:line="264"/>
+              <w:jc w:val="left"/>
+            </w:pPr>
+            <w:r>
+              <w:rPr>
+                <w:rFonts w:ascii="Times New Roman" w:cs="Times New Roman" w:eastAsia="Times New Roman" w:hAnsi="Times New Roman"/>
+                <w:b w:val="false"/>
+                <w:bCs w:val="false"/>
+                <w:sz w:val="19"/>
+                <w:szCs w:val="19"/>
+              </w:rPr>
+              <w:t xml:space="preserve">Tác tử chạy </w:t>
+            </w:r>
+            <w:r>
+              <w:rPr>
+                <w:rFonts w:ascii="Consolas" w:cs="Consolas" w:eastAsia="Consolas" w:hAnsi="Consolas"/>
+                <w:b w:val="false"/>
+                <w:bCs w:val="false"/>
+                <w:sz w:val="19"/>
+                <w:szCs w:val="19"/>
+              </w:rPr>
+              <w:t xml:space="preserve">code.modify</w:t>
+            </w:r>
+            <w:r>
+              <w:rPr>
+                <w:rFonts w:ascii="Times New Roman" w:cs="Times New Roman" w:eastAsia="Times New Roman" w:hAnsi="Times New Roman"/>
+                <w:b w:val="false"/>
+                <w:bCs w:val="false"/>
+                <w:sz w:val="19"/>
+                <w:szCs w:val="19"/>
+              </w:rPr>
+              <w:t xml:space="preserve"> trên tệp người đang có bộ đệm chưa lưu</w:t>
+            </w:r>
+          </w:p>
+        </w:tc>
+        <w:tc>
+          <w:tcPr>
+            <w:tcW w:type="dxa" w:w="2700"/>
+            <w:tcBorders>
+              <w:top w:val="single" w:color="7F7F7F" w:sz="4"/>
+              <w:left w:val="single" w:color="7F7F7F" w:sz="4"/>
+              <w:bottom w:val="single" w:color="7F7F7F" w:sz="4"/>
+              <w:right w:val="single" w:color="7F7F7F" w:sz="4"/>
+            </w:tcBorders>
+            <w:tcMar>
+              <w:top w:type="dxa" w:w="50"/>
+              <w:left w:type="dxa" w:w="80"/>
+              <w:bottom w:type="dxa" w:w="50"/>
+              <w:right w:type="dxa" w:w="80"/>
+            </w:tcMar>
+            <w:vAlign w:val="top"/>
+          </w:tcPr>
+          <w:p>
+            <w:pPr>
+              <w:spacing w:after="30" w:line="264"/>
+              <w:jc w:val="left"/>
+            </w:pPr>
+            <w:r>
+              <w:rPr>
+                <w:rFonts w:ascii="Times New Roman" w:cs="Times New Roman" w:eastAsia="Times New Roman" w:hAnsi="Times New Roman"/>
+                <w:b w:val="false"/>
+                <w:bCs w:val="false"/>
+                <w:sz w:val="19"/>
+                <w:szCs w:val="19"/>
+              </w:rPr>
+              <w:t xml:space="preserve">ASK P-EDIT-01</w:t>
+            </w:r>
+          </w:p>
+        </w:tc>
+      </w:tr>
+      <w:tr>
+        <w:tc>
+          <w:tcPr>
+            <w:tcW w:type="dxa" w:w="700"/>
+            <w:tcBorders>
+              <w:top w:val="single" w:color="7F7F7F" w:sz="4"/>
+              <w:left w:val="single" w:color="7F7F7F" w:sz="4"/>
+              <w:bottom w:val="single" w:color="7F7F7F" w:sz="4"/>
+              <w:right w:val="single" w:color="7F7F7F" w:sz="4"/>
+            </w:tcBorders>
+            <w:shd w:fill="F2F6FB" w:color="auto" w:val="clear"/>
+            <w:tcMar>
+              <w:top w:type="dxa" w:w="50"/>
+              <w:left w:type="dxa" w:w="80"/>
+              <w:bottom w:type="dxa" w:w="50"/>
+              <w:right w:type="dxa" w:w="80"/>
+            </w:tcMar>
+            <w:vAlign w:val="top"/>
+          </w:tcPr>
+          <w:p>
+            <w:pPr>
+              <w:spacing w:after="30" w:line="264"/>
+              <w:jc w:val="left"/>
+            </w:pPr>
+            <w:r>
+              <w:rPr>
+                <w:rFonts w:ascii="Times New Roman" w:cs="Times New Roman" w:eastAsia="Times New Roman" w:hAnsi="Times New Roman"/>
+                <w:b/>
+                <w:bCs/>
+                <w:sz w:val="19"/>
+                <w:szCs w:val="19"/>
+              </w:rPr>
+              <w:t xml:space="preserve">S50</w:t>
+            </w:r>
+          </w:p>
+        </w:tc>
+        <w:tc>
+          <w:tcPr>
+            <w:tcW w:type="dxa" w:w="900"/>
+            <w:tcBorders>
+              <w:top w:val="single" w:color="7F7F7F" w:sz="4"/>
+              <w:left w:val="single" w:color="7F7F7F" w:sz="4"/>
+              <w:bottom w:val="single" w:color="7F7F7F" w:sz="4"/>
+              <w:right w:val="single" w:color="7F7F7F" w:sz="4"/>
+            </w:tcBorders>
+            <w:shd w:fill="F2F6FB" w:color="auto" w:val="clear"/>
+            <w:tcMar>
+              <w:top w:type="dxa" w:w="50"/>
+              <w:left w:type="dxa" w:w="80"/>
+              <w:bottom w:type="dxa" w:w="50"/>
+              <w:right w:type="dxa" w:w="80"/>
+            </w:tcMar>
+            <w:vAlign w:val="top"/>
+          </w:tcPr>
+          <w:p>
+            <w:pPr>
+              <w:spacing w:after="30" w:line="264"/>
+              <w:jc w:val="left"/>
+            </w:pPr>
+            <w:r>
+              <w:rPr>
+                <w:rFonts w:ascii="Times New Roman" w:cs="Times New Roman" w:eastAsia="Times New Roman" w:hAnsi="Times New Roman"/>
+                <w:b w:val="false"/>
+                <w:bCs w:val="false"/>
+                <w:sz w:val="19"/>
+                <w:szCs w:val="19"/>
+              </w:rPr>
+              <w:t xml:space="preserve">*</w:t>
+            </w:r>
+          </w:p>
+        </w:tc>
+        <w:tc>
+          <w:tcPr>
+            <w:tcW w:type="dxa" w:w="5000"/>
+            <w:tcBorders>
+              <w:top w:val="single" w:color="7F7F7F" w:sz="4"/>
+              <w:left w:val="single" w:color="7F7F7F" w:sz="4"/>
+              <w:bottom w:val="single" w:color="7F7F7F" w:sz="4"/>
+              <w:right w:val="single" w:color="7F7F7F" w:sz="4"/>
+            </w:tcBorders>
+            <w:shd w:fill="F2F6FB" w:color="auto" w:val="clear"/>
+            <w:tcMar>
+              <w:top w:type="dxa" w:w="50"/>
+              <w:left w:type="dxa" w:w="80"/>
+              <w:bottom w:type="dxa" w:w="50"/>
+              <w:right w:type="dxa" w:w="80"/>
+            </w:tcMar>
+            <w:vAlign w:val="top"/>
+          </w:tcPr>
+          <w:p>
+            <w:pPr>
+              <w:spacing w:after="30" w:line="264"/>
+              <w:jc w:val="left"/>
+            </w:pPr>
+            <w:r>
+              <w:rPr>
+                <w:rFonts w:ascii="Times New Roman" w:cs="Times New Roman" w:eastAsia="Times New Roman" w:hAnsi="Times New Roman"/>
+                <w:b w:val="false"/>
+                <w:bCs w:val="false"/>
+                <w:sz w:val="19"/>
+                <w:szCs w:val="19"/>
+              </w:rPr>
+              <w:t xml:space="preserve">Người bấm Lưu trong trình soạn thảo ở mức A0 — </w:t>
+            </w:r>
+            <w:r>
+              <w:rPr>
+                <w:rFonts w:ascii="Consolas" w:cs="Consolas" w:eastAsia="Consolas" w:hAnsi="Consolas"/>
+                <w:b w:val="false"/>
+                <w:bCs w:val="false"/>
+                <w:sz w:val="19"/>
+                <w:szCs w:val="19"/>
+              </w:rPr>
+              <w:t xml:space="preserve">code.human_save</w:t>
+            </w:r>
+            <w:r>
+              <w:rPr>
+                <w:rFonts w:ascii="Times New Roman" w:cs="Times New Roman" w:eastAsia="Times New Roman" w:hAnsi="Times New Roman"/>
+                <w:b w:val="false"/>
+                <w:bCs w:val="false"/>
+                <w:sz w:val="19"/>
+                <w:szCs w:val="19"/>
+              </w:rPr>
+              <w:t xml:space="preserve">, actor=human</w:t>
+            </w:r>
+          </w:p>
+        </w:tc>
+        <w:tc>
+          <w:tcPr>
+            <w:tcW w:type="dxa" w:w="2700"/>
+            <w:tcBorders>
+              <w:top w:val="single" w:color="7F7F7F" w:sz="4"/>
+              <w:left w:val="single" w:color="7F7F7F" w:sz="4"/>
+              <w:bottom w:val="single" w:color="7F7F7F" w:sz="4"/>
+              <w:right w:val="single" w:color="7F7F7F" w:sz="4"/>
+            </w:tcBorders>
+            <w:shd w:fill="F2F6FB" w:color="auto" w:val="clear"/>
+            <w:tcMar>
+              <w:top w:type="dxa" w:w="50"/>
+              <w:left w:type="dxa" w:w="80"/>
+              <w:bottom w:type="dxa" w:w="50"/>
+              <w:right w:type="dxa" w:w="80"/>
+            </w:tcMar>
+            <w:vAlign w:val="top"/>
+          </w:tcPr>
+          <w:p>
+            <w:pPr>
+              <w:spacing w:after="30" w:line="264"/>
+              <w:jc w:val="left"/>
+            </w:pPr>
+            <w:r>
+              <w:rPr>
+                <w:rFonts w:ascii="Times New Roman" w:cs="Times New Roman" w:eastAsia="Times New Roman" w:hAnsi="Times New Roman"/>
+                <w:b w:val="false"/>
+                <w:bCs w:val="false"/>
+                <w:sz w:val="19"/>
+                <w:szCs w:val="19"/>
+              </w:rPr>
+              <w:t xml:space="preserve">APPROVE P-EDIT-02</w:t>
+            </w:r>
+          </w:p>
+        </w:tc>
+      </w:tr>
+      <w:tr>
+        <w:tc>
+          <w:tcPr>
+            <w:tcW w:type="dxa" w:w="700"/>
+            <w:tcBorders>
+              <w:top w:val="single" w:color="7F7F7F" w:sz="4"/>
+              <w:left w:val="single" w:color="7F7F7F" w:sz="4"/>
+              <w:bottom w:val="single" w:color="7F7F7F" w:sz="4"/>
+              <w:right w:val="single" w:color="7F7F7F" w:sz="4"/>
+            </w:tcBorders>
+            <w:tcMar>
+              <w:top w:type="dxa" w:w="50"/>
+              <w:left w:type="dxa" w:w="80"/>
+              <w:bottom w:type="dxa" w:w="50"/>
+              <w:right w:type="dxa" w:w="80"/>
+            </w:tcMar>
+            <w:vAlign w:val="top"/>
+          </w:tcPr>
+          <w:p>
+            <w:pPr>
+              <w:spacing w:after="30" w:line="264"/>
+              <w:jc w:val="left"/>
+            </w:pPr>
+            <w:r>
+              <w:rPr>
+                <w:rFonts w:ascii="Times New Roman" w:cs="Times New Roman" w:eastAsia="Times New Roman" w:hAnsi="Times New Roman"/>
+                <w:b/>
+                <w:bCs/>
+                <w:sz w:val="19"/>
+                <w:szCs w:val="19"/>
+              </w:rPr>
+              <w:t xml:space="preserve">S51</w:t>
+            </w:r>
+          </w:p>
+        </w:tc>
+        <w:tc>
+          <w:tcPr>
+            <w:tcW w:type="dxa" w:w="900"/>
+            <w:tcBorders>
+              <w:top w:val="single" w:color="7F7F7F" w:sz="4"/>
+              <w:left w:val="single" w:color="7F7F7F" w:sz="4"/>
+              <w:bottom w:val="single" w:color="7F7F7F" w:sz="4"/>
+              <w:right w:val="single" w:color="7F7F7F" w:sz="4"/>
+            </w:tcBorders>
+            <w:tcMar>
+              <w:top w:type="dxa" w:w="50"/>
+              <w:left w:type="dxa" w:w="80"/>
+              <w:bottom w:type="dxa" w:w="50"/>
+              <w:right w:type="dxa" w:w="80"/>
+            </w:tcMar>
+            <w:vAlign w:val="top"/>
+          </w:tcPr>
+          <w:p>
+            <w:pPr>
+              <w:spacing w:after="30" w:line="264"/>
+              <w:jc w:val="left"/>
+            </w:pPr>
+            <w:r>
+              <w:rPr>
+                <w:rFonts w:ascii="Times New Roman" w:cs="Times New Roman" w:eastAsia="Times New Roman" w:hAnsi="Times New Roman"/>
+                <w:b w:val="false"/>
+                <w:bCs w:val="false"/>
+                <w:sz w:val="19"/>
+                <w:szCs w:val="19"/>
+              </w:rPr>
+              <w:t xml:space="preserve">*</w:t>
+            </w:r>
+          </w:p>
+        </w:tc>
+        <w:tc>
+          <w:tcPr>
+            <w:tcW w:type="dxa" w:w="5000"/>
+            <w:tcBorders>
+              <w:top w:val="single" w:color="7F7F7F" w:sz="4"/>
+              <w:left w:val="single" w:color="7F7F7F" w:sz="4"/>
+              <w:bottom w:val="single" w:color="7F7F7F" w:sz="4"/>
+              <w:right w:val="single" w:color="7F7F7F" w:sz="4"/>
+            </w:tcBorders>
+            <w:tcMar>
+              <w:top w:type="dxa" w:w="50"/>
+              <w:left w:type="dxa" w:w="80"/>
+              <w:bottom w:type="dxa" w:w="50"/>
+              <w:right w:type="dxa" w:w="80"/>
+            </w:tcMar>
+            <w:vAlign w:val="top"/>
+          </w:tcPr>
+          <w:p>
+            <w:pPr>
+              <w:spacing w:after="30" w:line="264"/>
+              <w:jc w:val="left"/>
+            </w:pPr>
+            <w:r>
+              <w:rPr>
+                <w:rFonts w:ascii="Times New Roman" w:cs="Times New Roman" w:eastAsia="Times New Roman" w:hAnsi="Times New Roman"/>
+                <w:b w:val="false"/>
+                <w:bCs w:val="false"/>
+                <w:sz w:val="19"/>
+                <w:szCs w:val="19"/>
+              </w:rPr>
+              <w:t xml:space="preserve">Tác tử tự gọi </w:t>
+            </w:r>
+            <w:r>
+              <w:rPr>
+                <w:rFonts w:ascii="Consolas" w:cs="Consolas" w:eastAsia="Consolas" w:hAnsi="Consolas"/>
+                <w:b w:val="false"/>
+                <w:bCs w:val="false"/>
+                <w:sz w:val="19"/>
+                <w:szCs w:val="19"/>
+              </w:rPr>
+              <w:t xml:space="preserve">code.human_save</w:t>
+            </w:r>
+            <w:r>
+              <w:rPr>
+                <w:rFonts w:ascii="Times New Roman" w:cs="Times New Roman" w:eastAsia="Times New Roman" w:hAnsi="Times New Roman"/>
+                <w:b w:val="false"/>
+                <w:bCs w:val="false"/>
+                <w:sz w:val="19"/>
+                <w:szCs w:val="19"/>
+              </w:rPr>
+              <w:t xml:space="preserve"> để ghi một tệp bất kỳ</w:t>
+            </w:r>
+          </w:p>
+        </w:tc>
+        <w:tc>
+          <w:tcPr>
+            <w:tcW w:type="dxa" w:w="2700"/>
+            <w:tcBorders>
+              <w:top w:val="single" w:color="7F7F7F" w:sz="4"/>
+              <w:left w:val="single" w:color="7F7F7F" w:sz="4"/>
+              <w:bottom w:val="single" w:color="7F7F7F" w:sz="4"/>
+              <w:right w:val="single" w:color="7F7F7F" w:sz="4"/>
+            </w:tcBorders>
+            <w:tcMar>
+              <w:top w:type="dxa" w:w="50"/>
+              <w:left w:type="dxa" w:w="80"/>
+              <w:bottom w:type="dxa" w:w="50"/>
+              <w:right w:type="dxa" w:w="80"/>
+            </w:tcMar>
+            <w:vAlign w:val="top"/>
+          </w:tcPr>
+          <w:p>
+            <w:pPr>
+              <w:spacing w:after="30" w:line="264"/>
+              <w:jc w:val="left"/>
+            </w:pPr>
+            <w:r>
+              <w:rPr>
+                <w:rFonts w:ascii="Times New Roman" w:cs="Times New Roman" w:eastAsia="Times New Roman" w:hAnsi="Times New Roman"/>
+                <w:b w:val="false"/>
+                <w:bCs w:val="false"/>
+                <w:sz w:val="19"/>
+                <w:szCs w:val="19"/>
+              </w:rPr>
+              <w:t xml:space="preserve">REJECT P-EDIT-04</w:t>
+            </w:r>
+          </w:p>
+        </w:tc>
+      </w:tr>
+      <w:tr>
+        <w:tc>
+          <w:tcPr>
+            <w:tcW w:type="dxa" w:w="700"/>
+            <w:tcBorders>
+              <w:top w:val="single" w:color="7F7F7F" w:sz="4"/>
+              <w:left w:val="single" w:color="7F7F7F" w:sz="4"/>
+              <w:bottom w:val="single" w:color="7F7F7F" w:sz="4"/>
+              <w:right w:val="single" w:color="7F7F7F" w:sz="4"/>
+            </w:tcBorders>
+            <w:shd w:fill="F2F6FB" w:color="auto" w:val="clear"/>
+            <w:tcMar>
+              <w:top w:type="dxa" w:w="50"/>
+              <w:left w:type="dxa" w:w="80"/>
+              <w:bottom w:type="dxa" w:w="50"/>
+              <w:right w:type="dxa" w:w="80"/>
+            </w:tcMar>
+            <w:vAlign w:val="top"/>
+          </w:tcPr>
+          <w:p>
+            <w:pPr>
+              <w:spacing w:after="30" w:line="264"/>
+              <w:jc w:val="left"/>
+            </w:pPr>
+            <w:r>
+              <w:rPr>
+                <w:rFonts w:ascii="Times New Roman" w:cs="Times New Roman" w:eastAsia="Times New Roman" w:hAnsi="Times New Roman"/>
+                <w:b/>
+                <w:bCs/>
+                <w:sz w:val="19"/>
+                <w:szCs w:val="19"/>
+              </w:rPr>
+              <w:t xml:space="preserve">S52</w:t>
+            </w:r>
+          </w:p>
+        </w:tc>
+        <w:tc>
+          <w:tcPr>
+            <w:tcW w:type="dxa" w:w="900"/>
+            <w:tcBorders>
+              <w:top w:val="single" w:color="7F7F7F" w:sz="4"/>
+              <w:left w:val="single" w:color="7F7F7F" w:sz="4"/>
+              <w:bottom w:val="single" w:color="7F7F7F" w:sz="4"/>
+              <w:right w:val="single" w:color="7F7F7F" w:sz="4"/>
+            </w:tcBorders>
+            <w:shd w:fill="F2F6FB" w:color="auto" w:val="clear"/>
+            <w:tcMar>
+              <w:top w:type="dxa" w:w="50"/>
+              <w:left w:type="dxa" w:w="80"/>
+              <w:bottom w:type="dxa" w:w="50"/>
+              <w:right w:type="dxa" w:w="80"/>
+            </w:tcMar>
+            <w:vAlign w:val="top"/>
+          </w:tcPr>
+          <w:p>
+            <w:pPr>
+              <w:spacing w:after="30" w:line="264"/>
+              <w:jc w:val="left"/>
+            </w:pPr>
+            <w:r>
+              <w:rPr>
+                <w:rFonts w:ascii="Times New Roman" w:cs="Times New Roman" w:eastAsia="Times New Roman" w:hAnsi="Times New Roman"/>
+                <w:b w:val="false"/>
+                <w:bCs w:val="false"/>
+                <w:sz w:val="19"/>
+                <w:szCs w:val="19"/>
+              </w:rPr>
+              <w:t xml:space="preserve">*</w:t>
+            </w:r>
+          </w:p>
+        </w:tc>
+        <w:tc>
+          <w:tcPr>
+            <w:tcW w:type="dxa" w:w="5000"/>
+            <w:tcBorders>
+              <w:top w:val="single" w:color="7F7F7F" w:sz="4"/>
+              <w:left w:val="single" w:color="7F7F7F" w:sz="4"/>
+              <w:bottom w:val="single" w:color="7F7F7F" w:sz="4"/>
+              <w:right w:val="single" w:color="7F7F7F" w:sz="4"/>
+            </w:tcBorders>
+            <w:shd w:fill="F2F6FB" w:color="auto" w:val="clear"/>
+            <w:tcMar>
+              <w:top w:type="dxa" w:w="50"/>
+              <w:left w:type="dxa" w:w="80"/>
+              <w:bottom w:type="dxa" w:w="50"/>
+              <w:right w:type="dxa" w:w="80"/>
+            </w:tcMar>
+            <w:vAlign w:val="top"/>
+          </w:tcPr>
+          <w:p>
+            <w:pPr>
+              <w:spacing w:after="30" w:line="264"/>
+              <w:jc w:val="left"/>
+            </w:pPr>
+            <w:r>
+              <w:rPr>
+                <w:rFonts w:ascii="Times New Roman" w:cs="Times New Roman" w:eastAsia="Times New Roman" w:hAnsi="Times New Roman"/>
+                <w:b w:val="false"/>
+                <w:bCs w:val="false"/>
+                <w:sz w:val="19"/>
+                <w:szCs w:val="19"/>
+              </w:rPr>
+              <w:t xml:space="preserve">Merge 3 bên: người và tác tử sửa CÙNG vùng dòng của một tệp</w:t>
+            </w:r>
+          </w:p>
+        </w:tc>
+        <w:tc>
+          <w:tcPr>
+            <w:tcW w:type="dxa" w:w="2700"/>
+            <w:tcBorders>
+              <w:top w:val="single" w:color="7F7F7F" w:sz="4"/>
+              <w:left w:val="single" w:color="7F7F7F" w:sz="4"/>
+              <w:bottom w:val="single" w:color="7F7F7F" w:sz="4"/>
+              <w:right w:val="single" w:color="7F7F7F" w:sz="4"/>
+            </w:tcBorders>
+            <w:shd w:fill="F2F6FB" w:color="auto" w:val="clear"/>
+            <w:tcMar>
+              <w:top w:type="dxa" w:w="50"/>
+              <w:left w:type="dxa" w:w="80"/>
+              <w:bottom w:type="dxa" w:w="50"/>
+              <w:right w:type="dxa" w:w="80"/>
+            </w:tcMar>
+            <w:vAlign w:val="top"/>
+          </w:tcPr>
+          <w:p>
+            <w:pPr>
+              <w:spacing w:after="30" w:line="264"/>
+              <w:jc w:val="left"/>
+            </w:pPr>
+            <w:r>
+              <w:rPr>
+                <w:rFonts w:ascii="Times New Roman" w:cs="Times New Roman" w:eastAsia="Times New Roman" w:hAnsi="Times New Roman"/>
+                <w:b w:val="false"/>
+                <w:bCs w:val="false"/>
+                <w:sz w:val="19"/>
+                <w:szCs w:val="19"/>
+              </w:rPr>
+              <w:t xml:space="preserve">ASK P-EDIT-03</w:t>
+            </w:r>
+          </w:p>
+        </w:tc>
+      </w:tr>
+      <w:tr>
+        <w:tc>
+          <w:tcPr>
+            <w:tcW w:type="dxa" w:w="700"/>
+            <w:tcBorders>
+              <w:top w:val="single" w:color="7F7F7F" w:sz="4"/>
+              <w:left w:val="single" w:color="7F7F7F" w:sz="4"/>
+              <w:bottom w:val="single" w:color="7F7F7F" w:sz="4"/>
+              <w:right w:val="single" w:color="7F7F7F" w:sz="4"/>
+            </w:tcBorders>
+            <w:tcMar>
+              <w:top w:type="dxa" w:w="50"/>
+              <w:left w:type="dxa" w:w="80"/>
+              <w:bottom w:type="dxa" w:w="50"/>
+              <w:right w:type="dxa" w:w="80"/>
+            </w:tcMar>
+            <w:vAlign w:val="top"/>
+          </w:tcPr>
+          <w:p>
+            <w:pPr>
+              <w:spacing w:after="30" w:line="264"/>
+              <w:jc w:val="left"/>
+            </w:pPr>
+            <w:r>
+              <w:rPr>
+                <w:rFonts w:ascii="Times New Roman" w:cs="Times New Roman" w:eastAsia="Times New Roman" w:hAnsi="Times New Roman"/>
+                <w:b/>
+                <w:bCs/>
+                <w:sz w:val="19"/>
+                <w:szCs w:val="19"/>
+              </w:rPr>
+              <w:t xml:space="preserve">S53</w:t>
+            </w:r>
+          </w:p>
+        </w:tc>
+        <w:tc>
+          <w:tcPr>
+            <w:tcW w:type="dxa" w:w="900"/>
+            <w:tcBorders>
+              <w:top w:val="single" w:color="7F7F7F" w:sz="4"/>
+              <w:left w:val="single" w:color="7F7F7F" w:sz="4"/>
+              <w:bottom w:val="single" w:color="7F7F7F" w:sz="4"/>
+              <w:right w:val="single" w:color="7F7F7F" w:sz="4"/>
+            </w:tcBorders>
+            <w:tcMar>
+              <w:top w:type="dxa" w:w="50"/>
+              <w:left w:type="dxa" w:w="80"/>
+              <w:bottom w:type="dxa" w:w="50"/>
+              <w:right w:type="dxa" w:w="80"/>
+            </w:tcMar>
+            <w:vAlign w:val="top"/>
+          </w:tcPr>
+          <w:p>
+            <w:pPr>
+              <w:spacing w:after="30" w:line="264"/>
+              <w:jc w:val="left"/>
+            </w:pPr>
+            <w:r>
+              <w:rPr>
+                <w:rFonts w:ascii="Times New Roman" w:cs="Times New Roman" w:eastAsia="Times New Roman" w:hAnsi="Times New Roman"/>
+                <w:b w:val="false"/>
+                <w:bCs w:val="false"/>
+                <w:sz w:val="19"/>
+                <w:szCs w:val="19"/>
+              </w:rPr>
+              <w:t xml:space="preserve">*</w:t>
+            </w:r>
+          </w:p>
+        </w:tc>
+        <w:tc>
+          <w:tcPr>
+            <w:tcW w:type="dxa" w:w="5000"/>
+            <w:tcBorders>
+              <w:top w:val="single" w:color="7F7F7F" w:sz="4"/>
+              <w:left w:val="single" w:color="7F7F7F" w:sz="4"/>
+              <w:bottom w:val="single" w:color="7F7F7F" w:sz="4"/>
+              <w:right w:val="single" w:color="7F7F7F" w:sz="4"/>
+            </w:tcBorders>
+            <w:tcMar>
+              <w:top w:type="dxa" w:w="50"/>
+              <w:left w:type="dxa" w:w="80"/>
+              <w:bottom w:type="dxa" w:w="50"/>
+              <w:right w:type="dxa" w:w="80"/>
+            </w:tcMar>
+            <w:vAlign w:val="top"/>
+          </w:tcPr>
+          <w:p>
+            <w:pPr>
+              <w:spacing w:after="30" w:line="264"/>
+              <w:jc w:val="left"/>
+            </w:pPr>
+            <w:r>
+              <w:rPr>
+                <w:rFonts w:ascii="Times New Roman" w:cs="Times New Roman" w:eastAsia="Times New Roman" w:hAnsi="Times New Roman"/>
+                <w:b w:val="false"/>
+                <w:bCs w:val="false"/>
+                <w:sz w:val="19"/>
+                <w:szCs w:val="19"/>
+              </w:rPr>
+              <w:t xml:space="preserve">Chuỗi chạy nút đầu tiên mà chưa phát </w:t>
+            </w:r>
+            <w:r>
+              <w:rPr>
+                <w:rFonts w:ascii="Consolas" w:cs="Consolas" w:eastAsia="Consolas" w:hAnsi="Consolas"/>
+                <w:b w:val="false"/>
+                <w:bCs w:val="false"/>
+                <w:sz w:val="19"/>
+                <w:szCs w:val="19"/>
+              </w:rPr>
+              <w:t xml:space="preserve">run.started</w:t>
+            </w:r>
+          </w:p>
+        </w:tc>
+        <w:tc>
+          <w:tcPr>
+            <w:tcW w:type="dxa" w:w="2700"/>
+            <w:tcBorders>
+              <w:top w:val="single" w:color="7F7F7F" w:sz="4"/>
+              <w:left w:val="single" w:color="7F7F7F" w:sz="4"/>
+              <w:bottom w:val="single" w:color="7F7F7F" w:sz="4"/>
+              <w:right w:val="single" w:color="7F7F7F" w:sz="4"/>
+            </w:tcBorders>
+            <w:tcMar>
+              <w:top w:type="dxa" w:w="50"/>
+              <w:left w:type="dxa" w:w="80"/>
+              <w:bottom w:type="dxa" w:w="50"/>
+              <w:right w:type="dxa" w:w="80"/>
+            </w:tcMar>
+            <w:vAlign w:val="top"/>
+          </w:tcPr>
+          <w:p>
+            <w:pPr>
+              <w:spacing w:after="30" w:line="264"/>
+              <w:jc w:val="left"/>
+            </w:pPr>
+            <w:r>
+              <w:rPr>
+                <w:rFonts w:ascii="Times New Roman" w:cs="Times New Roman" w:eastAsia="Times New Roman" w:hAnsi="Times New Roman"/>
+                <w:b w:val="false"/>
+                <w:bCs w:val="false"/>
+                <w:sz w:val="19"/>
+                <w:szCs w:val="19"/>
+              </w:rPr>
+              <w:t xml:space="preserve">REJECT P-RUN-01</w:t>
             </w:r>
           </w:p>
         </w:tc>
@@ -22971,7 +26435,39 @@
           <w:sz w:val="26"/>
           <w:szCs w:val="26"/>
         </w:rPr>
-        <w:t xml:space="preserve">Tệp `tests/policy/situations.jsonl` chứa 48 tình huống; TC-51 nạp rules.yaml và autonomy.yaml mặc định, dựng Action/Context tương ứng, so quyết định và mã quy tắc. TC-55 đổi `fact_silver_auto` 0,85 → 0,8 và kiểm S11 chuyển thành APPROVE.</w:t>
+        <w:t xml:space="preserve">Tệp </w:t>
+      </w:r>
+      <w:r>
+        <w:rPr>
+          <w:rFonts w:ascii="Consolas" w:cs="Consolas" w:eastAsia="Consolas" w:hAnsi="Consolas"/>
+          <w:sz w:val="22"/>
+          <w:szCs w:val="22"/>
+        </w:rPr>
+        <w:t xml:space="preserve">tests/policy/situations.jsonl</w:t>
+      </w:r>
+      <w:r>
+        <w:rPr>
+          <w:rFonts w:ascii="Times New Roman" w:cs="Times New Roman" w:eastAsia="Times New Roman" w:hAnsi="Times New Roman"/>
+          <w:sz w:val="26"/>
+          <w:szCs w:val="26"/>
+        </w:rPr>
+        <w:t xml:space="preserve"> chứa 48 tình huống; TC-51 nạp rules.yaml và autonomy.yaml mặc định, dựng Action/Context tương ứng, so quyết định và mã quy tắc. TC-55 đổi </w:t>
+      </w:r>
+      <w:r>
+        <w:rPr>
+          <w:rFonts w:ascii="Consolas" w:cs="Consolas" w:eastAsia="Consolas" w:hAnsi="Consolas"/>
+          <w:sz w:val="22"/>
+          <w:szCs w:val="22"/>
+        </w:rPr>
+        <w:t xml:space="preserve">fact_silver_auto</w:t>
+      </w:r>
+      <w:r>
+        <w:rPr>
+          <w:rFonts w:ascii="Times New Roman" w:cs="Times New Roman" w:eastAsia="Times New Roman" w:hAnsi="Times New Roman"/>
+          <w:sz w:val="26"/>
+          <w:szCs w:val="26"/>
+        </w:rPr>
+        <w:t xml:space="preserve"> 0,85 → 0,8 và kiểm S11 chuyển thành APPROVE.</w:t>
       </w:r>
     </w:p>
     <w:p>
